--- a/docs/content/joins/joins_activity.docx
+++ b/docs/content/joins/joins_activity.docx
@@ -7,7 +7,7 @@
         <w:pStyle w:val="Title"/>
       </w:pPr>
       <w:r>
-        <w:t xml:space="preserve">Worksheet 12 — Joins: Combining Two Bigfoot Tables</w:t>
+        <w:t xml:space="preserve">Worksheet 17 — Joins: Combining Two Bigfoot Tables</w:t>
       </w:r>
     </w:p>
     <w:p>
@@ -31,7 +31,7 @@
         <w:pStyle w:val="Date"/>
       </w:pPr>
       <w:r>
-        <w:t xml:space="preserve">2026-07-05</w:t>
+        <w:t xml:space="preserve">2026-08-27</w:t>
       </w:r>
     </w:p>
     <w:bookmarkStart w:id="16" w:name="joins-two-bigfoot-tables-into-one"/>
@@ -488,23 +488,52 @@
               <w:spacing w:before="16" w:after="16"/>
             </w:pPr>
             <w:r>
-              <w:t xml:space="preserve">Before every join,</w:t>
+              <w:t xml:space="preserve">Before every join, write down the row count you expect from</w:t>
             </w:r>
             <w:r>
               <w:t xml:space="preserve"> </w:t>
             </w:r>
             <w:r>
               <w:rPr>
-                <w:i/>
-                <w:iCs/>
+                <w:rStyle w:val="VerbatimChar"/>
               </w:rPr>
-              <w:t xml:space="preserve">predict the number of rows</w:t>
+              <w:t xml:space="preserve">reports_df</w:t>
             </w:r>
             <w:r>
               <w:t xml:space="preserve"> </w:t>
             </w:r>
             <w:r>
-              <w:t xml:space="preserve">you’ll get. Then type the code and check. A join that returns the wrong row count is the single most common data bug — predicting first is how you catch it.</w:t>
+              <w:t xml:space="preserve">and</w:t>
+            </w:r>
+            <w:r>
+              <w:t xml:space="preserve"> </w:t>
+            </w:r>
+            <w:r>
+              <w:rPr>
+                <w:rStyle w:val="VerbatimChar"/>
+              </w:rPr>
+              <w:t xml:space="preserve">locations_df</w:t>
+            </w:r>
+            <w:r>
+              <w:t xml:space="preserve"> </w:t>
+            </w:r>
+            <w:r>
+              <w:t xml:space="preserve">— then type the join and see if you were right.</w:t>
+            </w:r>
+            <w:r>
+              <w:t xml:space="preserve"> </w:t>
+            </w:r>
+            <w:r>
+              <w:rPr>
+                <w:rStyle w:val="VerbatimChar"/>
+              </w:rPr>
+              <w:t xml:space="preserve">reports_df</w:t>
+            </w:r>
+            <w:r>
+              <w:t xml:space="preserve"> </w:t>
+            </w:r>
+            <w:r>
+              <w:t xml:space="preserve">has thousands of rows and only some were ever geocoded, so a wrong guess almost always means you misjudged how many reports actually have coordinates, not that R did something strange.</w:t>
             </w:r>
           </w:p>
           <w:p/>
@@ -2785,19 +2814,31 @@
         <w:t xml:space="preserve"> </w:t>
       </w:r>
       <w:r>
-        <w:t xml:space="preserve">start from</w:t>
-      </w:r>
-      <w:r>
-        <w:t xml:space="preserve"> </w:t>
-      </w:r>
-      <w:r>
-        <w:t xml:space="preserve">“which rows do I refuse to lose?”</w:t>
-      </w:r>
-      <w:r>
-        <w:t xml:space="preserve"> </w:t>
-      </w:r>
-      <w:r>
-        <w:t xml:space="preserve">— that answer picks the join.</w:t>
+        <w:t xml:space="preserve">figure out which rows you can’t afford to drop first — a report with no coordinates is still a report, so mapping calls for</w:t>
+      </w:r>
+      <w:r>
+        <w:t xml:space="preserve"> </w:t>
+      </w:r>
+      <w:r>
+        <w:rPr>
+          <w:rStyle w:val="VerbatimChar"/>
+        </w:rPr>
+        <w:t xml:space="preserve">left_join</w:t>
+      </w:r>
+      <w:r>
+        <w:t xml:space="preserve">, not</w:t>
+      </w:r>
+      <w:r>
+        <w:t xml:space="preserve"> </w:t>
+      </w:r>
+      <w:r>
+        <w:rPr>
+          <w:rStyle w:val="VerbatimChar"/>
+        </w:rPr>
+        <w:t xml:space="preserve">inner_join</w:t>
+      </w:r>
+      <w:r>
+        <w:t xml:space="preserve">.</w:t>
       </w:r>
     </w:p>
     <w:p>
@@ -4605,33 +4646,46 @@
         <w:t xml:space="preserve"> </w:t>
       </w:r>
       <w:r>
-        <w:t xml:space="preserve">joins are how real datasets get built — one table of</w:t>
-      </w:r>
-      <w:r>
-        <w:t xml:space="preserve"> </w:t>
-      </w:r>
-      <w:r>
-        <w:rPr>
-          <w:i/>
-          <w:iCs/>
-        </w:rPr>
-        <w:t xml:space="preserve">what</w:t>
-      </w:r>
-      <w:r>
-        <w:t xml:space="preserve">, another of</w:t>
-      </w:r>
-      <w:r>
-        <w:t xml:space="preserve"> </w:t>
-      </w:r>
-      <w:r>
-        <w:rPr>
-          <w:i/>
-          <w:iCs/>
-        </w:rPr>
-        <w:t xml:space="preserve">where</w:t>
-      </w:r>
-      <w:r>
-        <w:t xml:space="preserve">, combined on a key. You just made the file you’ll map next week.</w:t>
+        <w:rPr>
+          <w:rStyle w:val="VerbatimChar"/>
+        </w:rPr>
+        <w:t xml:space="preserve">bfro_reports.csv</w:t>
+      </w:r>
+      <w:r>
+        <w:t xml:space="preserve"> </w:t>
+      </w:r>
+      <w:r>
+        <w:t xml:space="preserve">and</w:t>
+      </w:r>
+      <w:r>
+        <w:t xml:space="preserve"> </w:t>
+      </w:r>
+      <w:r>
+        <w:rPr>
+          <w:rStyle w:val="VerbatimChar"/>
+        </w:rPr>
+        <w:t xml:space="preserve">bfro_locations.csv</w:t>
+      </w:r>
+      <w:r>
+        <w:t xml:space="preserve"> </w:t>
+      </w:r>
+      <w:r>
+        <w:t xml:space="preserve">were each incomplete on their own — one had no coordinates, the other had no context.</w:t>
+      </w:r>
+      <w:r>
+        <w:t xml:space="preserve"> </w:t>
+      </w:r>
+      <w:r>
+        <w:rPr>
+          <w:rStyle w:val="VerbatimChar"/>
+        </w:rPr>
+        <w:t xml:space="preserve">bigfoot_joined.csv</w:t>
+      </w:r>
+      <w:r>
+        <w:t xml:space="preserve"> </w:t>
+      </w:r>
+      <w:r>
+        <w:t xml:space="preserve">is what you get once a shared key ties them together, and it’s what you’ll load for the mapping worksheet.</w:t>
       </w:r>
     </w:p>
     <w:p>

--- a/docs/content/joins/joins_activity.docx
+++ b/docs/content/joins/joins_activity.docx
@@ -7,7 +7,7 @@
         <w:pStyle w:val="Title"/>
       </w:pPr>
       <w:r>
-        <w:t xml:space="preserve">Worksheet 17 — Joins: Combining Two Bigfoot Tables</w:t>
+        <w:t xml:space="preserve">Worksheet — Joins: Combining Two Fisher Monitoring Tables</w:t>
       </w:r>
     </w:p>
     <w:p>
@@ -15,7 +15,7 @@
         <w:pStyle w:val="Subtitle"/>
       </w:pPr>
       <w:r>
-        <w:t xml:space="preserve">Keys, mutating joins, and filtering joins to build a map-ready dataset</w:t>
+        <w:t xml:space="preserve">Keys, mutating joins, and filtering joins on a fisher reintroduction dataset</w:t>
       </w:r>
     </w:p>
     <w:p>
@@ -34,349 +34,13 @@
         <w:t xml:space="preserve">2026-08-27</w:t>
       </w:r>
     </w:p>
-    <w:bookmarkStart w:id="16" w:name="joins-two-bigfoot-tables-into-one"/>
+    <w:bookmarkStart w:id="18" w:name="X1c2b58abee6d690e999cc454d2d3a3b9f65fd05"/>
     <w:p>
       <w:pPr>
         <w:pStyle w:val="Heading1"/>
       </w:pPr>
       <w:r>
-        <w:t xml:space="preserve">Joins — Two Bigfoot Tables into One 🦶</w:t>
-      </w:r>
-    </w:p>
-    <w:bookmarkStart w:id="9" w:name="before-you-start-the-data"/>
-    <w:p>
-      <w:pPr>
-        <w:pStyle w:val="Heading3"/>
-      </w:pPr>
-      <w:r>
-        <w:t xml:space="preserve">Before you start — the data</w:t>
-      </w:r>
-    </w:p>
-    <w:p>
-      <w:pPr>
-        <w:pStyle w:val="FirstParagraph"/>
-      </w:pPr>
-      <w:r>
-        <w:t xml:space="preserve">Two files live in your</w:t>
-      </w:r>
-      <w:r>
-        <w:t xml:space="preserve"> </w:t>
-      </w:r>
-      <w:r>
-        <w:rPr>
-          <w:rStyle w:val="VerbatimChar"/>
-        </w:rPr>
-        <w:t xml:space="preserve">data/</w:t>
-      </w:r>
-      <w:r>
-        <w:t xml:space="preserve"> </w:t>
-      </w:r>
-      <w:r>
-        <w:t xml:space="preserve">folder:</w:t>
-      </w:r>
-    </w:p>
-    <w:p>
-      <w:pPr>
-        <w:pStyle w:val="Compact"/>
-        <w:numPr>
-          <w:ilvl w:val="0"/>
-          <w:numId w:val="1001"/>
-        </w:numPr>
-      </w:pPr>
-      <w:r>
-        <w:rPr>
-          <w:rStyle w:val="VerbatimChar"/>
-          <w:b/>
-          <w:bCs/>
-        </w:rPr>
-        <w:t xml:space="preserve">bfro_reports.csv</w:t>
-      </w:r>
-      <w:r>
-        <w:t xml:space="preserve"> </w:t>
-      </w:r>
-      <w:r>
-        <w:t xml:space="preserve">— one row per sighting report (year, season, state, class, the written account), keyed by</w:t>
-      </w:r>
-      <w:r>
-        <w:t xml:space="preserve"> </w:t>
-      </w:r>
-      <w:r>
-        <w:rPr>
-          <w:rStyle w:val="VerbatimChar"/>
-        </w:rPr>
-        <w:t xml:space="preserve">REPORT_NUMBER</w:t>
-      </w:r>
-    </w:p>
-    <w:p>
-      <w:pPr>
-        <w:pStyle w:val="Compact"/>
-        <w:numPr>
-          <w:ilvl w:val="0"/>
-          <w:numId w:val="1001"/>
-        </w:numPr>
-      </w:pPr>
-      <w:r>
-        <w:rPr>
-          <w:rStyle w:val="VerbatimChar"/>
-          <w:b/>
-          <w:bCs/>
-        </w:rPr>
-        <w:t xml:space="preserve">bfro_locations.csv</w:t>
-      </w:r>
-      <w:r>
-        <w:t xml:space="preserve"> </w:t>
-      </w:r>
-      <w:r>
-        <w:t xml:space="preserve">— the coordinates for reports that were geocoded, keyed by</w:t>
-      </w:r>
-      <w:r>
-        <w:t xml:space="preserve"> </w:t>
-      </w:r>
-      <w:r>
-        <w:rPr>
-          <w:rStyle w:val="VerbatimChar"/>
-        </w:rPr>
-        <w:t xml:space="preserve">number</w:t>
-      </w:r>
-    </w:p>
-    <w:bookmarkEnd w:id="9"/>
-    <w:bookmarkStart w:id="15" w:name="todays-objectives-a-2-day-worksheet"/>
-    <w:p>
-      <w:pPr>
-        <w:pStyle w:val="Heading3"/>
-      </w:pPr>
-      <w:r>
-        <w:t xml:space="preserve">Today’s Objectives (a 2-day worksheet)</w:t>
-      </w:r>
-    </w:p>
-    <w:p>
-      <w:pPr>
-        <w:pStyle w:val="Compact"/>
-        <w:numPr>
-          <w:ilvl w:val="0"/>
-          <w:numId w:val="1002"/>
-        </w:numPr>
-      </w:pPr>
-      <w:r>
-        <w:t xml:space="preserve">Find the key that links the two tables</w:t>
-      </w:r>
-    </w:p>
-    <w:p>
-      <w:pPr>
-        <w:pStyle w:val="Compact"/>
-        <w:numPr>
-          <w:ilvl w:val="0"/>
-          <w:numId w:val="1002"/>
-        </w:numPr>
-      </w:pPr>
-      <w:r>
-        <w:t xml:space="preserve">Join them with</w:t>
-      </w:r>
-      <w:r>
-        <w:t xml:space="preserve"> </w:t>
-      </w:r>
-      <w:r>
-        <w:rPr>
-          <w:rStyle w:val="VerbatimChar"/>
-        </w:rPr>
-        <w:t xml:space="preserve">left_join()</w:t>
-      </w:r>
-      <w:r>
-        <w:t xml:space="preserve"> </w:t>
-      </w:r>
-      <w:r>
-        <w:t xml:space="preserve">when the key columns are named differently</w:t>
-      </w:r>
-    </w:p>
-    <w:p>
-      <w:pPr>
-        <w:pStyle w:val="Compact"/>
-        <w:numPr>
-          <w:ilvl w:val="0"/>
-          <w:numId w:val="1002"/>
-        </w:numPr>
-      </w:pPr>
-      <w:r>
-        <w:t xml:space="preserve">Compare</w:t>
-      </w:r>
-      <w:r>
-        <w:t xml:space="preserve"> </w:t>
-      </w:r>
-      <w:r>
-        <w:rPr>
-          <w:rStyle w:val="VerbatimChar"/>
-        </w:rPr>
-        <w:t xml:space="preserve">inner</w:t>
-      </w:r>
-      <w:r>
-        <w:t xml:space="preserve">,</w:t>
-      </w:r>
-      <w:r>
-        <w:t xml:space="preserve"> </w:t>
-      </w:r>
-      <w:r>
-        <w:rPr>
-          <w:rStyle w:val="VerbatimChar"/>
-        </w:rPr>
-        <w:t xml:space="preserve">left</w:t>
-      </w:r>
-      <w:r>
-        <w:t xml:space="preserve">, and</w:t>
-      </w:r>
-      <w:r>
-        <w:t xml:space="preserve"> </w:t>
-      </w:r>
-      <w:r>
-        <w:rPr>
-          <w:rStyle w:val="VerbatimChar"/>
-        </w:rPr>
-        <w:t xml:space="preserve">full</w:t>
-      </w:r>
-      <w:r>
-        <w:t xml:space="preserve"> </w:t>
-      </w:r>
-      <w:r>
-        <w:t xml:space="preserve">joins</w:t>
-      </w:r>
-    </w:p>
-    <w:p>
-      <w:pPr>
-        <w:pStyle w:val="Compact"/>
-        <w:numPr>
-          <w:ilvl w:val="0"/>
-          <w:numId w:val="1002"/>
-        </w:numPr>
-      </w:pPr>
-      <w:r>
-        <w:t xml:space="preserve">Use</w:t>
-      </w:r>
-      <w:r>
-        <w:t xml:space="preserve"> </w:t>
-      </w:r>
-      <w:r>
-        <w:rPr>
-          <w:rStyle w:val="VerbatimChar"/>
-        </w:rPr>
-        <w:t xml:space="preserve">semi_join()</w:t>
-      </w:r>
-      <w:r>
-        <w:t xml:space="preserve"> </w:t>
-      </w:r>
-      <w:r>
-        <w:t xml:space="preserve">/</w:t>
-      </w:r>
-      <w:r>
-        <w:t xml:space="preserve"> </w:t>
-      </w:r>
-      <w:r>
-        <w:rPr>
-          <w:rStyle w:val="VerbatimChar"/>
-        </w:rPr>
-        <w:t xml:space="preserve">anti_join()</w:t>
-      </w:r>
-      <w:r>
-        <w:t xml:space="preserve"> </w:t>
-      </w:r>
-      <w:r>
-        <w:t xml:space="preserve">to filter, and build the map-ready table</w:t>
-      </w:r>
-    </w:p>
-    <w:p>
-      <w:pPr>
-        <w:pStyle w:val="Heading1"/>
-      </w:pPr>
-      <w:bookmarkStart w:id="10" w:name="how-to-use-this-worksheet"/>
-      <w:r>
-        <w:rPr>
-          <w:b/>
-          <w:bCs/>
-        </w:rPr>
-        <w:t xml:space="preserve">How to use this worksheet</w:t>
-      </w:r>
-      <w:bookmarkEnd w:id="10"/>
-    </w:p>
-    <w:p>
-      <w:pPr>
-        <w:pStyle w:val="Compact"/>
-        <w:numPr>
-          <w:ilvl w:val="0"/>
-          <w:numId w:val="1003"/>
-        </w:numPr>
-      </w:pPr>
-      <w:r>
-        <w:t xml:space="preserve">Work through the parts in order. Type the code into a new R script and run it line by line.</w:t>
-      </w:r>
-    </w:p>
-    <w:p>
-      <w:pPr>
-        <w:pStyle w:val="Compact"/>
-        <w:numPr>
-          <w:ilvl w:val="0"/>
-          <w:numId w:val="1003"/>
-        </w:numPr>
-      </w:pPr>
-      <w:r>
-        <w:t xml:space="preserve">Blocks marked</w:t>
-      </w:r>
-      <w:r>
-        <w:t xml:space="preserve"> </w:t>
-      </w:r>
-      <w:r>
-        <w:rPr>
-          <w:b/>
-          <w:bCs/>
-        </w:rPr>
-        <w:t xml:space="preserve">▶ Run this</w:t>
-      </w:r>
-      <w:r>
-        <w:t xml:space="preserve"> </w:t>
-      </w:r>
-      <w:r>
-        <w:t xml:space="preserve">should be executed as written.</w:t>
-      </w:r>
-    </w:p>
-    <w:p>
-      <w:pPr>
-        <w:pStyle w:val="Compact"/>
-        <w:numPr>
-          <w:ilvl w:val="0"/>
-          <w:numId w:val="1003"/>
-        </w:numPr>
-      </w:pPr>
-      <w:r>
-        <w:t xml:space="preserve">Blocks marked</w:t>
-      </w:r>
-      <w:r>
-        <w:t xml:space="preserve"> </w:t>
-      </w:r>
-      <w:r>
-        <w:rPr>
-          <w:b/>
-          <w:bCs/>
-        </w:rPr>
-        <w:t xml:space="preserve">✏️ Your turn</w:t>
-      </w:r>
-      <w:r>
-        <w:t xml:space="preserve"> </w:t>
-      </w:r>
-      <w:r>
-        <w:t xml:space="preserve">ask you to write, modify, or interpret.</w:t>
-      </w:r>
-    </w:p>
-    <w:p>
-      <w:pPr>
-        <w:pStyle w:val="Compact"/>
-        <w:numPr>
-          <w:ilvl w:val="0"/>
-          <w:numId w:val="1003"/>
-        </w:numPr>
-      </w:pPr>
-      <w:r>
-        <w:rPr>
-          <w:b/>
-          <w:bCs/>
-        </w:rPr>
-        <w:t xml:space="preserve">Day 1 = Parts 1–6. Day 2 = Parts 7–12.</w:t>
+        <w:t xml:space="preserve">Joins — Two Fisher Monitoring Tables into One</w:t>
       </w:r>
     </w:p>
     <w:tbl>
@@ -420,18 +84,666 @@
                 <wp:inline>
                   <wp:extent cx="152400" cy="152400"/>
                   <wp:effectExtent b="0" l="0" r="0" t="0"/>
-                  <wp:docPr descr="" title="" id="12" name="Picture"/>
+                  <wp:docPr descr="" title="" id="10" name="Picture"/>
                   <a:graphic>
                     <a:graphicData uri="http://schemas.openxmlformats.org/drawingml/2006/picture">
                       <pic:pic>
                         <pic:nvPicPr>
-                          <pic:cNvPr descr="/Applications/Positron.app/Contents/Resources/app/quarto/share/formats/docx/note.png" id="13" name="Picture"/>
+                          <pic:cNvPr descr="/Applications/Positron.app/Contents/Resources/app/quarto/share/formats/docx/note.png" id="11" name="Picture"/>
                           <pic:cNvPicPr>
                             <a:picLocks noChangeArrowheads="1" noChangeAspect="1"/>
                           </pic:cNvPicPr>
                         </pic:nvPicPr>
                         <pic:blipFill>
-                          <a:blip r:embed="rId11"/>
+                          <a:blip r:embed="rId9"/>
+                          <a:stretch>
+                            <a:fillRect/>
+                          </a:stretch>
+                        </pic:blipFill>
+                        <pic:spPr bwMode="auto">
+                          <a:xfrm>
+                            <a:off x="0" y="0"/>
+                            <a:ext cx="152400" cy="152400"/>
+                          </a:xfrm>
+                          <a:prstGeom prst="rect">
+                            <a:avLst/>
+                          </a:prstGeom>
+                          <a:noFill/>
+                          <a:ln w="9525">
+                            <a:noFill/>
+                            <a:headEnd/>
+                            <a:tailEnd/>
+                          </a:ln>
+                        </pic:spPr>
+                      </pic:pic>
+                    </a:graphicData>
+                  </a:graphic>
+                </wp:inline>
+              </w:drawing>
+            </w:r>
+            <w:r>
+              <w:t xml:space="preserve"> </w:t>
+            </w:r>
+            <w:r>
+              <w:t xml:space="preserve"> </w:t>
+            </w:r>
+            <w:r>
+              <w:t xml:space="preserve">About the data (constructed for teaching)</w:t>
+            </w:r>
+          </w:p>
+        </w:tc>
+      </w:tr>
+      <w:tr>
+        <w:trPr>
+          <w:cantSplit/>
+        </w:trPr>
+        <w:tc>
+          <w:tcPr>
+            <w:tcMar>
+              <w:top w:w="108" w:type="dxa"/>
+              <w:bottom w:w="108" w:type="dxa"/>
+            </w:tcMar>
+          </w:tcPr>
+          <w:p>
+            <w:pPr>
+              <w:pStyle w:val="BodyText"/>
+            </w:pPr>
+            <w:pPr>
+              <w:spacing w:before="16" w:after="16"/>
+            </w:pPr>
+            <w:r>
+              <w:t xml:space="preserve">Fishers (</w:t>
+            </w:r>
+            <w:r>
+              <w:rPr>
+                <w:i/>
+                <w:iCs/>
+              </w:rPr>
+              <w:t xml:space="preserve">Pekania pennanti</w:t>
+            </w:r>
+            <w:r>
+              <w:t xml:space="preserve">) — a large forest weasel — have been reintroduced to</w:t>
+            </w:r>
+            <w:r>
+              <w:t xml:space="preserve"> </w:t>
+            </w:r>
+            <w:r>
+              <w:t xml:space="preserve">several US states from Canadian source populations. Monitoring produces exactly</w:t>
+            </w:r>
+            <w:r>
+              <w:t xml:space="preserve"> </w:t>
+            </w:r>
+            <w:r>
+              <w:t xml:space="preserve">the shape of data joins are for: one table of the</w:t>
+            </w:r>
+            <w:r>
+              <w:t xml:space="preserve"> </w:t>
+            </w:r>
+            <w:r>
+              <w:rPr>
+                <w:b/>
+                <w:bCs/>
+              </w:rPr>
+              <w:t xml:space="preserve">animals released</w:t>
+            </w:r>
+            <w:r>
+              <w:t xml:space="preserve">, and a</w:t>
+            </w:r>
+            <w:r>
+              <w:t xml:space="preserve"> </w:t>
+            </w:r>
+            <w:r>
+              <w:t xml:space="preserve">separate table of every</w:t>
+            </w:r>
+            <w:r>
+              <w:t xml:space="preserve"> </w:t>
+            </w:r>
+            <w:r>
+              <w:rPr>
+                <w:b/>
+                <w:bCs/>
+              </w:rPr>
+              <w:t xml:space="preserve">field capture / collar event</w:t>
+            </w:r>
+            <w:r>
+              <w:t xml:space="preserve">. The two files here are</w:t>
+            </w:r>
+            <w:r>
+              <w:t xml:space="preserve"> </w:t>
+            </w:r>
+            <w:r>
+              <w:rPr>
+                <w:b/>
+                <w:bCs/>
+              </w:rPr>
+              <w:t xml:space="preserve">simulated</w:t>
+            </w:r>
+            <w:r>
+              <w:t xml:space="preserve"> </w:t>
+            </w:r>
+            <w:r>
+              <w:t xml:space="preserve">— patterned on real programs (e.g. the Washington Cascades</w:t>
+            </w:r>
+            <w:r>
+              <w:t xml:space="preserve"> </w:t>
+            </w:r>
+            <w:r>
+              <w:t xml:space="preserve">translocations), but the numbers are invented. Use them to learn joins.</w:t>
+            </w:r>
+          </w:p>
+          <w:p/>
+        </w:tc>
+      </w:tr>
+    </w:tbl>
+    <w:bookmarkStart w:id="12" w:name="before-you-start-the-data"/>
+    <w:p>
+      <w:pPr>
+        <w:pStyle w:val="Heading3"/>
+      </w:pPr>
+      <w:r>
+        <w:t xml:space="preserve">Before you start — the data</w:t>
+      </w:r>
+    </w:p>
+    <w:p>
+      <w:pPr>
+        <w:pStyle w:val="FirstParagraph"/>
+      </w:pPr>
+      <w:r>
+        <w:t xml:space="preserve">Two files live in your</w:t>
+      </w:r>
+      <w:r>
+        <w:t xml:space="preserve"> </w:t>
+      </w:r>
+      <w:r>
+        <w:rPr>
+          <w:rStyle w:val="VerbatimChar"/>
+        </w:rPr>
+        <w:t xml:space="preserve">data/</w:t>
+      </w:r>
+      <w:r>
+        <w:t xml:space="preserve"> </w:t>
+      </w:r>
+      <w:r>
+        <w:t xml:space="preserve">folder:</w:t>
+      </w:r>
+    </w:p>
+    <w:p>
+      <w:pPr>
+        <w:pStyle w:val="Compact"/>
+        <w:numPr>
+          <w:ilvl w:val="0"/>
+          <w:numId w:val="1001"/>
+        </w:numPr>
+      </w:pPr>
+      <w:r>
+        <w:rPr>
+          <w:rStyle w:val="VerbatimChar"/>
+          <w:b/>
+          <w:bCs/>
+        </w:rPr>
+        <w:t xml:space="preserve">fisher_individuals.csv</w:t>
+      </w:r>
+      <w:r>
+        <w:t xml:space="preserve"> </w:t>
+      </w:r>
+      <w:r>
+        <w:t xml:space="preserve">— one row per released fisher:</w:t>
+      </w:r>
+      <w:r>
+        <w:t xml:space="preserve"> </w:t>
+      </w:r>
+      <w:r>
+        <w:rPr>
+          <w:rStyle w:val="VerbatimChar"/>
+        </w:rPr>
+        <w:t xml:space="preserve">sex</w:t>
+      </w:r>
+      <w:r>
+        <w:t xml:space="preserve">,</w:t>
+      </w:r>
+      <w:r>
+        <w:t xml:space="preserve"> </w:t>
+      </w:r>
+      <w:r>
+        <w:rPr>
+          <w:rStyle w:val="VerbatimChar"/>
+        </w:rPr>
+        <w:t xml:space="preserve">age_class</w:t>
+      </w:r>
+      <w:r>
+        <w:t xml:space="preserve">,</w:t>
+      </w:r>
+      <w:r>
+        <w:t xml:space="preserve"> </w:t>
+      </w:r>
+      <w:r>
+        <w:rPr>
+          <w:rStyle w:val="VerbatimChar"/>
+        </w:rPr>
+        <w:t xml:space="preserve">source</w:t>
+      </w:r>
+      <w:r>
+        <w:t xml:space="preserve">,</w:t>
+      </w:r>
+      <w:r>
+        <w:t xml:space="preserve"> </w:t>
+      </w:r>
+      <w:r>
+        <w:rPr>
+          <w:rStyle w:val="VerbatimChar"/>
+        </w:rPr>
+        <w:t xml:space="preserve">site</w:t>
+      </w:r>
+      <w:r>
+        <w:t xml:space="preserve"> </w:t>
+      </w:r>
+      <w:r>
+        <w:t xml:space="preserve">(release site),</w:t>
+      </w:r>
+      <w:r>
+        <w:t xml:space="preserve"> </w:t>
+      </w:r>
+      <w:r>
+        <w:rPr>
+          <w:rStyle w:val="VerbatimChar"/>
+        </w:rPr>
+        <w:t xml:space="preserve">release_date</w:t>
+      </w:r>
+      <w:r>
+        <w:t xml:space="preserve">. Keyed by</w:t>
+      </w:r>
+      <w:r>
+        <w:t xml:space="preserve"> </w:t>
+      </w:r>
+      <w:r>
+        <w:rPr>
+          <w:rStyle w:val="VerbatimChar"/>
+        </w:rPr>
+        <w:t xml:space="preserve">fisher_id</w:t>
+      </w:r>
+      <w:r>
+        <w:t xml:space="preserve">.</w:t>
+      </w:r>
+    </w:p>
+    <w:p>
+      <w:pPr>
+        <w:pStyle w:val="Compact"/>
+        <w:numPr>
+          <w:ilvl w:val="0"/>
+          <w:numId w:val="1001"/>
+        </w:numPr>
+      </w:pPr>
+      <w:r>
+        <w:rPr>
+          <w:rStyle w:val="VerbatimChar"/>
+          <w:b/>
+          <w:bCs/>
+        </w:rPr>
+        <w:t xml:space="preserve">fisher_captures.csv</w:t>
+      </w:r>
+      <w:r>
+        <w:t xml:space="preserve"> </w:t>
+      </w:r>
+      <w:r>
+        <w:t xml:space="preserve">— one row per field capture event:</w:t>
+      </w:r>
+      <w:r>
+        <w:t xml:space="preserve"> </w:t>
+      </w:r>
+      <w:r>
+        <w:rPr>
+          <w:rStyle w:val="VerbatimChar"/>
+        </w:rPr>
+        <w:t xml:space="preserve">capture_date</w:t>
+      </w:r>
+      <w:r>
+        <w:t xml:space="preserve">,</w:t>
+      </w:r>
+      <w:r>
+        <w:t xml:space="preserve"> </w:t>
+      </w:r>
+      <w:r>
+        <w:rPr>
+          <w:rStyle w:val="VerbatimChar"/>
+        </w:rPr>
+        <w:t xml:space="preserve">site</w:t>
+      </w:r>
+      <w:r>
+        <w:t xml:space="preserve"> </w:t>
+      </w:r>
+      <w:r>
+        <w:t xml:space="preserve">(capture site),</w:t>
+      </w:r>
+      <w:r>
+        <w:t xml:space="preserve"> </w:t>
+      </w:r>
+      <w:r>
+        <w:rPr>
+          <w:rStyle w:val="VerbatimChar"/>
+        </w:rPr>
+        <w:t xml:space="preserve">mass_kg</w:t>
+      </w:r>
+      <w:r>
+        <w:t xml:space="preserve">,</w:t>
+      </w:r>
+      <w:r>
+        <w:t xml:space="preserve"> </w:t>
+      </w:r>
+      <w:r>
+        <w:rPr>
+          <w:rStyle w:val="VerbatimChar"/>
+        </w:rPr>
+        <w:t xml:space="preserve">collar_id</w:t>
+      </w:r>
+      <w:r>
+        <w:t xml:space="preserve">. Keyed by</w:t>
+      </w:r>
+      <w:r>
+        <w:t xml:space="preserve"> </w:t>
+      </w:r>
+      <w:r>
+        <w:rPr>
+          <w:rStyle w:val="VerbatimChar"/>
+        </w:rPr>
+        <w:t xml:space="preserve">animal_id</w:t>
+      </w:r>
+      <w:r>
+        <w:t xml:space="preserve">.</w:t>
+      </w:r>
+    </w:p>
+    <w:bookmarkEnd w:id="12"/>
+    <w:bookmarkStart w:id="17" w:name="todays-objectives-a-2-day-worksheet"/>
+    <w:p>
+      <w:pPr>
+        <w:pStyle w:val="Heading3"/>
+      </w:pPr>
+      <w:r>
+        <w:t xml:space="preserve">Today’s Objectives (a 2-day worksheet)</w:t>
+      </w:r>
+    </w:p>
+    <w:p>
+      <w:pPr>
+        <w:pStyle w:val="Compact"/>
+        <w:numPr>
+          <w:ilvl w:val="0"/>
+          <w:numId w:val="1002"/>
+        </w:numPr>
+      </w:pPr>
+      <w:r>
+        <w:t xml:space="preserve">Find the key that links the two tables</w:t>
+      </w:r>
+    </w:p>
+    <w:p>
+      <w:pPr>
+        <w:pStyle w:val="Compact"/>
+        <w:numPr>
+          <w:ilvl w:val="0"/>
+          <w:numId w:val="1002"/>
+        </w:numPr>
+      </w:pPr>
+      <w:r>
+        <w:t xml:space="preserve">Join them with</w:t>
+      </w:r>
+      <w:r>
+        <w:t xml:space="preserve"> </w:t>
+      </w:r>
+      <w:r>
+        <w:rPr>
+          <w:rStyle w:val="VerbatimChar"/>
+        </w:rPr>
+        <w:t xml:space="preserve">left_join()</w:t>
+      </w:r>
+      <w:r>
+        <w:t xml:space="preserve"> </w:t>
+      </w:r>
+      <w:r>
+        <w:t xml:space="preserve">when the key columns are named differently</w:t>
+      </w:r>
+    </w:p>
+    <w:p>
+      <w:pPr>
+        <w:pStyle w:val="Compact"/>
+        <w:numPr>
+          <w:ilvl w:val="0"/>
+          <w:numId w:val="1002"/>
+        </w:numPr>
+      </w:pPr>
+      <w:r>
+        <w:t xml:space="preserve">Compare</w:t>
+      </w:r>
+      <w:r>
+        <w:t xml:space="preserve"> </w:t>
+      </w:r>
+      <w:r>
+        <w:rPr>
+          <w:rStyle w:val="VerbatimChar"/>
+        </w:rPr>
+        <w:t xml:space="preserve">inner</w:t>
+      </w:r>
+      <w:r>
+        <w:t xml:space="preserve">,</w:t>
+      </w:r>
+      <w:r>
+        <w:t xml:space="preserve"> </w:t>
+      </w:r>
+      <w:r>
+        <w:rPr>
+          <w:rStyle w:val="VerbatimChar"/>
+        </w:rPr>
+        <w:t xml:space="preserve">left</w:t>
+      </w:r>
+      <w:r>
+        <w:t xml:space="preserve">, and</w:t>
+      </w:r>
+      <w:r>
+        <w:t xml:space="preserve"> </w:t>
+      </w:r>
+      <w:r>
+        <w:rPr>
+          <w:rStyle w:val="VerbatimChar"/>
+        </w:rPr>
+        <w:t xml:space="preserve">full</w:t>
+      </w:r>
+      <w:r>
+        <w:t xml:space="preserve"> </w:t>
+      </w:r>
+      <w:r>
+        <w:t xml:space="preserve">joins</w:t>
+      </w:r>
+    </w:p>
+    <w:p>
+      <w:pPr>
+        <w:pStyle w:val="Compact"/>
+        <w:numPr>
+          <w:ilvl w:val="0"/>
+          <w:numId w:val="1002"/>
+        </w:numPr>
+      </w:pPr>
+      <w:r>
+        <w:t xml:space="preserve">Use</w:t>
+      </w:r>
+      <w:r>
+        <w:t xml:space="preserve"> </w:t>
+      </w:r>
+      <w:r>
+        <w:rPr>
+          <w:rStyle w:val="VerbatimChar"/>
+        </w:rPr>
+        <w:t xml:space="preserve">semi_join()</w:t>
+      </w:r>
+      <w:r>
+        <w:t xml:space="preserve"> </w:t>
+      </w:r>
+      <w:r>
+        <w:t xml:space="preserve">/</w:t>
+      </w:r>
+      <w:r>
+        <w:t xml:space="preserve"> </w:t>
+      </w:r>
+      <w:r>
+        <w:rPr>
+          <w:rStyle w:val="VerbatimChar"/>
+        </w:rPr>
+        <w:t xml:space="preserve">anti_join()</w:t>
+      </w:r>
+      <w:r>
+        <w:t xml:space="preserve"> </w:t>
+      </w:r>
+      <w:r>
+        <w:t xml:space="preserve">to filter, and build one analysis-ready table</w:t>
+      </w:r>
+    </w:p>
+    <w:p>
+      <w:pPr>
+        <w:pStyle w:val="Heading1"/>
+      </w:pPr>
+      <w:bookmarkStart w:id="13" w:name="how-to-use-this-worksheet"/>
+      <w:r>
+        <w:rPr>
+          <w:b/>
+          <w:bCs/>
+        </w:rPr>
+        <w:t xml:space="preserve">How to use this worksheet</w:t>
+      </w:r>
+      <w:bookmarkEnd w:id="13"/>
+    </w:p>
+    <w:p>
+      <w:pPr>
+        <w:pStyle w:val="Compact"/>
+        <w:numPr>
+          <w:ilvl w:val="0"/>
+          <w:numId w:val="1003"/>
+        </w:numPr>
+      </w:pPr>
+      <w:r>
+        <w:t xml:space="preserve">Work through the parts in order. Type the code into a new R script and run it line by line.</w:t>
+      </w:r>
+    </w:p>
+    <w:p>
+      <w:pPr>
+        <w:pStyle w:val="Compact"/>
+        <w:numPr>
+          <w:ilvl w:val="0"/>
+          <w:numId w:val="1003"/>
+        </w:numPr>
+      </w:pPr>
+      <w:r>
+        <w:t xml:space="preserve">Blocks marked</w:t>
+      </w:r>
+      <w:r>
+        <w:t xml:space="preserve"> </w:t>
+      </w:r>
+      <w:r>
+        <w:rPr>
+          <w:b/>
+          <w:bCs/>
+        </w:rPr>
+        <w:t xml:space="preserve">▶ Run this</w:t>
+      </w:r>
+      <w:r>
+        <w:t xml:space="preserve"> </w:t>
+      </w:r>
+      <w:r>
+        <w:t xml:space="preserve">should be executed as written.</w:t>
+      </w:r>
+    </w:p>
+    <w:p>
+      <w:pPr>
+        <w:pStyle w:val="Compact"/>
+        <w:numPr>
+          <w:ilvl w:val="0"/>
+          <w:numId w:val="1003"/>
+        </w:numPr>
+      </w:pPr>
+      <w:r>
+        <w:t xml:space="preserve">Blocks marked</w:t>
+      </w:r>
+      <w:r>
+        <w:t xml:space="preserve"> </w:t>
+      </w:r>
+      <w:r>
+        <w:rPr>
+          <w:b/>
+          <w:bCs/>
+        </w:rPr>
+        <w:t xml:space="preserve">✏️ Your turn</w:t>
+      </w:r>
+      <w:r>
+        <w:t xml:space="preserve"> </w:t>
+      </w:r>
+      <w:r>
+        <w:t xml:space="preserve">ask you to write, modify, or interpret.</w:t>
+      </w:r>
+    </w:p>
+    <w:p>
+      <w:pPr>
+        <w:pStyle w:val="Compact"/>
+        <w:numPr>
+          <w:ilvl w:val="0"/>
+          <w:numId w:val="1003"/>
+        </w:numPr>
+      </w:pPr>
+      <w:r>
+        <w:rPr>
+          <w:b/>
+          <w:bCs/>
+        </w:rPr>
+        <w:t xml:space="preserve">Day 1 = Parts 1–6. Day 2 = Parts 7–12.</w:t>
+      </w:r>
+    </w:p>
+    <w:tbl>
+      <w:tblPr>
+        <w:tblStyle w:val="Table"/>
+        <w:tblLook w:firstRow="0" w:lastRow="0" w:firstColumn="0" w:lastColumn="0" w:noHBand="0" w:noVBand="0" w:val="0000"/>
+        <w:tblBorders>
+          <w:top w:val="single" w:sz="4" w:space="0" w:color="0758E5"/>
+          <w:left w:val="single" w:sz="24" w:space="0" w:color="0758E5"/>
+          <w:bottom w:val="single" w:sz="4" w:space="0" w:color="0758E5"/>
+          <w:right w:val="single" w:sz="4" w:space="0" w:color="0758E5"/>
+        </w:tblBorders>
+        <w:tblCellMar>
+          <w:left w:w="144" w:type="dxa"/>
+          <w:right w:w="144" w:type="dxa"/>
+        </w:tblCellMar>
+        <w:tblLook w:firstRow="0" w:lastRow="0" w:firstColumn="0" w:lastColumn="0" w:noHBand="0" w:noVBand="0" w:val="0000"/>
+      </w:tblPr>
+      <w:tr>
+        <w:trPr>
+          <w:cantSplit/>
+        </w:trPr>
+        <w:tc>
+          <w:tcPr>
+            <w:shd w:color="auto" w:fill="dae6fb" w:val="clear"/>
+            <w:tcMar>
+              <w:top w:w="92" w:type="dxa"/>
+              <w:bottom w:w="92" w:type="dxa"/>
+            </w:tcMar>
+          </w:tcPr>
+          <w:p>
+            <w:pPr>
+              <w:pStyle w:val="FirstParagraph"/>
+            </w:pPr>
+            <w:pPr>
+              <w:spacing w:before="0" w:after="0"/>
+              <w:textAlignment w:val="center"/>
+            </w:pPr>
+            <w:r>
+              <w:drawing>
+                <wp:inline>
+                  <wp:extent cx="152400" cy="152400"/>
+                  <wp:effectExtent b="0" l="0" r="0" t="0"/>
+                  <wp:docPr descr="" title="" id="14" name="Picture"/>
+                  <a:graphic>
+                    <a:graphicData uri="http://schemas.openxmlformats.org/drawingml/2006/picture">
+                      <pic:pic>
+                        <pic:nvPicPr>
+                          <pic:cNvPr descr="/Applications/Positron.app/Contents/Resources/app/quarto/share/formats/docx/note.png" id="15" name="Picture"/>
+                          <pic:cNvPicPr>
+                            <a:picLocks noChangeArrowheads="1" noChangeAspect="1"/>
+                          </pic:cNvPicPr>
+                        </pic:nvPicPr>
+                        <pic:blipFill>
+                          <a:blip r:embed="rId9"/>
                           <a:stretch>
                             <a:fillRect/>
                           </a:stretch>
@@ -488,7 +800,7 @@
               <w:spacing w:before="16" w:after="16"/>
             </w:pPr>
             <w:r>
-              <w:t xml:space="preserve">Before every join, write down the row count you expect from</w:t>
+              <w:t xml:space="preserve">Before every join, write down the row count you expect.</w:t>
             </w:r>
             <w:r>
               <w:t xml:space="preserve"> </w:t>
@@ -497,13 +809,13 @@
               <w:rPr>
                 <w:rStyle w:val="VerbatimChar"/>
               </w:rPr>
-              <w:t xml:space="preserve">reports_df</w:t>
+              <w:t xml:space="preserve">fisher_captures.csv</w:t>
             </w:r>
             <w:r>
               <w:t xml:space="preserve"> </w:t>
             </w:r>
             <w:r>
-              <w:t xml:space="preserve">and</w:t>
+              <w:t xml:space="preserve">has more rows than</w:t>
             </w:r>
             <w:r>
               <w:t xml:space="preserve"> </w:t>
@@ -512,28 +824,47 @@
               <w:rPr>
                 <w:rStyle w:val="VerbatimChar"/>
               </w:rPr>
-              <w:t xml:space="preserve">locations_df</w:t>
+              <w:t xml:space="preserve">fisher_individuals.csv</w:t>
             </w:r>
             <w:r>
               <w:t xml:space="preserve"> </w:t>
             </w:r>
             <w:r>
-              <w:t xml:space="preserve">— then type the join and see if you were right.</w:t>
+              <w:t xml:space="preserve">(a fisher can be recaptured many</w:t>
+            </w:r>
+            <w:r>
+              <w:t xml:space="preserve"> </w:t>
+            </w:r>
+            <w:r>
+              <w:t xml:space="preserve">times), and a few capture events are of</w:t>
             </w:r>
             <w:r>
               <w:t xml:space="preserve"> </w:t>
             </w:r>
             <w:r>
               <w:rPr>
-                <w:rStyle w:val="VerbatimChar"/>
+                <w:b/>
+                <w:bCs/>
               </w:rPr>
-              <w:t xml:space="preserve">reports_df</w:t>
+              <w:t xml:space="preserve">unmarked</w:t>
             </w:r>
             <w:r>
               <w:t xml:space="preserve"> </w:t>
             </w:r>
             <w:r>
-              <w:t xml:space="preserve">has thousands of rows and only some were ever geocoded, so a wrong guess almost always means you misjudged how many reports actually have coordinates, not that R did something strange.</w:t>
+              <w:t xml:space="preserve">animals with no matching</w:t>
+            </w:r>
+            <w:r>
+              <w:t xml:space="preserve"> </w:t>
+            </w:r>
+            <w:r>
+              <w:t xml:space="preserve">individual — a wrong guess almost always means you misjudged the matching, not</w:t>
+            </w:r>
+            <w:r>
+              <w:t xml:space="preserve"> </w:t>
+            </w:r>
+            <w:r>
+              <w:t xml:space="preserve">that R did something strange.</w:t>
             </w:r>
           </w:p>
           <w:p/>
@@ -551,7 +882,7 @@
       <w:pPr>
         <w:pStyle w:val="Heading2"/>
       </w:pPr>
-      <w:bookmarkStart w:id="14" w:name="Xbc6acf9df2cc23a714105b1af1cf7bb9bfda438"/>
+      <w:bookmarkStart w:id="16" w:name="Xbc6acf9df2cc23a714105b1af1cf7bb9bfda438"/>
       <w:r>
         <w:t xml:space="preserve">🧩 Chunk 1 — Two tables &amp; a key</w:t>
       </w:r>
@@ -565,7 +896,7 @@
         </w:rPr>
         <w:t xml:space="preserve">(Day 1, after lecture Chunk 1)</w:t>
       </w:r>
-      <w:bookmarkEnd w:id="14"/>
+      <w:bookmarkEnd w:id="16"/>
     </w:p>
     <w:p>
       <w:pPr>
@@ -575,9 +906,9 @@
         <w:t xml:space="preserve">Parts 1–3: load both tables and clean the key.</w:t>
       </w:r>
     </w:p>
-    <w:bookmarkEnd w:id="15"/>
-    <w:bookmarkEnd w:id="16"/>
-    <w:bookmarkStart w:id="17" w:name="part-1-load-both-tables"/>
+    <w:bookmarkEnd w:id="17"/>
+    <w:bookmarkEnd w:id="18"/>
+    <w:bookmarkStart w:id="19" w:name="part-1-load-both-tables"/>
     <w:p>
       <w:pPr>
         <w:pStyle w:val="Heading1"/>
@@ -624,7 +955,7 @@
         <w:rPr>
           <w:rStyle w:val="NormalTok"/>
         </w:rPr>
-        <w:t xml:space="preserve">reports_df   </w:t>
+        <w:t xml:space="preserve">individuals_df </w:t>
       </w:r>
       <w:r>
         <w:rPr>
@@ -654,7 +985,7 @@
         <w:rPr>
           <w:rStyle w:val="StringTok"/>
         </w:rPr>
-        <w:t xml:space="preserve">"data/bfro_reports.csv"</w:t>
+        <w:t xml:space="preserve">"data/fisher_individuals.csv"</w:t>
       </w:r>
       <w:r>
         <w:rPr>
@@ -669,7 +1000,7 @@
         <w:rPr>
           <w:rStyle w:val="NormalTok"/>
         </w:rPr>
-        <w:t xml:space="preserve">locations_df </w:t>
+        <w:t xml:space="preserve">captures_df    </w:t>
       </w:r>
       <w:r>
         <w:rPr>
@@ -699,7 +1030,7 @@
         <w:rPr>
           <w:rStyle w:val="StringTok"/>
         </w:rPr>
-        <w:t xml:space="preserve">"data/bfro_locations.csv"</w:t>
+        <w:t xml:space="preserve">"data/fisher_captures.csv"</w:t>
       </w:r>
       <w:r>
         <w:rPr>
@@ -723,7 +1054,7 @@
         <w:rPr>
           <w:rStyle w:val="NormalTok"/>
         </w:rPr>
-        <w:t xml:space="preserve">(reports_df)</w:t>
+        <w:t xml:space="preserve">(individuals_df)</w:t>
       </w:r>
       <w:r>
         <w:br/>
@@ -738,7 +1069,7 @@
         <w:rPr>
           <w:rStyle w:val="NormalTok"/>
         </w:rPr>
-        <w:t xml:space="preserve">(locations_df)</w:t>
+        <w:t xml:space="preserve">(captures_df)</w:t>
       </w:r>
     </w:p>
     <w:p>
@@ -767,16 +1098,16 @@
         <w:rPr>
           <w:rStyle w:val="VerbatimChar"/>
         </w:rPr>
-        <w:t xml:space="preserve">reports_df:   rows =        cols =</w:t>
-      </w:r>
-      <w:r>
-        <w:br/>
-      </w:r>
-      <w:r>
-        <w:rPr>
-          <w:rStyle w:val="VerbatimChar"/>
-        </w:rPr>
-        <w:t xml:space="preserve">locations_df: rows =        cols =</w:t>
+        <w:t xml:space="preserve">individuals_df: rows =        cols =</w:t>
+      </w:r>
+      <w:r>
+        <w:br/>
+      </w:r>
+      <w:r>
+        <w:rPr>
+          <w:rStyle w:val="VerbatimChar"/>
+        </w:rPr>
+        <w:t xml:space="preserve">captures_df:    rows =        cols =</w:t>
       </w:r>
       <w:r>
         <w:br/>
@@ -795,8 +1126,8 @@
         </w:pict>
       </w:r>
     </w:p>
-    <w:bookmarkEnd w:id="17"/>
-    <w:bookmarkStart w:id="18" w:name="part-2-find-the-key"/>
+    <w:bookmarkEnd w:id="19"/>
+    <w:bookmarkStart w:id="20" w:name="part-2-find-the-key"/>
     <w:p>
       <w:pPr>
         <w:pStyle w:val="Heading1"/>
@@ -825,7 +1156,7 @@
         <w:rPr>
           <w:rStyle w:val="NormalTok"/>
         </w:rPr>
-        <w:t xml:space="preserve">reports_df   </w:t>
+        <w:t xml:space="preserve">individuals_df </w:t>
       </w:r>
       <w:r>
         <w:rPr>
@@ -849,7 +1180,7 @@
         <w:rPr>
           <w:rStyle w:val="NormalTok"/>
         </w:rPr>
-        <w:t xml:space="preserve">(REPORT_NUMBER, YEAR, STATE, REPORT_CLASS) </w:t>
+        <w:t xml:space="preserve">(fisher_id, sex, site, release_date) </w:t>
       </w:r>
       <w:r>
         <w:rPr>
@@ -894,7 +1225,7 @@
         <w:rPr>
           <w:rStyle w:val="NormalTok"/>
         </w:rPr>
-        <w:t xml:space="preserve">locations_df </w:t>
+        <w:t xml:space="preserve">captures_df    </w:t>
       </w:r>
       <w:r>
         <w:rPr>
@@ -918,7 +1249,7 @@
         <w:rPr>
           <w:rStyle w:val="NormalTok"/>
         </w:rPr>
-        <w:t xml:space="preserve">(number, latitude, longitude) </w:t>
+        <w:t xml:space="preserve">(animal_id, capture_date, site, mass_kg) </w:t>
       </w:r>
       <w:r>
         <w:rPr>
@@ -989,16 +1320,16 @@
         <w:rPr>
           <w:rStyle w:val="VerbatimChar"/>
         </w:rPr>
-        <w:t xml:space="preserve">Key in reports_df:</w:t>
-      </w:r>
-      <w:r>
-        <w:br/>
-      </w:r>
-      <w:r>
-        <w:rPr>
-          <w:rStyle w:val="VerbatimChar"/>
-        </w:rPr>
-        <w:t xml:space="preserve">Key in locations_df:</w:t>
+        <w:t xml:space="preserve">Key in individuals_df:</w:t>
+      </w:r>
+      <w:r>
+        <w:br/>
+      </w:r>
+      <w:r>
+        <w:rPr>
+          <w:rStyle w:val="VerbatimChar"/>
+        </w:rPr>
+        <w:t xml:space="preserve">Key in captures_df:</w:t>
       </w:r>
       <w:r>
         <w:br/>
@@ -1008,6 +1339,15 @@
           <w:rStyle w:val="VerbatimChar"/>
         </w:rPr>
         <w:t xml:space="preserve">Are the names the same?  Y / N</w:t>
+      </w:r>
+      <w:r>
+        <w:br/>
+      </w:r>
+      <w:r>
+        <w:rPr>
+          <w:rStyle w:val="VerbatimChar"/>
+        </w:rPr>
+        <w:t xml:space="preserve">Both tables ALSO have a `site` column — do those mean the same thing? (look again)</w:t>
       </w:r>
     </w:p>
     <w:p>
@@ -1017,8 +1357,8 @@
         </w:pict>
       </w:r>
     </w:p>
-    <w:bookmarkEnd w:id="18"/>
-    <w:bookmarkStart w:id="20" w:name="part-3-clean-the-key"/>
+    <w:bookmarkEnd w:id="20"/>
+    <w:bookmarkStart w:id="22" w:name="part-3-clean-the-key"/>
     <w:p>
       <w:pPr>
         <w:pStyle w:val="Heading1"/>
@@ -1047,16 +1387,76 @@
         <w:rPr>
           <w:rStyle w:val="CommentTok"/>
         </w:rPr>
-        <w:t xml:space="preserve"># One row per report + match the key type ----------------</w:t>
-      </w:r>
-      <w:r>
-        <w:br/>
-      </w:r>
-      <w:r>
-        <w:rPr>
-          <w:rStyle w:val="NormalTok"/>
-        </w:rPr>
-        <w:t xml:space="preserve">reports_df </w:t>
+        <w:t xml:space="preserve"># The capture key is lowercase ("f07"); the individual key is "F07" ----</w:t>
+      </w:r>
+      <w:r>
+        <w:br/>
+      </w:r>
+      <w:r>
+        <w:rPr>
+          <w:rStyle w:val="NormalTok"/>
+        </w:rPr>
+        <w:t xml:space="preserve">captures_df </w:t>
+      </w:r>
+      <w:r>
+        <w:rPr>
+          <w:rStyle w:val="SpecialCharTok"/>
+        </w:rPr>
+        <w:t xml:space="preserve">%&gt;%</w:t>
+      </w:r>
+      <w:r>
+        <w:rPr>
+          <w:rStyle w:val="NormalTok"/>
+        </w:rPr>
+        <w:t xml:space="preserve"> </w:t>
+      </w:r>
+      <w:r>
+        <w:rPr>
+          <w:rStyle w:val="FunctionTok"/>
+        </w:rPr>
+        <w:t xml:space="preserve">count</w:t>
+      </w:r>
+      <w:r>
+        <w:rPr>
+          <w:rStyle w:val="NormalTok"/>
+        </w:rPr>
+        <w:t xml:space="preserve">(animal_id) </w:t>
+      </w:r>
+      <w:r>
+        <w:rPr>
+          <w:rStyle w:val="SpecialCharTok"/>
+        </w:rPr>
+        <w:t xml:space="preserve">%&gt;%</w:t>
+      </w:r>
+      <w:r>
+        <w:rPr>
+          <w:rStyle w:val="NormalTok"/>
+        </w:rPr>
+        <w:t xml:space="preserve"> </w:t>
+      </w:r>
+      <w:r>
+        <w:rPr>
+          <w:rStyle w:val="FunctionTok"/>
+        </w:rPr>
+        <w:t xml:space="preserve">head</w:t>
+      </w:r>
+      <w:r>
+        <w:rPr>
+          <w:rStyle w:val="NormalTok"/>
+        </w:rPr>
+        <w:t xml:space="preserve">()</w:t>
+      </w:r>
+      <w:r>
+        <w:br/>
+      </w:r>
+      <w:r>
+        <w:br/>
+      </w:r>
+      <w:r>
+        <w:rPr>
+          <w:rStyle w:val="NormalTok"/>
+        </w:rPr>
+        <w:t xml:space="preserve">captures_df </w:t>
       </w:r>
       <w:r>
         <w:rPr>
@@ -1068,7 +1468,7 @@
         <w:rPr>
           <w:rStyle w:val="NormalTok"/>
         </w:rPr>
-        <w:t xml:space="preserve"> reports_df </w:t>
+        <w:t xml:space="preserve"> captures_df </w:t>
       </w:r>
       <w:r>
         <w:rPr>
@@ -1089,106 +1489,82 @@
         <w:rPr>
           <w:rStyle w:val="FunctionTok"/>
         </w:rPr>
-        <w:t xml:space="preserve">distinct</w:t>
-      </w:r>
-      <w:r>
-        <w:rPr>
-          <w:rStyle w:val="NormalTok"/>
-        </w:rPr>
-        <w:t xml:space="preserve">(REPORT_NUMBER, </w:t>
+        <w:t xml:space="preserve">mutate</w:t>
+      </w:r>
+      <w:r>
+        <w:rPr>
+          <w:rStyle w:val="NormalTok"/>
+        </w:rPr>
+        <w:t xml:space="preserve">(</w:t>
       </w:r>
       <w:r>
         <w:rPr>
           <w:rStyle w:val="AttributeTok"/>
         </w:rPr>
-        <w:t xml:space="preserve">.keep_all =</w:t>
-      </w:r>
-      <w:r>
-        <w:rPr>
-          <w:rStyle w:val="NormalTok"/>
-        </w:rPr>
-        <w:t xml:space="preserve"> </w:t>
-      </w:r>
-      <w:r>
-        <w:rPr>
-          <w:rStyle w:val="ConstantTok"/>
-        </w:rPr>
-        <w:t xml:space="preserve">TRUE</w:t>
-      </w:r>
-      <w:r>
-        <w:rPr>
-          <w:rStyle w:val="NormalTok"/>
-        </w:rPr>
-        <w:t xml:space="preserve">) </w:t>
+        <w:t xml:space="preserve">animal_id =</w:t>
+      </w:r>
+      <w:r>
+        <w:rPr>
+          <w:rStyle w:val="NormalTok"/>
+        </w:rPr>
+        <w:t xml:space="preserve"> </w:t>
+      </w:r>
+      <w:r>
+        <w:rPr>
+          <w:rStyle w:val="FunctionTok"/>
+        </w:rPr>
+        <w:t xml:space="preserve">str_to_upper</w:t>
+      </w:r>
+      <w:r>
+        <w:rPr>
+          <w:rStyle w:val="NormalTok"/>
+        </w:rPr>
+        <w:t xml:space="preserve">(animal_id))</w:t>
+      </w:r>
+      <w:r>
+        <w:br/>
+      </w:r>
+      <w:r>
+        <w:br/>
+      </w:r>
+      <w:r>
+        <w:rPr>
+          <w:rStyle w:val="FunctionTok"/>
+        </w:rPr>
+        <w:t xml:space="preserve">n_distinct</w:t>
+      </w:r>
+      <w:r>
+        <w:rPr>
+          <w:rStyle w:val="NormalTok"/>
+        </w:rPr>
+        <w:t xml:space="preserve">(individuals_df</w:t>
       </w:r>
       <w:r>
         <w:rPr>
           <w:rStyle w:val="SpecialCharTok"/>
         </w:rPr>
-        <w:t xml:space="preserve">%&gt;%</w:t>
-      </w:r>
-      <w:r>
-        <w:br/>
-      </w:r>
-      <w:r>
-        <w:rPr>
-          <w:rStyle w:val="NormalTok"/>
-        </w:rPr>
-        <w:t xml:space="preserve">  </w:t>
+        <w:t xml:space="preserve">$</w:t>
+      </w:r>
+      <w:r>
+        <w:rPr>
+          <w:rStyle w:val="NormalTok"/>
+        </w:rPr>
+        <w:t xml:space="preserve">fisher_id)</w:t>
+      </w:r>
+      <w:r>
+        <w:br/>
       </w:r>
       <w:r>
         <w:rPr>
           <w:rStyle w:val="FunctionTok"/>
         </w:rPr>
-        <w:t xml:space="preserve">mutate</w:t>
-      </w:r>
-      <w:r>
-        <w:rPr>
-          <w:rStyle w:val="NormalTok"/>
-        </w:rPr>
-        <w:t xml:space="preserve">(</w:t>
-      </w:r>
-      <w:r>
-        <w:rPr>
-          <w:rStyle w:val="AttributeTok"/>
-        </w:rPr>
-        <w:t xml:space="preserve">REPORT_NUMBER =</w:t>
-      </w:r>
-      <w:r>
-        <w:rPr>
-          <w:rStyle w:val="NormalTok"/>
-        </w:rPr>
-        <w:t xml:space="preserve"> </w:t>
-      </w:r>
-      <w:r>
-        <w:rPr>
-          <w:rStyle w:val="FunctionTok"/>
-        </w:rPr>
-        <w:t xml:space="preserve">as.integer</w:t>
-      </w:r>
-      <w:r>
-        <w:rPr>
-          <w:rStyle w:val="NormalTok"/>
-        </w:rPr>
-        <w:t xml:space="preserve">(REPORT_NUMBER))</w:t>
-      </w:r>
-      <w:r>
-        <w:br/>
-      </w:r>
-      <w:r>
-        <w:br/>
-      </w:r>
-      <w:r>
-        <w:rPr>
-          <w:rStyle w:val="FunctionTok"/>
-        </w:rPr>
         <w:t xml:space="preserve">n_distinct</w:t>
       </w:r>
       <w:r>
         <w:rPr>
           <w:rStyle w:val="NormalTok"/>
         </w:rPr>
-        <w:t xml:space="preserve">(reports_df</w:t>
+        <w:t xml:space="preserve">(captures_df</w:t>
       </w:r>
       <w:r>
         <w:rPr>
@@ -1200,34 +1576,7 @@
         <w:rPr>
           <w:rStyle w:val="NormalTok"/>
         </w:rPr>
-        <w:t xml:space="preserve">REPORT_NUMBER)</w:t>
-      </w:r>
-      <w:r>
-        <w:br/>
-      </w:r>
-      <w:r>
-        <w:rPr>
-          <w:rStyle w:val="FunctionTok"/>
-        </w:rPr>
-        <w:t xml:space="preserve">n_distinct</w:t>
-      </w:r>
-      <w:r>
-        <w:rPr>
-          <w:rStyle w:val="NormalTok"/>
-        </w:rPr>
-        <w:t xml:space="preserve">(locations_df</w:t>
-      </w:r>
-      <w:r>
-        <w:rPr>
-          <w:rStyle w:val="SpecialCharTok"/>
-        </w:rPr>
-        <w:t xml:space="preserve">$</w:t>
-      </w:r>
-      <w:r>
-        <w:rPr>
-          <w:rStyle w:val="NormalTok"/>
-        </w:rPr>
-        <w:t xml:space="preserve">number)</w:t>
+        <w:t xml:space="preserve">animal_id)</w:t>
       </w:r>
     </w:p>
     <w:p>
@@ -1254,22 +1603,22 @@
         <w:rPr>
           <w:rStyle w:val="VerbatimChar"/>
         </w:rPr>
-        <w:t xml:space="preserve">REPORT_NUMBER</w:t>
-      </w:r>
-      <w:r>
-        <w:t xml:space="preserve"> </w:t>
-      </w:r>
-      <w:r>
-        <w:t xml:space="preserve">was stored like</w:t>
-      </w:r>
-      <w:r>
-        <w:t xml:space="preserve"> </w:t>
-      </w:r>
-      <w:r>
-        <w:rPr>
-          <w:rStyle w:val="VerbatimChar"/>
-        </w:rPr>
-        <w:t xml:space="preserve">30680.0</w:t>
+        <w:t xml:space="preserve">animal_id</w:t>
+      </w:r>
+      <w:r>
+        <w:t xml:space="preserve"> </w:t>
+      </w:r>
+      <w:r>
+        <w:t xml:space="preserve">was stored as</w:t>
+      </w:r>
+      <w:r>
+        <w:t xml:space="preserve"> </w:t>
+      </w:r>
+      <w:r>
+        <w:rPr>
+          <w:rStyle w:val="VerbatimChar"/>
+        </w:rPr>
+        <w:t xml:space="preserve">f07</w:t>
       </w:r>
       <w:r>
         <w:t xml:space="preserve"> </w:t>
@@ -1284,7 +1633,7 @@
         <w:rPr>
           <w:rStyle w:val="VerbatimChar"/>
         </w:rPr>
-        <w:t xml:space="preserve">number</w:t>
+        <w:t xml:space="preserve">fisher_id</w:t>
       </w:r>
       <w:r>
         <w:t xml:space="preserve"> </w:t>
@@ -1299,10 +1648,25 @@
         <w:rPr>
           <w:rStyle w:val="VerbatimChar"/>
         </w:rPr>
-        <w:t xml:space="preserve">30680</w:t>
-      </w:r>
-      <w:r>
-        <w:t xml:space="preserve">. Why must we fix that before joining?</w:t>
+        <w:t xml:space="preserve">F07</w:t>
+      </w:r>
+      <w:r>
+        <w:t xml:space="preserve">. Why must we fix the case before joining? What is the</w:t>
+      </w:r>
+      <w:r>
+        <w:t xml:space="preserve"> </w:t>
+      </w:r>
+      <w:r>
+        <w:rPr>
+          <w:rStyle w:val="VerbatimChar"/>
+        </w:rPr>
+        <w:t xml:space="preserve">UNK</w:t>
+      </w:r>
+      <w:r>
+        <w:t xml:space="preserve"> </w:t>
+      </w:r>
+      <w:r>
+        <w:t xml:space="preserve">value, and why is it not a real fisher?</w:t>
       </w:r>
     </w:p>
     <w:p>
@@ -1327,7 +1691,7 @@
       <w:pPr>
         <w:pStyle w:val="Heading2"/>
       </w:pPr>
-      <w:bookmarkStart w:id="19" w:name="X13258bc7422a0402bb9db9b3f29954167b5cc81"/>
+      <w:bookmarkStart w:id="21" w:name="X13258bc7422a0402bb9db9b3f29954167b5cc81"/>
       <w:r>
         <w:t xml:space="preserve">🧩 Chunk 2 — Your first join</w:t>
       </w:r>
@@ -1341,7 +1705,7 @@
         </w:rPr>
         <w:t xml:space="preserve">(Day 1, after lecture Chunk 2)</w:t>
       </w:r>
-      <w:bookmarkEnd w:id="19"/>
+      <w:bookmarkEnd w:id="21"/>
     </w:p>
     <w:p>
       <w:pPr>
@@ -1351,8 +1715,8 @@
         <w:t xml:space="preserve">Parts 4–6: the left join and the accidental-key trap.</w:t>
       </w:r>
     </w:p>
-    <w:bookmarkEnd w:id="20"/>
-    <w:bookmarkStart w:id="21" w:name="part-4-the-left-join"/>
+    <w:bookmarkEnd w:id="22"/>
+    <w:bookmarkStart w:id="23" w:name="part-4-the-left-join"/>
     <w:p>
       <w:pPr>
         <w:pStyle w:val="Heading1"/>
@@ -1382,233 +1746,258 @@
         <w:t xml:space="preserve"> </w:t>
       </w:r>
       <w:r>
-        <w:t xml:space="preserve">After a</w:t>
-      </w:r>
-      <w:r>
-        <w:t xml:space="preserve"> </w:t>
-      </w:r>
-      <w:r>
-        <w:rPr>
-          <w:rStyle w:val="VerbatimChar"/>
-        </w:rPr>
-        <w:t xml:space="preserve">left_join</w:t>
-      </w:r>
-      <w:r>
-        <w:t xml:space="preserve">, how many rows will you have (all reports? only matched?), and roughly how many will have a latitude?</w:t>
-      </w:r>
-    </w:p>
-    <w:p>
-      <w:pPr>
-        <w:pStyle w:val="FirstParagraph"/>
-      </w:pPr>
+        <w:t xml:space="preserve">You will keep</w:t>
+      </w:r>
+      <w:r>
+        <w:t xml:space="preserve"> </w:t>
+      </w:r>
       <w:r>
         <w:rPr>
           <w:b/>
           <w:bCs/>
         </w:rPr>
-        <w:t xml:space="preserve">▶ Run this:</w:t>
-      </w:r>
-    </w:p>
-    <w:p>
-      <w:pPr>
-        <w:pStyle w:val="SourceCode"/>
-      </w:pPr>
-      <w:r>
-        <w:rPr>
-          <w:rStyle w:val="NormalTok"/>
-        </w:rPr>
-        <w:t xml:space="preserve">bigfoot_df </w:t>
-      </w:r>
-      <w:r>
-        <w:rPr>
-          <w:rStyle w:val="OtherTok"/>
-        </w:rPr>
-        <w:t xml:space="preserve">&lt;-</w:t>
-      </w:r>
-      <w:r>
-        <w:rPr>
-          <w:rStyle w:val="NormalTok"/>
-        </w:rPr>
-        <w:t xml:space="preserve"> reports_df </w:t>
-      </w:r>
-      <w:r>
-        <w:rPr>
-          <w:rStyle w:val="SpecialCharTok"/>
-        </w:rPr>
-        <w:t xml:space="preserve">%&gt;%</w:t>
-      </w:r>
-      <w:r>
-        <w:br/>
-      </w:r>
-      <w:r>
-        <w:rPr>
-          <w:rStyle w:val="NormalTok"/>
-        </w:rPr>
-        <w:t xml:space="preserve">  </w:t>
-      </w:r>
-      <w:r>
-        <w:rPr>
-          <w:rStyle w:val="FunctionTok"/>
-        </w:rPr>
-        <w:t xml:space="preserve">left_join</w:t>
-      </w:r>
-      <w:r>
-        <w:rPr>
-          <w:rStyle w:val="NormalTok"/>
-        </w:rPr>
-        <w:t xml:space="preserve">(locations_df, </w:t>
-      </w:r>
-      <w:r>
-        <w:rPr>
-          <w:rStyle w:val="AttributeTok"/>
-        </w:rPr>
-        <w:t xml:space="preserve">by =</w:t>
-      </w:r>
-      <w:r>
-        <w:rPr>
-          <w:rStyle w:val="NormalTok"/>
-        </w:rPr>
-        <w:t xml:space="preserve"> </w:t>
-      </w:r>
-      <w:r>
-        <w:rPr>
-          <w:rStyle w:val="FunctionTok"/>
-        </w:rPr>
-        <w:t xml:space="preserve">c</w:t>
-      </w:r>
-      <w:r>
-        <w:rPr>
-          <w:rStyle w:val="NormalTok"/>
-        </w:rPr>
-        <w:t xml:space="preserve">(</w:t>
-      </w:r>
-      <w:r>
-        <w:rPr>
-          <w:rStyle w:val="StringTok"/>
-        </w:rPr>
-        <w:t xml:space="preserve">"REPORT_NUMBER"</w:t>
-      </w:r>
-      <w:r>
-        <w:rPr>
-          <w:rStyle w:val="NormalTok"/>
-        </w:rPr>
-        <w:t xml:space="preserve"> </w:t>
-      </w:r>
-      <w:r>
-        <w:rPr>
-          <w:rStyle w:val="OtherTok"/>
-        </w:rPr>
-        <w:t xml:space="preserve">=</w:t>
-      </w:r>
-      <w:r>
-        <w:rPr>
-          <w:rStyle w:val="NormalTok"/>
-        </w:rPr>
-        <w:t xml:space="preserve"> </w:t>
-      </w:r>
-      <w:r>
-        <w:rPr>
-          <w:rStyle w:val="StringTok"/>
-        </w:rPr>
-        <w:t xml:space="preserve">"number"</w:t>
-      </w:r>
-      <w:r>
-        <w:rPr>
-          <w:rStyle w:val="NormalTok"/>
-        </w:rPr>
-        <w:t xml:space="preserve">))</w:t>
-      </w:r>
-      <w:r>
-        <w:br/>
-      </w:r>
-      <w:r>
-        <w:br/>
-      </w:r>
-      <w:r>
-        <w:rPr>
-          <w:rStyle w:val="FunctionTok"/>
-        </w:rPr>
-        <w:t xml:space="preserve">nrow</w:t>
-      </w:r>
-      <w:r>
-        <w:rPr>
-          <w:rStyle w:val="NormalTok"/>
-        </w:rPr>
-        <w:t xml:space="preserve">(bigfoot_df)                 </w:t>
-      </w:r>
-      <w:r>
-        <w:rPr>
-          <w:rStyle w:val="CommentTok"/>
-        </w:rPr>
-        <w:t xml:space="preserve"># rows kept</w:t>
-      </w:r>
-      <w:r>
-        <w:br/>
-      </w:r>
-      <w:r>
-        <w:rPr>
-          <w:rStyle w:val="FunctionTok"/>
-        </w:rPr>
-        <w:t xml:space="preserve">sum</w:t>
-      </w:r>
-      <w:r>
-        <w:rPr>
-          <w:rStyle w:val="NormalTok"/>
-        </w:rPr>
-        <w:t xml:space="preserve">(</w:t>
-      </w:r>
-      <w:r>
-        <w:rPr>
-          <w:rStyle w:val="SpecialCharTok"/>
-        </w:rPr>
-        <w:t xml:space="preserve">!</w:t>
-      </w:r>
-      <w:r>
-        <w:rPr>
-          <w:rStyle w:val="FunctionTok"/>
-        </w:rPr>
-        <w:t xml:space="preserve">is.na</w:t>
-      </w:r>
-      <w:r>
-        <w:rPr>
-          <w:rStyle w:val="NormalTok"/>
-        </w:rPr>
-        <w:t xml:space="preserve">(bigfoot_df</w:t>
-      </w:r>
-      <w:r>
-        <w:rPr>
-          <w:rStyle w:val="SpecialCharTok"/>
-        </w:rPr>
-        <w:t xml:space="preserve">$</w:t>
-      </w:r>
-      <w:r>
-        <w:rPr>
-          <w:rStyle w:val="NormalTok"/>
-        </w:rPr>
-        <w:t xml:space="preserve">latitude)) </w:t>
-      </w:r>
-      <w:r>
-        <w:rPr>
-          <w:rStyle w:val="CommentTok"/>
-        </w:rPr>
-        <w:t xml:space="preserve"># rows with coordinates</w:t>
+        <w:t xml:space="preserve">every capture event</w:t>
+      </w:r>
+      <w:r>
+        <w:t xml:space="preserve"> </w:t>
+      </w:r>
+      <w:r>
+        <w:t xml:space="preserve">and attach who the</w:t>
+      </w:r>
+      <w:r>
+        <w:t xml:space="preserve"> </w:t>
+      </w:r>
+      <w:r>
+        <w:t xml:space="preserve">animal is. How many rows will the result have, and roughly how many will have a</w:t>
+      </w:r>
+      <w:r>
+        <w:t xml:space="preserve"> </w:t>
+      </w:r>
+      <w:r>
+        <w:t xml:space="preserve">missing</w:t>
+      </w:r>
+      <w:r>
+        <w:t xml:space="preserve"> </w:t>
+      </w:r>
+      <w:r>
+        <w:rPr>
+          <w:rStyle w:val="VerbatimChar"/>
+        </w:rPr>
+        <w:t xml:space="preserve">sex</w:t>
+      </w:r>
+      <w:r>
+        <w:t xml:space="preserve"> </w:t>
+      </w:r>
+      <w:r>
+        <w:t xml:space="preserve">(because the animal was unmarked)?</w:t>
       </w:r>
     </w:p>
     <w:p>
       <w:pPr>
         <w:pStyle w:val="FirstParagraph"/>
       </w:pPr>
-      <w:r>
-        <w:t xml:space="preserve">✏️</w:t>
-      </w:r>
-      <w:r>
-        <w:t xml:space="preserve"> </w:t>
-      </w:r>
       <w:r>
         <w:rPr>
           <w:b/>
           <w:bCs/>
         </w:rPr>
+        <w:t xml:space="preserve">▶ Run this:</w:t>
+      </w:r>
+    </w:p>
+    <w:p>
+      <w:pPr>
+        <w:pStyle w:val="SourceCode"/>
+      </w:pPr>
+      <w:r>
+        <w:rPr>
+          <w:rStyle w:val="NormalTok"/>
+        </w:rPr>
+        <w:t xml:space="preserve">captures_joined </w:t>
+      </w:r>
+      <w:r>
+        <w:rPr>
+          <w:rStyle w:val="OtherTok"/>
+        </w:rPr>
+        <w:t xml:space="preserve">&lt;-</w:t>
+      </w:r>
+      <w:r>
+        <w:rPr>
+          <w:rStyle w:val="NormalTok"/>
+        </w:rPr>
+        <w:t xml:space="preserve"> captures_df </w:t>
+      </w:r>
+      <w:r>
+        <w:rPr>
+          <w:rStyle w:val="SpecialCharTok"/>
+        </w:rPr>
+        <w:t xml:space="preserve">%&gt;%</w:t>
+      </w:r>
+      <w:r>
+        <w:br/>
+      </w:r>
+      <w:r>
+        <w:rPr>
+          <w:rStyle w:val="NormalTok"/>
+        </w:rPr>
+        <w:t xml:space="preserve">  </w:t>
+      </w:r>
+      <w:r>
+        <w:rPr>
+          <w:rStyle w:val="FunctionTok"/>
+        </w:rPr>
+        <w:t xml:space="preserve">left_join</w:t>
+      </w:r>
+      <w:r>
+        <w:rPr>
+          <w:rStyle w:val="NormalTok"/>
+        </w:rPr>
+        <w:t xml:space="preserve">(individuals_df, </w:t>
+      </w:r>
+      <w:r>
+        <w:rPr>
+          <w:rStyle w:val="AttributeTok"/>
+        </w:rPr>
+        <w:t xml:space="preserve">by =</w:t>
+      </w:r>
+      <w:r>
+        <w:rPr>
+          <w:rStyle w:val="NormalTok"/>
+        </w:rPr>
+        <w:t xml:space="preserve"> </w:t>
+      </w:r>
+      <w:r>
+        <w:rPr>
+          <w:rStyle w:val="FunctionTok"/>
+        </w:rPr>
+        <w:t xml:space="preserve">c</w:t>
+      </w:r>
+      <w:r>
+        <w:rPr>
+          <w:rStyle w:val="NormalTok"/>
+        </w:rPr>
+        <w:t xml:space="preserve">(</w:t>
+      </w:r>
+      <w:r>
+        <w:rPr>
+          <w:rStyle w:val="StringTok"/>
+        </w:rPr>
+        <w:t xml:space="preserve">"animal_id"</w:t>
+      </w:r>
+      <w:r>
+        <w:rPr>
+          <w:rStyle w:val="NormalTok"/>
+        </w:rPr>
+        <w:t xml:space="preserve"> </w:t>
+      </w:r>
+      <w:r>
+        <w:rPr>
+          <w:rStyle w:val="OtherTok"/>
+        </w:rPr>
+        <w:t xml:space="preserve">=</w:t>
+      </w:r>
+      <w:r>
+        <w:rPr>
+          <w:rStyle w:val="NormalTok"/>
+        </w:rPr>
+        <w:t xml:space="preserve"> </w:t>
+      </w:r>
+      <w:r>
+        <w:rPr>
+          <w:rStyle w:val="StringTok"/>
+        </w:rPr>
+        <w:t xml:space="preserve">"fisher_id"</w:t>
+      </w:r>
+      <w:r>
+        <w:rPr>
+          <w:rStyle w:val="NormalTok"/>
+        </w:rPr>
+        <w:t xml:space="preserve">))</w:t>
+      </w:r>
+      <w:r>
+        <w:br/>
+      </w:r>
+      <w:r>
+        <w:br/>
+      </w:r>
+      <w:r>
+        <w:rPr>
+          <w:rStyle w:val="FunctionTok"/>
+        </w:rPr>
+        <w:t xml:space="preserve">nrow</w:t>
+      </w:r>
+      <w:r>
+        <w:rPr>
+          <w:rStyle w:val="NormalTok"/>
+        </w:rPr>
+        <w:t xml:space="preserve">(captures_joined)                </w:t>
+      </w:r>
+      <w:r>
+        <w:rPr>
+          <w:rStyle w:val="CommentTok"/>
+        </w:rPr>
+        <w:t xml:space="preserve"># rows kept</w:t>
+      </w:r>
+      <w:r>
+        <w:br/>
+      </w:r>
+      <w:r>
+        <w:rPr>
+          <w:rStyle w:val="FunctionTok"/>
+        </w:rPr>
+        <w:t xml:space="preserve">sum</w:t>
+      </w:r>
+      <w:r>
+        <w:rPr>
+          <w:rStyle w:val="NormalTok"/>
+        </w:rPr>
+        <w:t xml:space="preserve">(</w:t>
+      </w:r>
+      <w:r>
+        <w:rPr>
+          <w:rStyle w:val="FunctionTok"/>
+        </w:rPr>
+        <w:t xml:space="preserve">is.na</w:t>
+      </w:r>
+      <w:r>
+        <w:rPr>
+          <w:rStyle w:val="NormalTok"/>
+        </w:rPr>
+        <w:t xml:space="preserve">(captures_joined</w:t>
+      </w:r>
+      <w:r>
+        <w:rPr>
+          <w:rStyle w:val="SpecialCharTok"/>
+        </w:rPr>
+        <w:t xml:space="preserve">$</w:t>
+      </w:r>
+      <w:r>
+        <w:rPr>
+          <w:rStyle w:val="NormalTok"/>
+        </w:rPr>
+        <w:t xml:space="preserve">sex))      </w:t>
+      </w:r>
+      <w:r>
+        <w:rPr>
+          <w:rStyle w:val="CommentTok"/>
+        </w:rPr>
+        <w:t xml:space="preserve"># capture events we can't attribute</w:t>
+      </w:r>
+    </w:p>
+    <w:p>
+      <w:pPr>
+        <w:pStyle w:val="FirstParagraph"/>
+      </w:pPr>
+      <w:r>
+        <w:t xml:space="preserve">✏️</w:t>
+      </w:r>
+      <w:r>
+        <w:t xml:space="preserve"> </w:t>
+      </w:r>
+      <w:r>
+        <w:rPr>
+          <w:b/>
+          <w:bCs/>
+        </w:rPr>
         <w:t xml:space="preserve">Your turn:</w:t>
       </w:r>
     </w:p>
@@ -1629,16 +2018,69 @@
         <w:rPr>
           <w:rStyle w:val="VerbatimChar"/>
         </w:rPr>
-        <w:t xml:space="preserve">Rows WITH coordinates:</w:t>
-      </w:r>
-      <w:r>
-        <w:br/>
-      </w:r>
-      <w:r>
-        <w:rPr>
-          <w:rStyle w:val="VerbatimChar"/>
-        </w:rPr>
-        <w:t xml:space="preserve">Rows with NA coordinates:</w:t>
+        <w:t xml:space="preserve">Rows WITH an identified individual:</w:t>
+      </w:r>
+      <w:r>
+        <w:br/>
+      </w:r>
+      <w:r>
+        <w:rPr>
+          <w:rStyle w:val="VerbatimChar"/>
+        </w:rPr>
+        <w:t xml:space="preserve">Rows with NA individual info:</w:t>
+      </w:r>
+    </w:p>
+    <w:p>
+      <w:pPr>
+        <w:pStyle w:val="BlockText"/>
+      </w:pPr>
+      <w:r>
+        <w:t xml:space="preserve">Note the join gives you two</w:t>
+      </w:r>
+      <w:r>
+        <w:t xml:space="preserve"> </w:t>
+      </w:r>
+      <w:r>
+        <w:rPr>
+          <w:rStyle w:val="VerbatimChar"/>
+        </w:rPr>
+        <w:t xml:space="preserve">site</w:t>
+      </w:r>
+      <w:r>
+        <w:t xml:space="preserve"> </w:t>
+      </w:r>
+      <w:r>
+        <w:t xml:space="preserve">columns —</w:t>
+      </w:r>
+      <w:r>
+        <w:t xml:space="preserve"> </w:t>
+      </w:r>
+      <w:r>
+        <w:rPr>
+          <w:rStyle w:val="VerbatimChar"/>
+        </w:rPr>
+        <w:t xml:space="preserve">site.x</w:t>
+      </w:r>
+      <w:r>
+        <w:t xml:space="preserve"> </w:t>
+      </w:r>
+      <w:r>
+        <w:t xml:space="preserve">(capture site) and</w:t>
+      </w:r>
+      <w:r>
+        <w:t xml:space="preserve"> </w:t>
+      </w:r>
+      <w:r>
+        <w:rPr>
+          <w:rStyle w:val="VerbatimChar"/>
+        </w:rPr>
+        <w:t xml:space="preserve">site.y</w:t>
+      </w:r>
+      <w:r>
+        <w:t xml:space="preserve"> </w:t>
+      </w:r>
+      <w:r>
+        <w:t xml:space="preserve">(release site). Real fishers move; those are genuinely different.</w:t>
       </w:r>
     </w:p>
     <w:p>
@@ -1648,8 +2090,8 @@
         </w:pict>
       </w:r>
     </w:p>
-    <w:bookmarkEnd w:id="21"/>
-    <w:bookmarkStart w:id="22" w:name="part-5-the-accidental-key-trap"/>
+    <w:bookmarkEnd w:id="23"/>
+    <w:bookmarkStart w:id="24" w:name="part-5-the-accidental-key-trap"/>
     <w:p>
       <w:pPr>
         <w:pStyle w:val="Heading1"/>
@@ -1687,7 +2129,7 @@
         <w:rPr>
           <w:rStyle w:val="NormalTok"/>
         </w:rPr>
-        <w:t xml:space="preserve">reports_df </w:t>
+        <w:t xml:space="preserve">captures_df </w:t>
       </w:r>
       <w:r>
         <w:rPr>
@@ -1711,7 +2153,7 @@
         <w:rPr>
           <w:rStyle w:val="NormalTok"/>
         </w:rPr>
-        <w:t xml:space="preserve">(locations_df)</w:t>
+        <w:t xml:space="preserve">(individuals_df)</w:t>
       </w:r>
     </w:p>
     <w:p>
@@ -1744,13 +2186,39 @@
         <w:rPr>
           <w:rStyle w:val="VerbatimChar"/>
         </w:rPr>
-        <w:t xml:space="preserve">index</w:t>
-      </w:r>
-      <w:r>
-        <w:t xml:space="preserve"> </w:t>
-      </w:r>
-      <w:r>
-        <w:t xml:space="preserve">completely wrong here?</w:t>
+        <w:t xml:space="preserve">site</w:t>
+      </w:r>
+      <w:r>
+        <w:t xml:space="preserve"> </w:t>
+      </w:r>
+      <w:r>
+        <w:t xml:space="preserve">completely wrong here? (What does it match — a capture event to the</w:t>
+      </w:r>
+      <w:r>
+        <w:t xml:space="preserve"> </w:t>
+      </w:r>
+      <w:r>
+        <w:rPr>
+          <w:i/>
+          <w:iCs/>
+        </w:rPr>
+        <w:t xml:space="preserve">right animal</w:t>
+      </w:r>
+      <w:r>
+        <w:t xml:space="preserve">, or to</w:t>
+      </w:r>
+      <w:r>
+        <w:t xml:space="preserve"> </w:t>
+      </w:r>
+      <w:r>
+        <w:rPr>
+          <w:i/>
+          <w:iCs/>
+        </w:rPr>
+        <w:t xml:space="preserve">every animal released at that site</w:t>
+      </w:r>
+      <w:r>
+        <w:t xml:space="preserve">?)</w:t>
       </w:r>
     </w:p>
     <w:p>
@@ -1771,6 +2239,15 @@
           <w:rStyle w:val="VerbatimChar"/>
         </w:rPr>
         <w:t xml:space="preserve">Why that's wrong:</w:t>
+      </w:r>
+      <w:r>
+        <w:br/>
+      </w:r>
+      <w:r>
+        <w:rPr>
+          <w:rStyle w:val="VerbatimChar"/>
+        </w:rPr>
+        <w:t xml:space="preserve">Row count of this accidental join vs. Part 4's correct join:</w:t>
       </w:r>
     </w:p>
     <w:p>
@@ -1819,7 +2296,7 @@
           <w:i/>
           <w:iCs/>
         </w:rPr>
-        <w:t xml:space="preserve">by = ...</w:t>
+        <w:t xml:space="preserve">by = join_by(site)</w:t>
       </w:r>
       <w:r>
         <w:rPr>
@@ -1842,8 +2319,8 @@
         </w:pict>
       </w:r>
     </w:p>
-    <w:bookmarkEnd w:id="22"/>
-    <w:bookmarkStart w:id="24" w:name="part-6-name-the-key-every-time"/>
+    <w:bookmarkEnd w:id="24"/>
+    <w:bookmarkStart w:id="26" w:name="part-6-name-the-key-every-time"/>
     <w:p>
       <w:pPr>
         <w:pStyle w:val="Heading1"/>
@@ -1872,7 +2349,7 @@
         <w:rPr>
           <w:rStyle w:val="NormalTok"/>
         </w:rPr>
-        <w:t xml:space="preserve">bigfoot_df </w:t>
+        <w:t xml:space="preserve">captures_joined </w:t>
       </w:r>
       <w:r>
         <w:rPr>
@@ -1884,7 +2361,7 @@
         <w:rPr>
           <w:rStyle w:val="NormalTok"/>
         </w:rPr>
-        <w:t xml:space="preserve"> reports_df </w:t>
+        <w:t xml:space="preserve"> captures_df </w:t>
       </w:r>
       <w:r>
         <w:rPr>
@@ -1911,7 +2388,7 @@
         <w:rPr>
           <w:rStyle w:val="NormalTok"/>
         </w:rPr>
-        <w:t xml:space="preserve">(locations_df, </w:t>
+        <w:t xml:space="preserve">(individuals_df, </w:t>
       </w:r>
       <w:r>
         <w:rPr>
@@ -1941,7 +2418,7 @@
         <w:rPr>
           <w:rStyle w:val="StringTok"/>
         </w:rPr>
-        <w:t xml:space="preserve">"REPORT_NUMBER"</w:t>
+        <w:t xml:space="preserve">"animal_id"</w:t>
       </w:r>
       <w:r>
         <w:rPr>
@@ -1965,7 +2442,7 @@
         <w:rPr>
           <w:rStyle w:val="StringTok"/>
         </w:rPr>
-        <w:t xml:space="preserve">"number"</w:t>
+        <w:t xml:space="preserve">"fisher_id"</w:t>
       </w:r>
       <w:r>
         <w:rPr>
@@ -1983,7 +2460,7 @@
         <w:rPr>
           <w:rStyle w:val="NormalTok"/>
         </w:rPr>
-        <w:t xml:space="preserve">bigfoot_df </w:t>
+        <w:t xml:space="preserve">captures_joined </w:t>
       </w:r>
       <w:r>
         <w:rPr>
@@ -2010,7 +2487,7 @@
         <w:rPr>
           <w:rStyle w:val="NormalTok"/>
         </w:rPr>
-        <w:t xml:space="preserve">(REPORT_NUMBER, STATE, REPORT_CLASS, latitude, longitude) </w:t>
+        <w:t xml:space="preserve">(capture_event, animal_id, capture_date, sex, age_class) </w:t>
       </w:r>
       <w:r>
         <w:rPr>
@@ -2076,7 +2553,19 @@
         <w:t xml:space="preserve"> </w:t>
       </w:r>
       <w:r>
-        <w:t xml:space="preserve">for latitude/longitude? What does that mean about those reports?</w:t>
+        <w:t xml:space="preserve">for</w:t>
+      </w:r>
+      <w:r>
+        <w:t xml:space="preserve"> </w:t>
+      </w:r>
+      <w:r>
+        <w:rPr>
+          <w:rStyle w:val="VerbatimChar"/>
+        </w:rPr>
+        <w:t xml:space="preserve">sex</w:t>
+      </w:r>
+      <w:r>
+        <w:t xml:space="preserve">? What does that mean about that capture event?</w:t>
       </w:r>
     </w:p>
     <w:p>
@@ -2125,7 +2614,7 @@
       <w:pPr>
         <w:pStyle w:val="Heading2"/>
       </w:pPr>
-      <w:bookmarkStart w:id="23" w:name="X8c9ed774db27b3d6644d729b378d6da47607b6b"/>
+      <w:bookmarkStart w:id="25" w:name="X8c9ed774db27b3d6644d729b378d6da47607b6b"/>
       <w:r>
         <w:t xml:space="preserve">🧩 Chunk 3 — The join family</w:t>
       </w:r>
@@ -2139,7 +2628,7 @@
         </w:rPr>
         <w:t xml:space="preserve">(Day 2, after lecture Chunk 3)</w:t>
       </w:r>
-      <w:bookmarkEnd w:id="23"/>
+      <w:bookmarkEnd w:id="25"/>
     </w:p>
     <w:p>
       <w:pPr>
@@ -2149,8 +2638,8 @@
         <w:t xml:space="preserve">Parts 7–9: inner vs left vs full.</w:t>
       </w:r>
     </w:p>
-    <w:bookmarkEnd w:id="24"/>
-    <w:bookmarkStart w:id="25" w:name="part-7-run-all-three-joins"/>
+    <w:bookmarkEnd w:id="26"/>
+    <w:bookmarkStart w:id="27" w:name="part-7-run-all-three-joins"/>
     <w:p>
       <w:pPr>
         <w:pStyle w:val="Heading1"/>
@@ -2239,6 +2728,78 @@
         <w:rPr>
           <w:rStyle w:val="NormalTok"/>
         </w:rPr>
+        <w:t xml:space="preserve">key </w:t>
+      </w:r>
+      <w:r>
+        <w:rPr>
+          <w:rStyle w:val="OtherTok"/>
+        </w:rPr>
+        <w:t xml:space="preserve">&lt;-</w:t>
+      </w:r>
+      <w:r>
+        <w:rPr>
+          <w:rStyle w:val="NormalTok"/>
+        </w:rPr>
+        <w:t xml:space="preserve"> </w:t>
+      </w:r>
+      <w:r>
+        <w:rPr>
+          <w:rStyle w:val="FunctionTok"/>
+        </w:rPr>
+        <w:t xml:space="preserve">c</w:t>
+      </w:r>
+      <w:r>
+        <w:rPr>
+          <w:rStyle w:val="NormalTok"/>
+        </w:rPr>
+        <w:t xml:space="preserve">(</w:t>
+      </w:r>
+      <w:r>
+        <w:rPr>
+          <w:rStyle w:val="StringTok"/>
+        </w:rPr>
+        <w:t xml:space="preserve">"animal_id"</w:t>
+      </w:r>
+      <w:r>
+        <w:rPr>
+          <w:rStyle w:val="NormalTok"/>
+        </w:rPr>
+        <w:t xml:space="preserve"> </w:t>
+      </w:r>
+      <w:r>
+        <w:rPr>
+          <w:rStyle w:val="OtherTok"/>
+        </w:rPr>
+        <w:t xml:space="preserve">=</w:t>
+      </w:r>
+      <w:r>
+        <w:rPr>
+          <w:rStyle w:val="NormalTok"/>
+        </w:rPr>
+        <w:t xml:space="preserve"> </w:t>
+      </w:r>
+      <w:r>
+        <w:rPr>
+          <w:rStyle w:val="StringTok"/>
+        </w:rPr>
+        <w:t xml:space="preserve">"fisher_id"</w:t>
+      </w:r>
+      <w:r>
+        <w:rPr>
+          <w:rStyle w:val="NormalTok"/>
+        </w:rPr>
+        <w:t xml:space="preserve">)</w:t>
+      </w:r>
+      <w:r>
+        <w:br/>
+      </w:r>
+      <w:r>
+        <w:br/>
+      </w:r>
+      <w:r>
+        <w:rPr>
+          <w:rStyle w:val="NormalTok"/>
+        </w:rPr>
         <w:t xml:space="preserve">inner </w:t>
       </w:r>
       <w:r>
@@ -2263,7 +2824,7 @@
         <w:rPr>
           <w:rStyle w:val="NormalTok"/>
         </w:rPr>
-        <w:t xml:space="preserve">(reports_df, locations_df, </w:t>
+        <w:t xml:space="preserve">(captures_df, individuals_df, </w:t>
       </w:r>
       <w:r>
         <w:rPr>
@@ -2275,69 +2836,66 @@
         <w:rPr>
           <w:rStyle w:val="NormalTok"/>
         </w:rPr>
+        <w:t xml:space="preserve"> key)</w:t>
+      </w:r>
+      <w:r>
+        <w:br/>
+      </w:r>
+      <w:r>
+        <w:rPr>
+          <w:rStyle w:val="NormalTok"/>
+        </w:rPr>
+        <w:t xml:space="preserve">left  </w:t>
+      </w:r>
+      <w:r>
+        <w:rPr>
+          <w:rStyle w:val="OtherTok"/>
+        </w:rPr>
+        <w:t xml:space="preserve">&lt;-</w:t>
+      </w:r>
+      <w:r>
+        <w:rPr>
+          <w:rStyle w:val="NormalTok"/>
+        </w:rPr>
         <w:t xml:space="preserve"> </w:t>
       </w:r>
       <w:r>
         <w:rPr>
           <w:rStyle w:val="FunctionTok"/>
         </w:rPr>
-        <w:t xml:space="preserve">c</w:t>
-      </w:r>
-      <w:r>
-        <w:rPr>
-          <w:rStyle w:val="NormalTok"/>
-        </w:rPr>
-        <w:t xml:space="preserve">(</w:t>
-      </w:r>
-      <w:r>
-        <w:rPr>
-          <w:rStyle w:val="StringTok"/>
-        </w:rPr>
-        <w:t xml:space="preserve">"REPORT_NUMBER"</w:t>
-      </w:r>
-      <w:r>
-        <w:rPr>
-          <w:rStyle w:val="NormalTok"/>
-        </w:rPr>
-        <w:t xml:space="preserve"> </w:t>
+        <w:t xml:space="preserve">left_join</w:t>
+      </w:r>
+      <w:r>
+        <w:rPr>
+          <w:rStyle w:val="NormalTok"/>
+        </w:rPr>
+        <w:t xml:space="preserve"> (captures_df, individuals_df, </w:t>
+      </w:r>
+      <w:r>
+        <w:rPr>
+          <w:rStyle w:val="AttributeTok"/>
+        </w:rPr>
+        <w:t xml:space="preserve">by =</w:t>
+      </w:r>
+      <w:r>
+        <w:rPr>
+          <w:rStyle w:val="NormalTok"/>
+        </w:rPr>
+        <w:t xml:space="preserve"> key)</w:t>
+      </w:r>
+      <w:r>
+        <w:br/>
+      </w:r>
+      <w:r>
+        <w:rPr>
+          <w:rStyle w:val="NormalTok"/>
+        </w:rPr>
+        <w:t xml:space="preserve">full  </w:t>
       </w:r>
       <w:r>
         <w:rPr>
           <w:rStyle w:val="OtherTok"/>
         </w:rPr>
-        <w:t xml:space="preserve">=</w:t>
-      </w:r>
-      <w:r>
-        <w:rPr>
-          <w:rStyle w:val="NormalTok"/>
-        </w:rPr>
-        <w:t xml:space="preserve"> </w:t>
-      </w:r>
-      <w:r>
-        <w:rPr>
-          <w:rStyle w:val="StringTok"/>
-        </w:rPr>
-        <w:t xml:space="preserve">"number"</w:t>
-      </w:r>
-      <w:r>
-        <w:rPr>
-          <w:rStyle w:val="NormalTok"/>
-        </w:rPr>
-        <w:t xml:space="preserve">))</w:t>
-      </w:r>
-      <w:r>
-        <w:br/>
-      </w:r>
-      <w:r>
-        <w:rPr>
-          <w:rStyle w:val="NormalTok"/>
-        </w:rPr>
-        <w:t xml:space="preserve">left  </w:t>
-      </w:r>
-      <w:r>
-        <w:rPr>
-          <w:rStyle w:val="OtherTok"/>
-        </w:rPr>
         <w:t xml:space="preserve">&lt;-</w:t>
       </w:r>
       <w:r>
@@ -2350,13 +2908,13 @@
         <w:rPr>
           <w:rStyle w:val="FunctionTok"/>
         </w:rPr>
-        <w:t xml:space="preserve">left_join</w:t>
-      </w:r>
-      <w:r>
-        <w:rPr>
-          <w:rStyle w:val="NormalTok"/>
-        </w:rPr>
-        <w:t xml:space="preserve"> (reports_df, locations_df, </w:t>
+        <w:t xml:space="preserve">full_join</w:t>
+      </w:r>
+      <w:r>
+        <w:rPr>
+          <w:rStyle w:val="NormalTok"/>
+        </w:rPr>
+        <w:t xml:space="preserve"> (captures_df, individuals_df, </w:t>
       </w:r>
       <w:r>
         <w:rPr>
@@ -2368,148 +2926,7 @@
         <w:rPr>
           <w:rStyle w:val="NormalTok"/>
         </w:rPr>
-        <w:t xml:space="preserve"> </w:t>
-      </w:r>
-      <w:r>
-        <w:rPr>
-          <w:rStyle w:val="FunctionTok"/>
-        </w:rPr>
-        <w:t xml:space="preserve">c</w:t>
-      </w:r>
-      <w:r>
-        <w:rPr>
-          <w:rStyle w:val="NormalTok"/>
-        </w:rPr>
-        <w:t xml:space="preserve">(</w:t>
-      </w:r>
-      <w:r>
-        <w:rPr>
-          <w:rStyle w:val="StringTok"/>
-        </w:rPr>
-        <w:t xml:space="preserve">"REPORT_NUMBER"</w:t>
-      </w:r>
-      <w:r>
-        <w:rPr>
-          <w:rStyle w:val="NormalTok"/>
-        </w:rPr>
-        <w:t xml:space="preserve"> </w:t>
-      </w:r>
-      <w:r>
-        <w:rPr>
-          <w:rStyle w:val="OtherTok"/>
-        </w:rPr>
-        <w:t xml:space="preserve">=</w:t>
-      </w:r>
-      <w:r>
-        <w:rPr>
-          <w:rStyle w:val="NormalTok"/>
-        </w:rPr>
-        <w:t xml:space="preserve"> </w:t>
-      </w:r>
-      <w:r>
-        <w:rPr>
-          <w:rStyle w:val="StringTok"/>
-        </w:rPr>
-        <w:t xml:space="preserve">"number"</w:t>
-      </w:r>
-      <w:r>
-        <w:rPr>
-          <w:rStyle w:val="NormalTok"/>
-        </w:rPr>
-        <w:t xml:space="preserve">))</w:t>
-      </w:r>
-      <w:r>
-        <w:br/>
-      </w:r>
-      <w:r>
-        <w:rPr>
-          <w:rStyle w:val="NormalTok"/>
-        </w:rPr>
-        <w:t xml:space="preserve">full  </w:t>
-      </w:r>
-      <w:r>
-        <w:rPr>
-          <w:rStyle w:val="OtherTok"/>
-        </w:rPr>
-        <w:t xml:space="preserve">&lt;-</w:t>
-      </w:r>
-      <w:r>
-        <w:rPr>
-          <w:rStyle w:val="NormalTok"/>
-        </w:rPr>
-        <w:t xml:space="preserve"> </w:t>
-      </w:r>
-      <w:r>
-        <w:rPr>
-          <w:rStyle w:val="FunctionTok"/>
-        </w:rPr>
-        <w:t xml:space="preserve">full_join</w:t>
-      </w:r>
-      <w:r>
-        <w:rPr>
-          <w:rStyle w:val="NormalTok"/>
-        </w:rPr>
-        <w:t xml:space="preserve"> (reports_df, locations_df, </w:t>
-      </w:r>
-      <w:r>
-        <w:rPr>
-          <w:rStyle w:val="AttributeTok"/>
-        </w:rPr>
-        <w:t xml:space="preserve">by =</w:t>
-      </w:r>
-      <w:r>
-        <w:rPr>
-          <w:rStyle w:val="NormalTok"/>
-        </w:rPr>
-        <w:t xml:space="preserve"> </w:t>
-      </w:r>
-      <w:r>
-        <w:rPr>
-          <w:rStyle w:val="FunctionTok"/>
-        </w:rPr>
-        <w:t xml:space="preserve">c</w:t>
-      </w:r>
-      <w:r>
-        <w:rPr>
-          <w:rStyle w:val="NormalTok"/>
-        </w:rPr>
-        <w:t xml:space="preserve">(</w:t>
-      </w:r>
-      <w:r>
-        <w:rPr>
-          <w:rStyle w:val="StringTok"/>
-        </w:rPr>
-        <w:t xml:space="preserve">"REPORT_NUMBER"</w:t>
-      </w:r>
-      <w:r>
-        <w:rPr>
-          <w:rStyle w:val="NormalTok"/>
-        </w:rPr>
-        <w:t xml:space="preserve"> </w:t>
-      </w:r>
-      <w:r>
-        <w:rPr>
-          <w:rStyle w:val="OtherTok"/>
-        </w:rPr>
-        <w:t xml:space="preserve">=</w:t>
-      </w:r>
-      <w:r>
-        <w:rPr>
-          <w:rStyle w:val="NormalTok"/>
-        </w:rPr>
-        <w:t xml:space="preserve"> </w:t>
-      </w:r>
-      <w:r>
-        <w:rPr>
-          <w:rStyle w:val="StringTok"/>
-        </w:rPr>
-        <w:t xml:space="preserve">"number"</w:t>
-      </w:r>
-      <w:r>
-        <w:rPr>
-          <w:rStyle w:val="NormalTok"/>
-        </w:rPr>
-        <w:t xml:space="preserve">))</w:t>
+        <w:t xml:space="preserve"> key)</w:t>
       </w:r>
       <w:r>
         <w:br/>
@@ -2638,6 +3055,15 @@
           <w:rStyle w:val="VerbatimChar"/>
         </w:rPr>
         <w:t xml:space="preserve">Was your ranking right?  Y / N</w:t>
+      </w:r>
+      <w:r>
+        <w:br/>
+      </w:r>
+      <w:r>
+        <w:rPr>
+          <w:rStyle w:val="VerbatimChar"/>
+        </w:rPr>
+        <w:t xml:space="preserve">Why does full have MORE rows than left? (which fishers does it add back?)</w:t>
       </w:r>
     </w:p>
     <w:p>
@@ -2647,8 +3073,8 @@
         </w:pict>
       </w:r>
     </w:p>
-    <w:bookmarkEnd w:id="25"/>
-    <w:bookmarkStart w:id="26" w:name="part-8-what-each-join-dropped-or-kept"/>
+    <w:bookmarkEnd w:id="27"/>
+    <w:bookmarkStart w:id="28" w:name="part-8-what-each-join-dropped-or-kept"/>
     <w:p>
       <w:pPr>
         <w:pStyle w:val="Heading1"/>
@@ -2716,7 +3142,16 @@
         <w:rPr>
           <w:rStyle w:val="VerbatimChar"/>
         </w:rPr>
-        <w:t xml:space="preserve">Which reports does inner_join DROP that left_join keeps?</w:t>
+        <w:t xml:space="preserve">Which capture events does inner_join DROP that left_join keeps?</w:t>
+      </w:r>
+      <w:r>
+        <w:br/>
+      </w:r>
+      <w:r>
+        <w:rPr>
+          <w:rStyle w:val="VerbatimChar"/>
+        </w:rPr>
+        <w:t xml:space="preserve">Which fishers does full_join ADD that neither inner nor left includes?</w:t>
       </w:r>
     </w:p>
     <w:p>
@@ -2726,8 +3161,8 @@
         </w:pict>
       </w:r>
     </w:p>
-    <w:bookmarkEnd w:id="26"/>
-    <w:bookmarkStart w:id="28" w:name="part-9-pick-the-right-join"/>
+    <w:bookmarkEnd w:id="28"/>
+    <w:bookmarkStart w:id="30" w:name="part-9-pick-the-right-join"/>
     <w:p>
       <w:pPr>
         <w:pStyle w:val="Heading1"/>
@@ -2757,7 +3192,7 @@
         <w:t xml:space="preserve"> </w:t>
       </w:r>
       <w:r>
-        <w:t xml:space="preserve">You want to make a</w:t>
+        <w:t xml:space="preserve">You want a table of</w:t>
       </w:r>
       <w:r>
         <w:t xml:space="preserve"> </w:t>
@@ -2767,10 +3202,25 @@
           <w:b/>
           <w:bCs/>
         </w:rPr>
-        <w:t xml:space="preserve">map of all sightings</w:t>
-      </w:r>
-      <w:r>
-        <w:t xml:space="preserve">, keeping every report even if some can’t be placed. Which join do you use, and why?</w:t>
+        <w:t xml:space="preserve">every capture event</w:t>
+      </w:r>
+      <w:r>
+        <w:t xml:space="preserve"> </w:t>
+      </w:r>
+      <w:r>
+        <w:t xml:space="preserve">for a survival</w:t>
+      </w:r>
+      <w:r>
+        <w:t xml:space="preserve"> </w:t>
+      </w:r>
+      <w:r>
+        <w:t xml:space="preserve">analysis, keeping the event even if the animal was unmarked. Which join do you</w:t>
+      </w:r>
+      <w:r>
+        <w:t xml:space="preserve"> </w:t>
+      </w:r>
+      <w:r>
+        <w:t xml:space="preserve">use, and why?</w:t>
       </w:r>
     </w:p>
     <w:p>
@@ -2814,7 +3264,19 @@
         <w:t xml:space="preserve"> </w:t>
       </w:r>
       <w:r>
-        <w:t xml:space="preserve">figure out which rows you can’t afford to drop first — a report with no coordinates is still a report, so mapping calls for</w:t>
+        <w:t xml:space="preserve">decide which rows you can’t afford to drop first — an</w:t>
+      </w:r>
+      <w:r>
+        <w:t xml:space="preserve"> </w:t>
+      </w:r>
+      <w:r>
+        <w:t xml:space="preserve">unmarked-animal capture is still a capture, so an event-level analysis calls</w:t>
+      </w:r>
+      <w:r>
+        <w:t xml:space="preserve"> </w:t>
+      </w:r>
+      <w:r>
+        <w:t xml:space="preserve">for</w:t>
       </w:r>
       <w:r>
         <w:t xml:space="preserve"> </w:t>
@@ -2826,7 +3288,10 @@
         <w:t xml:space="preserve">left_join</w:t>
       </w:r>
       <w:r>
-        <w:t xml:space="preserve">, not</w:t>
+        <w:t xml:space="preserve"> </w:t>
+      </w:r>
+      <w:r>
+        <w:t xml:space="preserve">(captures on the left), not</w:t>
       </w:r>
       <w:r>
         <w:t xml:space="preserve"> </w:t>
@@ -2852,7 +3317,7 @@
       <w:pPr>
         <w:pStyle w:val="Heading2"/>
       </w:pPr>
-      <w:bookmarkStart w:id="27" w:name="X5a7e003e5176dd172a0cb5955133740556b023b"/>
+      <w:bookmarkStart w:id="29" w:name="X5a7e003e5176dd172a0cb5955133740556b023b"/>
       <w:r>
         <w:t xml:space="preserve">🧩 Chunk 4 — Filtering joins &amp; the payoff</w:t>
       </w:r>
@@ -2866,18 +3331,18 @@
         </w:rPr>
         <w:t xml:space="preserve">(Day 2, after lecture Chunk 4)</w:t>
       </w:r>
-      <w:bookmarkEnd w:id="27"/>
+      <w:bookmarkEnd w:id="29"/>
     </w:p>
     <w:p>
       <w:pPr>
         <w:pStyle w:val="BlockText"/>
       </w:pPr>
       <w:r>
-        <w:t xml:space="preserve">Parts 10–12: anti/semi joins and the map-ready table.</w:t>
-      </w:r>
-    </w:p>
-    <w:bookmarkEnd w:id="28"/>
-    <w:bookmarkStart w:id="29" w:name="part-10-anti_join-whats-missing"/>
+        <w:t xml:space="preserve">Parts 10–12: anti/semi joins and the analysis-ready table.</w:t>
+      </w:r>
+    </w:p>
+    <w:bookmarkEnd w:id="30"/>
+    <w:bookmarkStart w:id="31" w:name="part-10-anti_join-whats-missing"/>
     <w:p>
       <w:pPr>
         <w:pStyle w:val="Heading1"/>
@@ -2916,254 +3381,35 @@
           <w:b/>
           <w:bCs/>
         </w:rPr>
-        <w:t xml:space="preserve">Predict first:</w:t>
-      </w:r>
-      <w:r>
-        <w:t xml:space="preserve"> </w:t>
-      </w:r>
-      <w:r>
-        <w:t xml:space="preserve">How many reports have NO coordinates? (Total reports minus the number with a latitude from Part 4.)</w:t>
-      </w:r>
-    </w:p>
-    <w:p>
-      <w:pPr>
-        <w:pStyle w:val="FirstParagraph"/>
-      </w:pPr>
+        <w:t xml:space="preserve">Predict first (two ways):</w:t>
+      </w:r>
+      <w:r>
+        <w:t xml:space="preserve"> </w:t>
+      </w:r>
+      <w:r>
+        <w:t xml:space="preserve">(a) how many</w:t>
+      </w:r>
+      <w:r>
+        <w:t xml:space="preserve"> </w:t>
+      </w:r>
       <w:r>
         <w:rPr>
           <w:b/>
           <w:bCs/>
         </w:rPr>
-        <w:t xml:space="preserve">▶ Run this:</w:t>
-      </w:r>
-    </w:p>
-    <w:p>
-      <w:pPr>
-        <w:pStyle w:val="SourceCode"/>
-      </w:pPr>
-      <w:r>
-        <w:rPr>
-          <w:rStyle w:val="NormalTok"/>
-        </w:rPr>
-        <w:t xml:space="preserve">missing_coords </w:t>
-      </w:r>
-      <w:r>
-        <w:rPr>
-          <w:rStyle w:val="OtherTok"/>
-        </w:rPr>
-        <w:t xml:space="preserve">&lt;-</w:t>
-      </w:r>
-      <w:r>
-        <w:rPr>
-          <w:rStyle w:val="NormalTok"/>
-        </w:rPr>
-        <w:t xml:space="preserve"> reports_df </w:t>
-      </w:r>
-      <w:r>
-        <w:rPr>
-          <w:rStyle w:val="SpecialCharTok"/>
-        </w:rPr>
-        <w:t xml:space="preserve">%&gt;%</w:t>
-      </w:r>
-      <w:r>
-        <w:br/>
-      </w:r>
-      <w:r>
-        <w:rPr>
-          <w:rStyle w:val="NormalTok"/>
-        </w:rPr>
-        <w:t xml:space="preserve">  </w:t>
-      </w:r>
-      <w:r>
-        <w:rPr>
-          <w:rStyle w:val="FunctionTok"/>
-        </w:rPr>
-        <w:t xml:space="preserve">anti_join</w:t>
-      </w:r>
-      <w:r>
-        <w:rPr>
-          <w:rStyle w:val="NormalTok"/>
-        </w:rPr>
-        <w:t xml:space="preserve">(locations_df, </w:t>
-      </w:r>
-      <w:r>
-        <w:rPr>
-          <w:rStyle w:val="AttributeTok"/>
-        </w:rPr>
-        <w:t xml:space="preserve">by =</w:t>
-      </w:r>
-      <w:r>
-        <w:rPr>
-          <w:rStyle w:val="NormalTok"/>
-        </w:rPr>
-        <w:t xml:space="preserve"> </w:t>
-      </w:r>
-      <w:r>
-        <w:rPr>
-          <w:rStyle w:val="FunctionTok"/>
-        </w:rPr>
-        <w:t xml:space="preserve">c</w:t>
-      </w:r>
-      <w:r>
-        <w:rPr>
-          <w:rStyle w:val="NormalTok"/>
-        </w:rPr>
-        <w:t xml:space="preserve">(</w:t>
-      </w:r>
-      <w:r>
-        <w:rPr>
-          <w:rStyle w:val="StringTok"/>
-        </w:rPr>
-        <w:t xml:space="preserve">"REPORT_NUMBER"</w:t>
-      </w:r>
-      <w:r>
-        <w:rPr>
-          <w:rStyle w:val="NormalTok"/>
-        </w:rPr>
-        <w:t xml:space="preserve"> </w:t>
-      </w:r>
-      <w:r>
-        <w:rPr>
-          <w:rStyle w:val="OtherTok"/>
-        </w:rPr>
-        <w:t xml:space="preserve">=</w:t>
-      </w:r>
-      <w:r>
-        <w:rPr>
-          <w:rStyle w:val="NormalTok"/>
-        </w:rPr>
-        <w:t xml:space="preserve"> </w:t>
-      </w:r>
-      <w:r>
-        <w:rPr>
-          <w:rStyle w:val="StringTok"/>
-        </w:rPr>
-        <w:t xml:space="preserve">"number"</w:t>
-      </w:r>
-      <w:r>
-        <w:rPr>
-          <w:rStyle w:val="NormalTok"/>
-        </w:rPr>
-        <w:t xml:space="preserve">))</w:t>
-      </w:r>
-      <w:r>
-        <w:br/>
-      </w:r>
-      <w:r>
-        <w:br/>
-      </w:r>
-      <w:r>
-        <w:rPr>
-          <w:rStyle w:val="FunctionTok"/>
-        </w:rPr>
-        <w:t xml:space="preserve">nrow</w:t>
-      </w:r>
-      <w:r>
-        <w:rPr>
-          <w:rStyle w:val="NormalTok"/>
-        </w:rPr>
-        <w:t xml:space="preserve">(missing_coords)</w:t>
-      </w:r>
-      <w:r>
-        <w:br/>
-      </w:r>
-      <w:r>
-        <w:rPr>
-          <w:rStyle w:val="NormalTok"/>
-        </w:rPr>
-        <w:t xml:space="preserve">missing_coords </w:t>
-      </w:r>
-      <w:r>
-        <w:rPr>
-          <w:rStyle w:val="SpecialCharTok"/>
-        </w:rPr>
-        <w:t xml:space="preserve">%&gt;%</w:t>
-      </w:r>
-      <w:r>
-        <w:rPr>
-          <w:rStyle w:val="NormalTok"/>
-        </w:rPr>
-        <w:t xml:space="preserve"> </w:t>
-      </w:r>
-      <w:r>
-        <w:rPr>
-          <w:rStyle w:val="FunctionTok"/>
-        </w:rPr>
-        <w:t xml:space="preserve">count</w:t>
-      </w:r>
-      <w:r>
-        <w:rPr>
-          <w:rStyle w:val="NormalTok"/>
-        </w:rPr>
-        <w:t xml:space="preserve">(STATE, </w:t>
-      </w:r>
-      <w:r>
-        <w:rPr>
-          <w:rStyle w:val="AttributeTok"/>
-        </w:rPr>
-        <w:t xml:space="preserve">sort =</w:t>
-      </w:r>
-      <w:r>
-        <w:rPr>
-          <w:rStyle w:val="NormalTok"/>
-        </w:rPr>
-        <w:t xml:space="preserve"> </w:t>
-      </w:r>
-      <w:r>
-        <w:rPr>
-          <w:rStyle w:val="ConstantTok"/>
-        </w:rPr>
-        <w:t xml:space="preserve">TRUE</w:t>
-      </w:r>
-      <w:r>
-        <w:rPr>
-          <w:rStyle w:val="NormalTok"/>
-        </w:rPr>
-        <w:t xml:space="preserve">) </w:t>
-      </w:r>
-      <w:r>
-        <w:rPr>
-          <w:rStyle w:val="SpecialCharTok"/>
-        </w:rPr>
-        <w:t xml:space="preserve">%&gt;%</w:t>
-      </w:r>
-      <w:r>
-        <w:rPr>
-          <w:rStyle w:val="NormalTok"/>
-        </w:rPr>
-        <w:t xml:space="preserve"> </w:t>
-      </w:r>
-      <w:r>
-        <w:rPr>
-          <w:rStyle w:val="FunctionTok"/>
-        </w:rPr>
-        <w:t xml:space="preserve">head</w:t>
-      </w:r>
-      <w:r>
-        <w:rPr>
-          <w:rStyle w:val="NormalTok"/>
-        </w:rPr>
-        <w:t xml:space="preserve">(</w:t>
-      </w:r>
-      <w:r>
-        <w:rPr>
-          <w:rStyle w:val="DecValTok"/>
-        </w:rPr>
-        <w:t xml:space="preserve">4</w:t>
-      </w:r>
-      <w:r>
-        <w:rPr>
-          <w:rStyle w:val="NormalTok"/>
-        </w:rPr>
-        <w:t xml:space="preserve">)</w:t>
-      </w:r>
-    </w:p>
-    <w:p>
-      <w:pPr>
-        <w:pStyle w:val="FirstParagraph"/>
-      </w:pPr>
-      <w:r>
-        <w:t xml:space="preserve">✏️</w:t>
+        <w:t xml:space="preserve">capture events</w:t>
+      </w:r>
+      <w:r>
+        <w:t xml:space="preserve"> </w:t>
+      </w:r>
+      <w:r>
+        <w:t xml:space="preserve">have no matching individual?</w:t>
+      </w:r>
+      <w:r>
+        <w:t xml:space="preserve"> </w:t>
+      </w:r>
+      <w:r>
+        <w:t xml:space="preserve">(b) how many</w:t>
       </w:r>
       <w:r>
         <w:t xml:space="preserve"> </w:t>
@@ -3173,6 +3419,329 @@
           <w:b/>
           <w:bCs/>
         </w:rPr>
+        <w:t xml:space="preserve">released fishers</w:t>
+      </w:r>
+      <w:r>
+        <w:t xml:space="preserve"> </w:t>
+      </w:r>
+      <w:r>
+        <w:t xml:space="preserve">were never recaptured?</w:t>
+      </w:r>
+    </w:p>
+    <w:p>
+      <w:pPr>
+        <w:pStyle w:val="FirstParagraph"/>
+      </w:pPr>
+      <w:r>
+        <w:rPr>
+          <w:b/>
+          <w:bCs/>
+        </w:rPr>
+        <w:t xml:space="preserve">▶ Run this:</w:t>
+      </w:r>
+    </w:p>
+    <w:p>
+      <w:pPr>
+        <w:pStyle w:val="SourceCode"/>
+      </w:pPr>
+      <w:r>
+        <w:rPr>
+          <w:rStyle w:val="CommentTok"/>
+        </w:rPr>
+        <w:t xml:space="preserve"># (a) capture events of unmarked animals</w:t>
+      </w:r>
+      <w:r>
+        <w:br/>
+      </w:r>
+      <w:r>
+        <w:rPr>
+          <w:rStyle w:val="NormalTok"/>
+        </w:rPr>
+        <w:t xml:space="preserve">unmarked </w:t>
+      </w:r>
+      <w:r>
+        <w:rPr>
+          <w:rStyle w:val="OtherTok"/>
+        </w:rPr>
+        <w:t xml:space="preserve">&lt;-</w:t>
+      </w:r>
+      <w:r>
+        <w:rPr>
+          <w:rStyle w:val="NormalTok"/>
+        </w:rPr>
+        <w:t xml:space="preserve"> captures_df </w:t>
+      </w:r>
+      <w:r>
+        <w:rPr>
+          <w:rStyle w:val="SpecialCharTok"/>
+        </w:rPr>
+        <w:t xml:space="preserve">%&gt;%</w:t>
+      </w:r>
+      <w:r>
+        <w:br/>
+      </w:r>
+      <w:r>
+        <w:rPr>
+          <w:rStyle w:val="NormalTok"/>
+        </w:rPr>
+        <w:t xml:space="preserve">  </w:t>
+      </w:r>
+      <w:r>
+        <w:rPr>
+          <w:rStyle w:val="FunctionTok"/>
+        </w:rPr>
+        <w:t xml:space="preserve">anti_join</w:t>
+      </w:r>
+      <w:r>
+        <w:rPr>
+          <w:rStyle w:val="NormalTok"/>
+        </w:rPr>
+        <w:t xml:space="preserve">(individuals_df, </w:t>
+      </w:r>
+      <w:r>
+        <w:rPr>
+          <w:rStyle w:val="AttributeTok"/>
+        </w:rPr>
+        <w:t xml:space="preserve">by =</w:t>
+      </w:r>
+      <w:r>
+        <w:rPr>
+          <w:rStyle w:val="NormalTok"/>
+        </w:rPr>
+        <w:t xml:space="preserve"> </w:t>
+      </w:r>
+      <w:r>
+        <w:rPr>
+          <w:rStyle w:val="FunctionTok"/>
+        </w:rPr>
+        <w:t xml:space="preserve">c</w:t>
+      </w:r>
+      <w:r>
+        <w:rPr>
+          <w:rStyle w:val="NormalTok"/>
+        </w:rPr>
+        <w:t xml:space="preserve">(</w:t>
+      </w:r>
+      <w:r>
+        <w:rPr>
+          <w:rStyle w:val="StringTok"/>
+        </w:rPr>
+        <w:t xml:space="preserve">"animal_id"</w:t>
+      </w:r>
+      <w:r>
+        <w:rPr>
+          <w:rStyle w:val="NormalTok"/>
+        </w:rPr>
+        <w:t xml:space="preserve"> </w:t>
+      </w:r>
+      <w:r>
+        <w:rPr>
+          <w:rStyle w:val="OtherTok"/>
+        </w:rPr>
+        <w:t xml:space="preserve">=</w:t>
+      </w:r>
+      <w:r>
+        <w:rPr>
+          <w:rStyle w:val="NormalTok"/>
+        </w:rPr>
+        <w:t xml:space="preserve"> </w:t>
+      </w:r>
+      <w:r>
+        <w:rPr>
+          <w:rStyle w:val="StringTok"/>
+        </w:rPr>
+        <w:t xml:space="preserve">"fisher_id"</w:t>
+      </w:r>
+      <w:r>
+        <w:rPr>
+          <w:rStyle w:val="NormalTok"/>
+        </w:rPr>
+        <w:t xml:space="preserve">))</w:t>
+      </w:r>
+      <w:r>
+        <w:br/>
+      </w:r>
+      <w:r>
+        <w:rPr>
+          <w:rStyle w:val="FunctionTok"/>
+        </w:rPr>
+        <w:t xml:space="preserve">nrow</w:t>
+      </w:r>
+      <w:r>
+        <w:rPr>
+          <w:rStyle w:val="NormalTok"/>
+        </w:rPr>
+        <w:t xml:space="preserve">(unmarked)</w:t>
+      </w:r>
+      <w:r>
+        <w:br/>
+      </w:r>
+      <w:r>
+        <w:br/>
+      </w:r>
+      <w:r>
+        <w:rPr>
+          <w:rStyle w:val="CommentTok"/>
+        </w:rPr>
+        <w:t xml:space="preserve"># (b) released fishers with no capture record — anti_join the OTHER direction</w:t>
+      </w:r>
+      <w:r>
+        <w:br/>
+      </w:r>
+      <w:r>
+        <w:rPr>
+          <w:rStyle w:val="NormalTok"/>
+        </w:rPr>
+        <w:t xml:space="preserve">never_seen </w:t>
+      </w:r>
+      <w:r>
+        <w:rPr>
+          <w:rStyle w:val="OtherTok"/>
+        </w:rPr>
+        <w:t xml:space="preserve">&lt;-</w:t>
+      </w:r>
+      <w:r>
+        <w:rPr>
+          <w:rStyle w:val="NormalTok"/>
+        </w:rPr>
+        <w:t xml:space="preserve"> individuals_df </w:t>
+      </w:r>
+      <w:r>
+        <w:rPr>
+          <w:rStyle w:val="SpecialCharTok"/>
+        </w:rPr>
+        <w:t xml:space="preserve">%&gt;%</w:t>
+      </w:r>
+      <w:r>
+        <w:br/>
+      </w:r>
+      <w:r>
+        <w:rPr>
+          <w:rStyle w:val="NormalTok"/>
+        </w:rPr>
+        <w:t xml:space="preserve">  </w:t>
+      </w:r>
+      <w:r>
+        <w:rPr>
+          <w:rStyle w:val="FunctionTok"/>
+        </w:rPr>
+        <w:t xml:space="preserve">anti_join</w:t>
+      </w:r>
+      <w:r>
+        <w:rPr>
+          <w:rStyle w:val="NormalTok"/>
+        </w:rPr>
+        <w:t xml:space="preserve">(captures_df, </w:t>
+      </w:r>
+      <w:r>
+        <w:rPr>
+          <w:rStyle w:val="AttributeTok"/>
+        </w:rPr>
+        <w:t xml:space="preserve">by =</w:t>
+      </w:r>
+      <w:r>
+        <w:rPr>
+          <w:rStyle w:val="NormalTok"/>
+        </w:rPr>
+        <w:t xml:space="preserve"> </w:t>
+      </w:r>
+      <w:r>
+        <w:rPr>
+          <w:rStyle w:val="FunctionTok"/>
+        </w:rPr>
+        <w:t xml:space="preserve">c</w:t>
+      </w:r>
+      <w:r>
+        <w:rPr>
+          <w:rStyle w:val="NormalTok"/>
+        </w:rPr>
+        <w:t xml:space="preserve">(</w:t>
+      </w:r>
+      <w:r>
+        <w:rPr>
+          <w:rStyle w:val="StringTok"/>
+        </w:rPr>
+        <w:t xml:space="preserve">"fisher_id"</w:t>
+      </w:r>
+      <w:r>
+        <w:rPr>
+          <w:rStyle w:val="NormalTok"/>
+        </w:rPr>
+        <w:t xml:space="preserve"> </w:t>
+      </w:r>
+      <w:r>
+        <w:rPr>
+          <w:rStyle w:val="OtherTok"/>
+        </w:rPr>
+        <w:t xml:space="preserve">=</w:t>
+      </w:r>
+      <w:r>
+        <w:rPr>
+          <w:rStyle w:val="NormalTok"/>
+        </w:rPr>
+        <w:t xml:space="preserve"> </w:t>
+      </w:r>
+      <w:r>
+        <w:rPr>
+          <w:rStyle w:val="StringTok"/>
+        </w:rPr>
+        <w:t xml:space="preserve">"animal_id"</w:t>
+      </w:r>
+      <w:r>
+        <w:rPr>
+          <w:rStyle w:val="NormalTok"/>
+        </w:rPr>
+        <w:t xml:space="preserve">))</w:t>
+      </w:r>
+      <w:r>
+        <w:br/>
+      </w:r>
+      <w:r>
+        <w:rPr>
+          <w:rStyle w:val="NormalTok"/>
+        </w:rPr>
+        <w:t xml:space="preserve">never_seen </w:t>
+      </w:r>
+      <w:r>
+        <w:rPr>
+          <w:rStyle w:val="SpecialCharTok"/>
+        </w:rPr>
+        <w:t xml:space="preserve">%&gt;%</w:t>
+      </w:r>
+      <w:r>
+        <w:rPr>
+          <w:rStyle w:val="NormalTok"/>
+        </w:rPr>
+        <w:t xml:space="preserve"> </w:t>
+      </w:r>
+      <w:r>
+        <w:rPr>
+          <w:rStyle w:val="FunctionTok"/>
+        </w:rPr>
+        <w:t xml:space="preserve">select</w:t>
+      </w:r>
+      <w:r>
+        <w:rPr>
+          <w:rStyle w:val="NormalTok"/>
+        </w:rPr>
+        <w:t xml:space="preserve">(fisher_id, sex, site, release_date)</w:t>
+      </w:r>
+    </w:p>
+    <w:p>
+      <w:pPr>
+        <w:pStyle w:val="FirstParagraph"/>
+      </w:pPr>
+      <w:r>
+        <w:t xml:space="preserve">✏️</w:t>
+      </w:r>
+      <w:r>
+        <w:t xml:space="preserve"> </w:t>
+      </w:r>
+      <w:r>
+        <w:rPr>
+          <w:b/>
+          <w:bCs/>
+        </w:rPr>
         <w:t xml:space="preserve">Your turn:</w:t>
       </w:r>
     </w:p>
@@ -3184,7 +3753,16 @@
         <w:rPr>
           <w:rStyle w:val="VerbatimChar"/>
         </w:rPr>
-        <w:t xml:space="preserve">Reports with no coordinates:</w:t>
+        <w:t xml:space="preserve">Capture events with no individual:</w:t>
+      </w:r>
+      <w:r>
+        <w:br/>
+      </w:r>
+      <w:r>
+        <w:rPr>
+          <w:rStyle w:val="VerbatimChar"/>
+        </w:rPr>
+        <w:t xml:space="preserve">Released fishers never recaptured:</w:t>
       </w:r>
       <w:r>
         <w:br/>
@@ -3203,8 +3781,8 @@
         </w:pict>
       </w:r>
     </w:p>
-    <w:bookmarkEnd w:id="29"/>
-    <w:bookmarkStart w:id="30" w:name="part-11-semi_join-keep-only-matches"/>
+    <w:bookmarkEnd w:id="31"/>
+    <w:bookmarkStart w:id="32" w:name="part-11-semi_join-keep-only-matches"/>
     <w:p>
       <w:pPr>
         <w:pStyle w:val="Heading1"/>
@@ -3246,9 +3824,18 @@
       </w:pPr>
       <w:r>
         <w:rPr>
-          <w:rStyle w:val="NormalTok"/>
-        </w:rPr>
-        <w:t xml:space="preserve">mappable_reports </w:t>
+          <w:rStyle w:val="CommentTok"/>
+        </w:rPr>
+        <w:t xml:space="preserve"># Released fishers that WERE recaptured at least once</w:t>
+      </w:r>
+      <w:r>
+        <w:br/>
+      </w:r>
+      <w:r>
+        <w:rPr>
+          <w:rStyle w:val="NormalTok"/>
+        </w:rPr>
+        <w:t xml:space="preserve">recaptured </w:t>
       </w:r>
       <w:r>
         <w:rPr>
@@ -3260,7 +3847,7 @@
         <w:rPr>
           <w:rStyle w:val="NormalTok"/>
         </w:rPr>
-        <w:t xml:space="preserve"> reports_df </w:t>
+        <w:t xml:space="preserve"> individuals_df </w:t>
       </w:r>
       <w:r>
         <w:rPr>
@@ -3287,7 +3874,7 @@
         <w:rPr>
           <w:rStyle w:val="NormalTok"/>
         </w:rPr>
-        <w:t xml:space="preserve">(locations_df, </w:t>
+        <w:t xml:space="preserve">(captures_df, </w:t>
       </w:r>
       <w:r>
         <w:rPr>
@@ -3317,7 +3904,7 @@
         <w:rPr>
           <w:rStyle w:val="StringTok"/>
         </w:rPr>
-        <w:t xml:space="preserve">"REPORT_NUMBER"</w:t>
+        <w:t xml:space="preserve">"fisher_id"</w:t>
       </w:r>
       <w:r>
         <w:rPr>
@@ -3341,7 +3928,7 @@
         <w:rPr>
           <w:rStyle w:val="StringTok"/>
         </w:rPr>
-        <w:t xml:space="preserve">"number"</w:t>
+        <w:t xml:space="preserve">"animal_id"</w:t>
       </w:r>
       <w:r>
         <w:rPr>
@@ -3365,7 +3952,7 @@
         <w:rPr>
           <w:rStyle w:val="NormalTok"/>
         </w:rPr>
-        <w:t xml:space="preserve">(mappable_reports)</w:t>
+        <w:t xml:space="preserve">(recaptured)</w:t>
       </w:r>
     </w:p>
     <w:p>
@@ -3441,6 +4028,15 @@
           <w:rStyle w:val="VerbatimChar"/>
         </w:rPr>
         <w:t xml:space="preserve">Your answer:</w:t>
+      </w:r>
+      <w:r>
+        <w:br/>
+      </w:r>
+      <w:r>
+        <w:rPr>
+          <w:rStyle w:val="VerbatimChar"/>
+        </w:rPr>
+        <w:t xml:space="preserve">recaptured rows + never_seen rows should equal nrow(individuals_df) — does it?</w:t>
       </w:r>
     </w:p>
     <w:p>
@@ -3450,14 +4046,14 @@
         </w:pict>
       </w:r>
     </w:p>
-    <w:bookmarkEnd w:id="30"/>
-    <w:bookmarkStart w:id="31" w:name="part-12-build-the-map-ready-table"/>
+    <w:bookmarkEnd w:id="32"/>
+    <w:bookmarkStart w:id="33" w:name="part-12-build-one-analysis-ready-table"/>
     <w:p>
       <w:pPr>
         <w:pStyle w:val="Heading1"/>
       </w:pPr>
       <w:r>
-        <w:t xml:space="preserve">Part 12 · Build the map-ready table</w:t>
+        <w:t xml:space="preserve">Part 12 · Build one analysis-ready table</w:t>
       </w:r>
     </w:p>
     <w:p>
@@ -3480,16 +4076,16 @@
         <w:rPr>
           <w:rStyle w:val="CommentTok"/>
         </w:rPr>
-        <w:t xml:space="preserve"># Reports + coordinates, ready for next week's map -------</w:t>
-      </w:r>
-      <w:r>
-        <w:br/>
-      </w:r>
-      <w:r>
-        <w:rPr>
-          <w:rStyle w:val="NormalTok"/>
-        </w:rPr>
-        <w:t xml:space="preserve">bigfoot_mappable </w:t>
+        <w:t xml:space="preserve"># Every KNOWN-individual capture, with the fisher's attributes attached ---</w:t>
+      </w:r>
+      <w:r>
+        <w:br/>
+      </w:r>
+      <w:r>
+        <w:rPr>
+          <w:rStyle w:val="NormalTok"/>
+        </w:rPr>
+        <w:t xml:space="preserve">fisher_analysis </w:t>
       </w:r>
       <w:r>
         <w:rPr>
@@ -3501,7 +4097,7 @@
         <w:rPr>
           <w:rStyle w:val="NormalTok"/>
         </w:rPr>
-        <w:t xml:space="preserve"> reports_df </w:t>
+        <w:t xml:space="preserve"> captures_df </w:t>
       </w:r>
       <w:r>
         <w:rPr>
@@ -3522,13 +4118,13 @@
         <w:rPr>
           <w:rStyle w:val="FunctionTok"/>
         </w:rPr>
-        <w:t xml:space="preserve">left_join</w:t>
-      </w:r>
-      <w:r>
-        <w:rPr>
-          <w:rStyle w:val="NormalTok"/>
-        </w:rPr>
-        <w:t xml:space="preserve">(locations_df, </w:t>
+        <w:t xml:space="preserve">inner_join</w:t>
+      </w:r>
+      <w:r>
+        <w:rPr>
+          <w:rStyle w:val="NormalTok"/>
+        </w:rPr>
+        <w:t xml:space="preserve">(individuals_df, </w:t>
       </w:r>
       <w:r>
         <w:rPr>
@@ -3558,7 +4154,7 @@
         <w:rPr>
           <w:rStyle w:val="StringTok"/>
         </w:rPr>
-        <w:t xml:space="preserve">"REPORT_NUMBER"</w:t>
+        <w:t xml:space="preserve">"animal_id"</w:t>
       </w:r>
       <w:r>
         <w:rPr>
@@ -3582,7 +4178,7 @@
         <w:rPr>
           <w:rStyle w:val="StringTok"/>
         </w:rPr>
-        <w:t xml:space="preserve">"number"</w:t>
+        <w:t xml:space="preserve">"fisher_id"</w:t>
       </w:r>
       <w:r>
         <w:rPr>
@@ -3609,7 +4205,7 @@
         <w:rPr>
           <w:rStyle w:val="FunctionTok"/>
         </w:rPr>
-        <w:t xml:space="preserve">filter</w:t>
+        <w:t xml:space="preserve">mutate</w:t>
       </w:r>
       <w:r>
         <w:rPr>
@@ -3619,137 +4215,167 @@
       </w:r>
       <w:r>
         <w:rPr>
+          <w:rStyle w:val="AttributeTok"/>
+        </w:rPr>
+        <w:t xml:space="preserve">days_since_release =</w:t>
+      </w:r>
+      <w:r>
+        <w:rPr>
+          <w:rStyle w:val="NormalTok"/>
+        </w:rPr>
+        <w:t xml:space="preserve"> </w:t>
+      </w:r>
+      <w:r>
+        <w:rPr>
+          <w:rStyle w:val="FunctionTok"/>
+        </w:rPr>
+        <w:t xml:space="preserve">as.numeric</w:t>
+      </w:r>
+      <w:r>
+        <w:rPr>
+          <w:rStyle w:val="NormalTok"/>
+        </w:rPr>
+        <w:t xml:space="preserve">(capture_date </w:t>
+      </w:r>
+      <w:r>
+        <w:rPr>
           <w:rStyle w:val="SpecialCharTok"/>
         </w:rPr>
-        <w:t xml:space="preserve">!</w:t>
+        <w:t xml:space="preserve">-</w:t>
+      </w:r>
+      <w:r>
+        <w:rPr>
+          <w:rStyle w:val="NormalTok"/>
+        </w:rPr>
+        <w:t xml:space="preserve"> release_date)) </w:t>
+      </w:r>
+      <w:r>
+        <w:rPr>
+          <w:rStyle w:val="SpecialCharTok"/>
+        </w:rPr>
+        <w:t xml:space="preserve">%&gt;%</w:t>
+      </w:r>
+      <w:r>
+        <w:br/>
+      </w:r>
+      <w:r>
+        <w:rPr>
+          <w:rStyle w:val="NormalTok"/>
+        </w:rPr>
+        <w:t xml:space="preserve">  </w:t>
       </w:r>
       <w:r>
         <w:rPr>
           <w:rStyle w:val="FunctionTok"/>
         </w:rPr>
-        <w:t xml:space="preserve">is.na</w:t>
-      </w:r>
-      <w:r>
-        <w:rPr>
-          <w:rStyle w:val="NormalTok"/>
-        </w:rPr>
-        <w:t xml:space="preserve">(latitude), </w:t>
+        <w:t xml:space="preserve">select</w:t>
+      </w:r>
+      <w:r>
+        <w:rPr>
+          <w:rStyle w:val="NormalTok"/>
+        </w:rPr>
+        <w:t xml:space="preserve">(animal_id, sex, age_class, capture_date, days_since_release,</w:t>
+      </w:r>
+      <w:r>
+        <w:br/>
+      </w:r>
+      <w:r>
+        <w:rPr>
+          <w:rStyle w:val="NormalTok"/>
+        </w:rPr>
+        <w:t xml:space="preserve">         </w:t>
+      </w:r>
+      <w:r>
+        <w:rPr>
+          <w:rStyle w:val="AttributeTok"/>
+        </w:rPr>
+        <w:t xml:space="preserve">capture_site =</w:t>
+      </w:r>
+      <w:r>
+        <w:rPr>
+          <w:rStyle w:val="NormalTok"/>
+        </w:rPr>
+        <w:t xml:space="preserve"> site.x, </w:t>
+      </w:r>
+      <w:r>
+        <w:rPr>
+          <w:rStyle w:val="AttributeTok"/>
+        </w:rPr>
+        <w:t xml:space="preserve">release_site =</w:t>
+      </w:r>
+      <w:r>
+        <w:rPr>
+          <w:rStyle w:val="NormalTok"/>
+        </w:rPr>
+        <w:t xml:space="preserve"> site.y, mass_kg)</w:t>
+      </w:r>
+      <w:r>
+        <w:br/>
+      </w:r>
+      <w:r>
+        <w:br/>
+      </w:r>
+      <w:r>
+        <w:rPr>
+          <w:rStyle w:val="NormalTok"/>
+        </w:rPr>
+        <w:t xml:space="preserve">fisher_analysis </w:t>
       </w:r>
       <w:r>
         <w:rPr>
           <w:rStyle w:val="SpecialCharTok"/>
         </w:rPr>
-        <w:t xml:space="preserve">!</w:t>
+        <w:t xml:space="preserve">%&gt;%</w:t>
+      </w:r>
+      <w:r>
+        <w:rPr>
+          <w:rStyle w:val="NormalTok"/>
+        </w:rPr>
+        <w:t xml:space="preserve"> </w:t>
       </w:r>
       <w:r>
         <w:rPr>
           <w:rStyle w:val="FunctionTok"/>
         </w:rPr>
-        <w:t xml:space="preserve">is.na</w:t>
-      </w:r>
-      <w:r>
-        <w:rPr>
-          <w:rStyle w:val="NormalTok"/>
-        </w:rPr>
-        <w:t xml:space="preserve">(longitude))</w:t>
-      </w:r>
-      <w:r>
-        <w:br/>
-      </w:r>
-      <w:r>
-        <w:br/>
-      </w:r>
-      <w:r>
-        <w:rPr>
-          <w:rStyle w:val="NormalTok"/>
-        </w:rPr>
-        <w:t xml:space="preserve">bigfoot_mappable </w:t>
-      </w:r>
-      <w:r>
-        <w:rPr>
-          <w:rStyle w:val="SpecialCharTok"/>
-        </w:rPr>
-        <w:t xml:space="preserve">%&gt;%</w:t>
-      </w:r>
-      <w:r>
-        <w:br/>
-      </w:r>
-      <w:r>
-        <w:rPr>
-          <w:rStyle w:val="NormalTok"/>
-        </w:rPr>
-        <w:t xml:space="preserve">  </w:t>
+        <w:t xml:space="preserve">head</w:t>
+      </w:r>
+      <w:r>
+        <w:rPr>
+          <w:rStyle w:val="NormalTok"/>
+        </w:rPr>
+        <w:t xml:space="preserve">()</w:t>
+      </w:r>
+    </w:p>
+    <w:p>
+      <w:pPr>
+        <w:pStyle w:val="SourceCode"/>
+      </w:pPr>
+      <w:r>
+        <w:rPr>
+          <w:rStyle w:val="CommentTok"/>
+        </w:rPr>
+        <w:t xml:space="preserve"># Save it for later ------------------------------------</w:t>
+      </w:r>
+      <w:r>
+        <w:br/>
       </w:r>
       <w:r>
         <w:rPr>
           <w:rStyle w:val="FunctionTok"/>
         </w:rPr>
-        <w:t xml:space="preserve">select</w:t>
-      </w:r>
-      <w:r>
-        <w:rPr>
-          <w:rStyle w:val="NormalTok"/>
-        </w:rPr>
-        <w:t xml:space="preserve">(REPORT_NUMBER, STATE, SEASON, REPORT_CLASS, latitude, longitude) </w:t>
-      </w:r>
-      <w:r>
-        <w:rPr>
-          <w:rStyle w:val="SpecialCharTok"/>
-        </w:rPr>
-        <w:t xml:space="preserve">%&gt;%</w:t>
-      </w:r>
-      <w:r>
-        <w:br/>
-      </w:r>
-      <w:r>
-        <w:rPr>
-          <w:rStyle w:val="NormalTok"/>
-        </w:rPr>
-        <w:t xml:space="preserve">  </w:t>
-      </w:r>
-      <w:r>
-        <w:rPr>
-          <w:rStyle w:val="FunctionTok"/>
-        </w:rPr>
-        <w:t xml:space="preserve">head</w:t>
-      </w:r>
-      <w:r>
-        <w:rPr>
-          <w:rStyle w:val="NormalTok"/>
-        </w:rPr>
-        <w:t xml:space="preserve">()</w:t>
-      </w:r>
-    </w:p>
-    <w:p>
-      <w:pPr>
-        <w:pStyle w:val="SourceCode"/>
-      </w:pPr>
-      <w:r>
-        <w:rPr>
-          <w:rStyle w:val="CommentTok"/>
-        </w:rPr>
-        <w:t xml:space="preserve"># Save it for the mapping lecture ------------------------</w:t>
-      </w:r>
-      <w:r>
-        <w:br/>
-      </w:r>
-      <w:r>
-        <w:rPr>
-          <w:rStyle w:val="FunctionTok"/>
-        </w:rPr>
         <w:t xml:space="preserve">write_csv</w:t>
       </w:r>
       <w:r>
         <w:rPr>
           <w:rStyle w:val="NormalTok"/>
         </w:rPr>
-        <w:t xml:space="preserve">(bigfoot_mappable, </w:t>
+        <w:t xml:space="preserve">(fisher_analysis, </w:t>
       </w:r>
       <w:r>
         <w:rPr>
           <w:rStyle w:val="StringTok"/>
         </w:rPr>
-        <w:t xml:space="preserve">"data/bigfoot_joined.csv"</w:t>
+        <w:t xml:space="preserve">"data/fisher_joined.csv"</w:t>
       </w:r>
       <w:r>
         <w:rPr>
@@ -3779,16 +4405,49 @@
         <w:t xml:space="preserve"> </w:t>
       </w:r>
       <w:r>
-        <w:t xml:space="preserve">How many rows are in your map-ready table? How does this compare to the original</w:t>
-      </w:r>
-      <w:r>
-        <w:t xml:space="preserve"> </w:t>
-      </w:r>
-      <w:r>
-        <w:rPr>
-          <w:rStyle w:val="VerbatimChar"/>
-        </w:rPr>
-        <w:t xml:space="preserve">reports_df</w:t>
+        <w:t xml:space="preserve">How many rows are in your analysis table? Why is it smaller</w:t>
+      </w:r>
+      <w:r>
+        <w:t xml:space="preserve"> </w:t>
+      </w:r>
+      <w:r>
+        <w:t xml:space="preserve">than</w:t>
+      </w:r>
+      <w:r>
+        <w:t xml:space="preserve"> </w:t>
+      </w:r>
+      <w:r>
+        <w:rPr>
+          <w:rStyle w:val="VerbatimChar"/>
+        </w:rPr>
+        <w:t xml:space="preserve">captures_df</w:t>
+      </w:r>
+      <w:r>
+        <w:t xml:space="preserve">, and why did we use</w:t>
+      </w:r>
+      <w:r>
+        <w:t xml:space="preserve"> </w:t>
+      </w:r>
+      <w:r>
+        <w:rPr>
+          <w:rStyle w:val="VerbatimChar"/>
+        </w:rPr>
+        <w:t xml:space="preserve">inner_join</w:t>
+      </w:r>
+      <w:r>
+        <w:t xml:space="preserve"> </w:t>
+      </w:r>
+      <w:r>
+        <w:t xml:space="preserve">here instead of</w:t>
+      </w:r>
+      <w:r>
+        <w:t xml:space="preserve"> </w:t>
+      </w:r>
+      <w:r>
+        <w:rPr>
+          <w:rStyle w:val="VerbatimChar"/>
+        </w:rPr>
+        <w:t xml:space="preserve">left_join</w:t>
       </w:r>
       <w:r>
         <w:t xml:space="preserve">?</w:t>
@@ -3802,16 +4461,25 @@
         <w:rPr>
           <w:rStyle w:val="VerbatimChar"/>
         </w:rPr>
-        <w:t xml:space="preserve">Map-ready rows:</w:t>
-      </w:r>
-      <w:r>
-        <w:br/>
-      </w:r>
-      <w:r>
-        <w:rPr>
-          <w:rStyle w:val="VerbatimChar"/>
-        </w:rPr>
-        <w:t xml:space="preserve">Difference from reports_df, and why:</w:t>
+        <w:t xml:space="preserve">Analysis-table rows:</w:t>
+      </w:r>
+      <w:r>
+        <w:br/>
+      </w:r>
+      <w:r>
+        <w:rPr>
+          <w:rStyle w:val="VerbatimChar"/>
+        </w:rPr>
+        <w:t xml:space="preserve">Difference from captures_df, and why:</w:t>
+      </w:r>
+      <w:r>
+        <w:br/>
+      </w:r>
+      <w:r>
+        <w:rPr>
+          <w:rStyle w:val="VerbatimChar"/>
+        </w:rPr>
+        <w:t xml:space="preserve">Why inner_join and not left_join for THIS table:</w:t>
       </w:r>
     </w:p>
     <w:p>
@@ -3821,8 +4489,8 @@
         </w:pict>
       </w:r>
     </w:p>
-    <w:bookmarkEnd w:id="31"/>
-    <w:bookmarkStart w:id="32" w:name="part-13-review-and-checkpoint"/>
+    <w:bookmarkEnd w:id="33"/>
+    <w:bookmarkStart w:id="34" w:name="part-13-review-and-checkpoint"/>
     <w:p>
       <w:pPr>
         <w:pStyle w:val="Heading1"/>
@@ -3980,7 +4648,7 @@
         <w:rPr>
           <w:rStyle w:val="VerbatimChar"/>
         </w:rPr>
-        <w:t xml:space="preserve">index</w:t>
+        <w:t xml:space="preserve">site</w:t>
       </w:r>
       <w:r>
         <w:t xml:space="preserve">-join bug</w:t>
@@ -4037,8 +4705,8 @@
         </w:pict>
       </w:r>
     </w:p>
-    <w:bookmarkEnd w:id="32"/>
-    <w:bookmarkStart w:id="35" w:name="part-14-going-further"/>
+    <w:bookmarkEnd w:id="34"/>
+    <w:bookmarkStart w:id="37" w:name="part-14-going-further"/>
     <w:p>
       <w:pPr>
         <w:pStyle w:val="Heading1"/>
@@ -4055,13 +4723,13 @@
         <w:t xml:space="preserve">Optional — do this if you finish early.</w:t>
       </w:r>
     </w:p>
-    <w:bookmarkStart w:id="33" w:name="add-the-report-class-to-a-map-count"/>
+    <w:bookmarkStart w:id="35" w:name="capture-effort-by-site-and-sex"/>
     <w:p>
       <w:pPr>
         <w:pStyle w:val="Heading3"/>
       </w:pPr>
       <w:r>
-        <w:t xml:space="preserve">Add the report class to a map count</w:t>
+        <w:t xml:space="preserve">Capture effort by site and sex</w:t>
       </w:r>
     </w:p>
     <w:p>
@@ -4079,7 +4747,7 @@
         <w:t xml:space="preserve"> </w:t>
       </w:r>
       <w:r>
-        <w:t xml:space="preserve">join, then count sightings per state per class.</w:t>
+        <w:t xml:space="preserve">join, then count capture events per release site per sex.</w:t>
       </w:r>
     </w:p>
     <w:p>
@@ -4090,7 +4758,7 @@
         <w:rPr>
           <w:rStyle w:val="NormalTok"/>
         </w:rPr>
-        <w:t xml:space="preserve">bigfoot_df </w:t>
+        <w:t xml:space="preserve">captures_df </w:t>
       </w:r>
       <w:r>
         <w:rPr>
@@ -4111,7 +4779,31 @@
         <w:rPr>
           <w:rStyle w:val="FunctionTok"/>
         </w:rPr>
-        <w:t xml:space="preserve">filter</w:t>
+        <w:t xml:space="preserve">inner_join</w:t>
+      </w:r>
+      <w:r>
+        <w:rPr>
+          <w:rStyle w:val="NormalTok"/>
+        </w:rPr>
+        <w:t xml:space="preserve">(individuals_df, </w:t>
+      </w:r>
+      <w:r>
+        <w:rPr>
+          <w:rStyle w:val="AttributeTok"/>
+        </w:rPr>
+        <w:t xml:space="preserve">by =</w:t>
+      </w:r>
+      <w:r>
+        <w:rPr>
+          <w:rStyle w:val="NormalTok"/>
+        </w:rPr>
+        <w:t xml:space="preserve"> </w:t>
+      </w:r>
+      <w:r>
+        <w:rPr>
+          <w:rStyle w:val="FunctionTok"/>
+        </w:rPr>
+        <w:t xml:space="preserve">c</w:t>
       </w:r>
       <w:r>
         <w:rPr>
@@ -4121,21 +4813,66 @@
       </w:r>
       <w:r>
         <w:rPr>
+          <w:rStyle w:val="StringTok"/>
+        </w:rPr>
+        <w:t xml:space="preserve">"animal_id"</w:t>
+      </w:r>
+      <w:r>
+        <w:rPr>
+          <w:rStyle w:val="NormalTok"/>
+        </w:rPr>
+        <w:t xml:space="preserve"> </w:t>
+      </w:r>
+      <w:r>
+        <w:rPr>
+          <w:rStyle w:val="OtherTok"/>
+        </w:rPr>
+        <w:t xml:space="preserve">=</w:t>
+      </w:r>
+      <w:r>
+        <w:rPr>
+          <w:rStyle w:val="NormalTok"/>
+        </w:rPr>
+        <w:t xml:space="preserve"> </w:t>
+      </w:r>
+      <w:r>
+        <w:rPr>
+          <w:rStyle w:val="StringTok"/>
+        </w:rPr>
+        <w:t xml:space="preserve">"fisher_id"</w:t>
+      </w:r>
+      <w:r>
+        <w:rPr>
+          <w:rStyle w:val="NormalTok"/>
+        </w:rPr>
+        <w:t xml:space="preserve">)) </w:t>
+      </w:r>
+      <w:r>
+        <w:rPr>
           <w:rStyle w:val="SpecialCharTok"/>
         </w:rPr>
-        <w:t xml:space="preserve">!</w:t>
+        <w:t xml:space="preserve">%&gt;%</w:t>
+      </w:r>
+      <w:r>
+        <w:br/>
+      </w:r>
+      <w:r>
+        <w:rPr>
+          <w:rStyle w:val="NormalTok"/>
+        </w:rPr>
+        <w:t xml:space="preserve">  </w:t>
       </w:r>
       <w:r>
         <w:rPr>
           <w:rStyle w:val="FunctionTok"/>
         </w:rPr>
-        <w:t xml:space="preserve">is.na</w:t>
-      </w:r>
-      <w:r>
-        <w:rPr>
-          <w:rStyle w:val="NormalTok"/>
-        </w:rPr>
-        <w:t xml:space="preserve">(latitude)) </w:t>
+        <w:t xml:space="preserve">count</w:t>
+      </w:r>
+      <w:r>
+        <w:rPr>
+          <w:rStyle w:val="NormalTok"/>
+        </w:rPr>
+        <w:t xml:space="preserve">(site.y, sex) </w:t>
       </w:r>
       <w:r>
         <w:rPr>
@@ -4144,6 +4881,18 @@
         <w:t xml:space="preserve">%&gt;%</w:t>
       </w:r>
       <w:r>
+        <w:rPr>
+          <w:rStyle w:val="NormalTok"/>
+        </w:rPr>
+        <w:t xml:space="preserve">        </w:t>
+      </w:r>
+      <w:r>
+        <w:rPr>
+          <w:rStyle w:val="CommentTok"/>
+        </w:rPr>
+        <w:t xml:space="preserve"># site.y = release site</w:t>
+      </w:r>
+      <w:r>
         <w:br/>
       </w:r>
       <w:r>
@@ -4156,91 +4905,25 @@
         <w:rPr>
           <w:rStyle w:val="FunctionTok"/>
         </w:rPr>
-        <w:t xml:space="preserve">count</w:t>
-      </w:r>
-      <w:r>
-        <w:rPr>
-          <w:rStyle w:val="NormalTok"/>
-        </w:rPr>
-        <w:t xml:space="preserve">(STATE, REPORT_CLASS) </w:t>
-      </w:r>
-      <w:r>
-        <w:rPr>
-          <w:rStyle w:val="SpecialCharTok"/>
-        </w:rPr>
-        <w:t xml:space="preserve">%&gt;%</w:t>
-      </w:r>
-      <w:r>
-        <w:br/>
-      </w:r>
-      <w:r>
-        <w:rPr>
-          <w:rStyle w:val="NormalTok"/>
-        </w:rPr>
-        <w:t xml:space="preserve">  </w:t>
+        <w:t xml:space="preserve">arrange</w:t>
+      </w:r>
+      <w:r>
+        <w:rPr>
+          <w:rStyle w:val="NormalTok"/>
+        </w:rPr>
+        <w:t xml:space="preserve">(</w:t>
       </w:r>
       <w:r>
         <w:rPr>
           <w:rStyle w:val="FunctionTok"/>
         </w:rPr>
-        <w:t xml:space="preserve">arrange</w:t>
-      </w:r>
-      <w:r>
-        <w:rPr>
-          <w:rStyle w:val="NormalTok"/>
-        </w:rPr>
-        <w:t xml:space="preserve">(</w:t>
-      </w:r>
-      <w:r>
-        <w:rPr>
-          <w:rStyle w:val="FunctionTok"/>
-        </w:rPr>
         <w:t xml:space="preserve">desc</w:t>
       </w:r>
       <w:r>
         <w:rPr>
           <w:rStyle w:val="NormalTok"/>
         </w:rPr>
-        <w:t xml:space="preserve">(n)) </w:t>
-      </w:r>
-      <w:r>
-        <w:rPr>
-          <w:rStyle w:val="SpecialCharTok"/>
-        </w:rPr>
-        <w:t xml:space="preserve">%&gt;%</w:t>
-      </w:r>
-      <w:r>
-        <w:br/>
-      </w:r>
-      <w:r>
-        <w:rPr>
-          <w:rStyle w:val="NormalTok"/>
-        </w:rPr>
-        <w:t xml:space="preserve">  </w:t>
-      </w:r>
-      <w:r>
-        <w:rPr>
-          <w:rStyle w:val="FunctionTok"/>
-        </w:rPr>
-        <w:t xml:space="preserve">head</w:t>
-      </w:r>
-      <w:r>
-        <w:rPr>
-          <w:rStyle w:val="NormalTok"/>
-        </w:rPr>
-        <w:t xml:space="preserve">(</w:t>
-      </w:r>
-      <w:r>
-        <w:rPr>
-          <w:rStyle w:val="DecValTok"/>
-        </w:rPr>
-        <w:t xml:space="preserve">10</w:t>
-      </w:r>
-      <w:r>
-        <w:rPr>
-          <w:rStyle w:val="NormalTok"/>
-        </w:rPr>
-        <w:t xml:space="preserve">)</w:t>
+        <w:t xml:space="preserve">(n))</w:t>
       </w:r>
     </w:p>
     <w:p>
@@ -4264,7 +4947,7 @@
         <w:t xml:space="preserve"> </w:t>
       </w:r>
       <w:r>
-        <w:t xml:space="preserve">Which state + class combination has the most reports?</w:t>
+        <w:t xml:space="preserve">Which release site + sex combination has the most capture events? Does that tell you about the animals, or about where crews spent time?</w:t>
       </w:r>
     </w:p>
     <w:p>
@@ -4278,53 +4961,32 @@
         <w:t xml:space="preserve">Your answer:</w:t>
       </w:r>
     </w:p>
-    <w:bookmarkEnd w:id="33"/>
-    <w:bookmarkStart w:id="34" w:name="locations-with-no-report"/>
+    <w:bookmarkEnd w:id="35"/>
+    <w:bookmarkStart w:id="36" w:name="recapture-count-per-fisher"/>
     <w:p>
       <w:pPr>
         <w:pStyle w:val="Heading3"/>
       </w:pPr>
       <w:r>
-        <w:t xml:space="preserve">Locations with no report</w:t>
+        <w:t xml:space="preserve">Recapture count per fisher</w:t>
       </w:r>
     </w:p>
     <w:p>
       <w:pPr>
         <w:pStyle w:val="FirstParagraph"/>
       </w:pPr>
-      <w:r>
-        <w:t xml:space="preserve">✏️</w:t>
-      </w:r>
-      <w:r>
-        <w:t xml:space="preserve"> </w:t>
-      </w:r>
       <w:r>
         <w:rPr>
           <w:b/>
           <w:bCs/>
         </w:rPr>
-        <w:t xml:space="preserve">Your turn:</w:t>
-      </w:r>
-      <w:r>
-        <w:t xml:space="preserve"> </w:t>
-      </w:r>
-      <w:r>
-        <w:t xml:space="preserve">Use an</w:t>
-      </w:r>
-      <w:r>
-        <w:t xml:space="preserve"> </w:t>
-      </w:r>
-      <w:r>
-        <w:rPr>
-          <w:rStyle w:val="VerbatimChar"/>
-        </w:rPr>
-        <w:t xml:space="preserve">anti_join</w:t>
-      </w:r>
-      <w:r>
-        <w:t xml:space="preserve"> </w:t>
-      </w:r>
-      <w:r>
-        <w:t xml:space="preserve">the</w:t>
+        <w:t xml:space="preserve">▶ Try this:</w:t>
+      </w:r>
+      <w:r>
+        <w:t xml:space="preserve"> </w:t>
+      </w:r>
+      <w:r>
+        <w:t xml:space="preserve">how many times was each</w:t>
       </w:r>
       <w:r>
         <w:t xml:space="preserve"> </w:t>
@@ -4334,13 +4996,13 @@
           <w:i/>
           <w:iCs/>
         </w:rPr>
-        <w:t xml:space="preserve">other</w:t>
-      </w:r>
-      <w:r>
-        <w:t xml:space="preserve"> </w:t>
-      </w:r>
-      <w:r>
-        <w:t xml:space="preserve">direction to find locations that have no matching report. How many are there, and what might explain them?</w:t>
+        <w:t xml:space="preserve">identified</w:t>
+      </w:r>
+      <w:r>
+        <w:t xml:space="preserve"> </w:t>
+      </w:r>
+      <w:r>
+        <w:t xml:space="preserve">fisher caught?</w:t>
       </w:r>
     </w:p>
     <w:p>
@@ -4349,9 +5011,147 @@
       </w:pPr>
       <w:r>
         <w:rPr>
-          <w:rStyle w:val="CommentTok"/>
-        </w:rPr>
-        <w:t xml:space="preserve"># Write your anti_join here (locations first this time):</w:t>
+          <w:rStyle w:val="NormalTok"/>
+        </w:rPr>
+        <w:t xml:space="preserve">captures_df </w:t>
+      </w:r>
+      <w:r>
+        <w:rPr>
+          <w:rStyle w:val="SpecialCharTok"/>
+        </w:rPr>
+        <w:t xml:space="preserve">%&gt;%</w:t>
+      </w:r>
+      <w:r>
+        <w:br/>
+      </w:r>
+      <w:r>
+        <w:rPr>
+          <w:rStyle w:val="NormalTok"/>
+        </w:rPr>
+        <w:t xml:space="preserve">  </w:t>
+      </w:r>
+      <w:r>
+        <w:rPr>
+          <w:rStyle w:val="FunctionTok"/>
+        </w:rPr>
+        <w:t xml:space="preserve">semi_join</w:t>
+      </w:r>
+      <w:r>
+        <w:rPr>
+          <w:rStyle w:val="NormalTok"/>
+        </w:rPr>
+        <w:t xml:space="preserve">(individuals_df, </w:t>
+      </w:r>
+      <w:r>
+        <w:rPr>
+          <w:rStyle w:val="AttributeTok"/>
+        </w:rPr>
+        <w:t xml:space="preserve">by =</w:t>
+      </w:r>
+      <w:r>
+        <w:rPr>
+          <w:rStyle w:val="NormalTok"/>
+        </w:rPr>
+        <w:t xml:space="preserve"> </w:t>
+      </w:r>
+      <w:r>
+        <w:rPr>
+          <w:rStyle w:val="FunctionTok"/>
+        </w:rPr>
+        <w:t xml:space="preserve">c</w:t>
+      </w:r>
+      <w:r>
+        <w:rPr>
+          <w:rStyle w:val="NormalTok"/>
+        </w:rPr>
+        <w:t xml:space="preserve">(</w:t>
+      </w:r>
+      <w:r>
+        <w:rPr>
+          <w:rStyle w:val="StringTok"/>
+        </w:rPr>
+        <w:t xml:space="preserve">"animal_id"</w:t>
+      </w:r>
+      <w:r>
+        <w:rPr>
+          <w:rStyle w:val="NormalTok"/>
+        </w:rPr>
+        <w:t xml:space="preserve"> </w:t>
+      </w:r>
+      <w:r>
+        <w:rPr>
+          <w:rStyle w:val="OtherTok"/>
+        </w:rPr>
+        <w:t xml:space="preserve">=</w:t>
+      </w:r>
+      <w:r>
+        <w:rPr>
+          <w:rStyle w:val="NormalTok"/>
+        </w:rPr>
+        <w:t xml:space="preserve"> </w:t>
+      </w:r>
+      <w:r>
+        <w:rPr>
+          <w:rStyle w:val="StringTok"/>
+        </w:rPr>
+        <w:t xml:space="preserve">"fisher_id"</w:t>
+      </w:r>
+      <w:r>
+        <w:rPr>
+          <w:rStyle w:val="NormalTok"/>
+        </w:rPr>
+        <w:t xml:space="preserve">)) </w:t>
+      </w:r>
+      <w:r>
+        <w:rPr>
+          <w:rStyle w:val="SpecialCharTok"/>
+        </w:rPr>
+        <w:t xml:space="preserve">%&gt;%</w:t>
+      </w:r>
+      <w:r>
+        <w:br/>
+      </w:r>
+      <w:r>
+        <w:rPr>
+          <w:rStyle w:val="NormalTok"/>
+        </w:rPr>
+        <w:t xml:space="preserve">  </w:t>
+      </w:r>
+      <w:r>
+        <w:rPr>
+          <w:rStyle w:val="FunctionTok"/>
+        </w:rPr>
+        <w:t xml:space="preserve">count</w:t>
+      </w:r>
+      <w:r>
+        <w:rPr>
+          <w:rStyle w:val="NormalTok"/>
+        </w:rPr>
+        <w:t xml:space="preserve">(animal_id, </w:t>
+      </w:r>
+      <w:r>
+        <w:rPr>
+          <w:rStyle w:val="AttributeTok"/>
+        </w:rPr>
+        <w:t xml:space="preserve">sort =</w:t>
+      </w:r>
+      <w:r>
+        <w:rPr>
+          <w:rStyle w:val="NormalTok"/>
+        </w:rPr>
+        <w:t xml:space="preserve"> </w:t>
+      </w:r>
+      <w:r>
+        <w:rPr>
+          <w:rStyle w:val="ConstantTok"/>
+        </w:rPr>
+        <w:t xml:space="preserve">TRUE</w:t>
+      </w:r>
+      <w:r>
+        <w:rPr>
+          <w:rStyle w:val="NormalTok"/>
+        </w:rPr>
+        <w:t xml:space="preserve">)</w:t>
       </w:r>
     </w:p>
     <w:p>
@@ -4362,16 +5162,16 @@
         <w:rPr>
           <w:rStyle w:val="VerbatimChar"/>
         </w:rPr>
-        <w:t xml:space="preserve">Locations with no report:</w:t>
-      </w:r>
-      <w:r>
-        <w:br/>
-      </w:r>
-      <w:r>
-        <w:rPr>
-          <w:rStyle w:val="VerbatimChar"/>
-        </w:rPr>
-        <w:t xml:space="preserve">Possible explanation:</w:t>
+        <w:t xml:space="preserve">Most-recaptured fisher and its count:</w:t>
+      </w:r>
+      <w:r>
+        <w:br/>
+      </w:r>
+      <w:r>
+        <w:rPr>
+          <w:rStyle w:val="VerbatimChar"/>
+        </w:rPr>
+        <w:t xml:space="preserve">Number of fishers caught exactly once:</w:t>
       </w:r>
     </w:p>
     <w:p>
@@ -4381,9 +5181,829 @@
         </w:pict>
       </w:r>
     </w:p>
-    <w:bookmarkEnd w:id="34"/>
-    <w:bookmarkEnd w:id="35"/>
-    <w:bookmarkStart w:id="37" w:name="getting-unstuck"/>
+    <w:bookmarkEnd w:id="36"/>
+    <w:bookmarkEnd w:id="37"/>
+    <w:bookmarkStart w:id="44" w:name="extension-out-of-class-3040-min"/>
+    <w:p>
+      <w:pPr>
+        <w:pStyle w:val="Heading1"/>
+      </w:pPr>
+      <w:r>
+        <w:t xml:space="preserve">Extension — out of class (~30–40 min)</w:t>
+      </w:r>
+    </w:p>
+    <w:p>
+      <w:pPr>
+        <w:pStyle w:val="FirstParagraph"/>
+      </w:pPr>
+      <w:r>
+        <w:rPr>
+          <w:i/>
+          <w:iCs/>
+        </w:rPr>
+        <w:t xml:space="preserve">Turn this in with your worksheet. In class you joined two tables that were each</w:t>
+      </w:r>
+      <w:r>
+        <w:rPr>
+          <w:i/>
+          <w:iCs/>
+        </w:rPr>
+        <w:t xml:space="preserve"> </w:t>
+      </w:r>
+      <w:r>
+        <w:rPr>
+          <w:i/>
+          <w:iCs/>
+        </w:rPr>
+        <w:t xml:space="preserve">incomplete on their own. Now you check</w:t>
+      </w:r>
+      <w:r>
+        <w:rPr>
+          <w:i/>
+          <w:iCs/>
+        </w:rPr>
+        <w:t xml:space="preserve"> </w:t>
+      </w:r>
+      <w:r>
+        <w:rPr>
+          <w:b/>
+          <w:bCs/>
+          <w:i/>
+          <w:iCs/>
+        </w:rPr>
+        <w:t xml:space="preserve">how complete</w:t>
+      </w:r>
+      <w:r>
+        <w:rPr>
+          <w:i/>
+          <w:iCs/>
+        </w:rPr>
+        <w:t xml:space="preserve"> </w:t>
+      </w:r>
+      <w:r>
+        <w:rPr>
+          <w:i/>
+          <w:iCs/>
+        </w:rPr>
+        <w:t xml:space="preserve">the join really is — and</w:t>
+      </w:r>
+      <w:r>
+        <w:rPr>
+          <w:i/>
+          <w:iCs/>
+        </w:rPr>
+        <w:t xml:space="preserve"> </w:t>
+      </w:r>
+      <w:r>
+        <w:rPr>
+          <w:i/>
+          <w:iCs/>
+        </w:rPr>
+        <w:t xml:space="preserve">then tell me the</w:t>
+      </w:r>
+      <w:r>
+        <w:rPr>
+          <w:i/>
+          <w:iCs/>
+        </w:rPr>
+        <w:t xml:space="preserve"> </w:t>
+      </w:r>
+      <w:r>
+        <w:rPr>
+          <w:b/>
+          <w:bCs/>
+          <w:i/>
+          <w:iCs/>
+        </w:rPr>
+        <w:t xml:space="preserve">one thing that surprised you most</w:t>
+      </w:r>
+      <w:r>
+        <w:rPr>
+          <w:i/>
+          <w:iCs/>
+        </w:rPr>
+        <w:t xml:space="preserve">.</w:t>
+      </w:r>
+    </w:p>
+    <w:tbl>
+      <w:tblPr>
+        <w:tblStyle w:val="Table"/>
+        <w:tblLook w:firstRow="0" w:lastRow="0" w:firstColumn="0" w:lastColumn="0" w:noHBand="0" w:noVBand="0" w:val="0000"/>
+        <w:tblBorders>
+          <w:top w:val="single" w:sz="4" w:space="0" w:color="CC1914"/>
+          <w:left w:val="single" w:sz="24" w:space="0" w:color="CC1914"/>
+          <w:bottom w:val="single" w:sz="4" w:space="0" w:color="CC1914"/>
+          <w:right w:val="single" w:sz="4" w:space="0" w:color="CC1914"/>
+        </w:tblBorders>
+        <w:tblCellMar>
+          <w:left w:w="144" w:type="dxa"/>
+          <w:right w:w="144" w:type="dxa"/>
+        </w:tblCellMar>
+        <w:tblLook w:firstRow="0" w:lastRow="0" w:firstColumn="0" w:lastColumn="0" w:noHBand="0" w:noVBand="0" w:val="0000"/>
+      </w:tblPr>
+      <w:tr>
+        <w:trPr>
+          <w:cantSplit/>
+        </w:trPr>
+        <w:tc>
+          <w:tcPr>
+            <w:shd w:color="auto" w:fill="f7dddc" w:val="clear"/>
+            <w:tcMar>
+              <w:top w:w="92" w:type="dxa"/>
+              <w:bottom w:w="92" w:type="dxa"/>
+            </w:tcMar>
+          </w:tcPr>
+          <w:p>
+            <w:pPr>
+              <w:pStyle w:val="BodyText"/>
+            </w:pPr>
+            <w:pPr>
+              <w:spacing w:before="0" w:after="0"/>
+              <w:textAlignment w:val="center"/>
+            </w:pPr>
+            <w:r>
+              <w:drawing>
+                <wp:inline>
+                  <wp:extent cx="152400" cy="152400"/>
+                  <wp:effectExtent b="0" l="0" r="0" t="0"/>
+                  <wp:docPr descr="" title="" id="39" name="Picture"/>
+                  <a:graphic>
+                    <a:graphicData uri="http://schemas.openxmlformats.org/drawingml/2006/picture">
+                      <pic:pic>
+                        <pic:nvPicPr>
+                          <pic:cNvPr descr="/Applications/Positron.app/Contents/Resources/app/quarto/share/formats/docx/important.png" id="40" name="Picture"/>
+                          <pic:cNvPicPr>
+                            <a:picLocks noChangeArrowheads="1" noChangeAspect="1"/>
+                          </pic:cNvPicPr>
+                        </pic:nvPicPr>
+                        <pic:blipFill>
+                          <a:blip r:embed="rId38"/>
+                          <a:stretch>
+                            <a:fillRect/>
+                          </a:stretch>
+                        </pic:blipFill>
+                        <pic:spPr bwMode="auto">
+                          <a:xfrm>
+                            <a:off x="0" y="0"/>
+                            <a:ext cx="152400" cy="152400"/>
+                          </a:xfrm>
+                          <a:prstGeom prst="rect">
+                            <a:avLst/>
+                          </a:prstGeom>
+                          <a:noFill/>
+                          <a:ln w="9525">
+                            <a:noFill/>
+                            <a:headEnd/>
+                            <a:tailEnd/>
+                          </a:ln>
+                        </pic:spPr>
+                      </pic:pic>
+                    </a:graphicData>
+                  </a:graphic>
+                </wp:inline>
+              </w:drawing>
+            </w:r>
+            <w:r>
+              <w:t xml:space="preserve"> </w:t>
+            </w:r>
+            <w:r>
+              <w:t xml:space="preserve"> </w:t>
+            </w:r>
+            <w:r>
+              <w:t xml:space="preserve">Important</w:t>
+            </w:r>
+          </w:p>
+        </w:tc>
+      </w:tr>
+      <w:tr>
+        <w:trPr>
+          <w:cantSplit/>
+        </w:trPr>
+        <w:tc>
+          <w:tcPr>
+            <w:tcMar>
+              <w:top w:w="108" w:type="dxa"/>
+              <w:bottom w:w="108" w:type="dxa"/>
+            </w:tcMar>
+          </w:tcPr>
+          <w:p>
+            <w:pPr>
+              <w:pStyle w:val="BodyText"/>
+            </w:pPr>
+            <w:pPr>
+              <w:spacing w:before="16" w:after="16"/>
+            </w:pPr>
+            <w:r>
+              <w:rPr>
+                <w:b/>
+                <w:bCs/>
+              </w:rPr>
+              <w:t xml:space="preserve">Only E3 (the</w:t>
+            </w:r>
+            <w:r>
+              <w:rPr>
+                <w:b/>
+                <w:bCs/>
+              </w:rPr>
+              <w:t xml:space="preserve"> </w:t>
+            </w:r>
+            <w:r>
+              <w:rPr>
+                <w:b/>
+                <w:bCs/>
+              </w:rPr>
+              <w:t xml:space="preserve">“most surprising thing”</w:t>
+            </w:r>
+            <w:r>
+              <w:rPr>
+                <w:b/>
+                <w:bCs/>
+              </w:rPr>
+              <w:t xml:space="preserve">) is graded.</w:t>
+            </w:r>
+            <w:r>
+              <w:t xml:space="preserve"> </w:t>
+            </w:r>
+            <w:r>
+              <w:t xml:space="preserve">E1 and E2 are the work that</w:t>
+            </w:r>
+            <w:r>
+              <w:t xml:space="preserve"> </w:t>
+            </w:r>
+            <w:r>
+              <w:t xml:space="preserve">gets you there — do them, but the grade is on the write-up. E3 must be</w:t>
+            </w:r>
+            <w:r>
+              <w:t xml:space="preserve"> </w:t>
+            </w:r>
+            <w:r>
+              <w:rPr>
+                <w:b/>
+                <w:bCs/>
+              </w:rPr>
+              <w:t xml:space="preserve">handwritten</w:t>
+            </w:r>
+            <w:r>
+              <w:t xml:space="preserve">, photographed, and embedded (</w:t>
+            </w:r>
+            <w:r>
+              <w:rPr>
+                <w:rStyle w:val="VerbatimChar"/>
+              </w:rPr>
+              <w:t xml:space="preserve">![caption](my_photo.jpg)</w:t>
+            </w:r>
+            <w:r>
+              <w:t xml:space="preserve">).</w:t>
+            </w:r>
+          </w:p>
+          <w:p/>
+        </w:tc>
+      </w:tr>
+    </w:tbl>
+    <w:bookmarkStart w:id="41" w:name="Xaa5b3b1f7e708c260714bd882bb251fdcfc2575"/>
+    <w:p>
+      <w:pPr>
+        <w:pStyle w:val="Heading2"/>
+      </w:pPr>
+      <w:r>
+        <w:t xml:space="preserve">E1 · How complete is the join? (not graded — do it anyway)</w:t>
+      </w:r>
+    </w:p>
+    <w:p>
+      <w:pPr>
+        <w:pStyle w:val="SourceCode"/>
+      </w:pPr>
+      <w:r>
+        <w:rPr>
+          <w:rStyle w:val="CommentTok"/>
+        </w:rPr>
+        <w:t xml:space="preserve"># Capture events with NO matching individual (unmarked animals)</w:t>
+      </w:r>
+      <w:r>
+        <w:br/>
+      </w:r>
+      <w:r>
+        <w:rPr>
+          <w:rStyle w:val="NormalTok"/>
+        </w:rPr>
+        <w:t xml:space="preserve">no_id </w:t>
+      </w:r>
+      <w:r>
+        <w:rPr>
+          <w:rStyle w:val="OtherTok"/>
+        </w:rPr>
+        <w:t xml:space="preserve">&lt;-</w:t>
+      </w:r>
+      <w:r>
+        <w:rPr>
+          <w:rStyle w:val="NormalTok"/>
+        </w:rPr>
+        <w:t xml:space="preserve"> </w:t>
+      </w:r>
+      <w:r>
+        <w:rPr>
+          <w:rStyle w:val="FunctionTok"/>
+        </w:rPr>
+        <w:t xml:space="preserve">anti_join</w:t>
+      </w:r>
+      <w:r>
+        <w:rPr>
+          <w:rStyle w:val="NormalTok"/>
+        </w:rPr>
+        <w:t xml:space="preserve">(captures_df, individuals_df,</w:t>
+      </w:r>
+      <w:r>
+        <w:br/>
+      </w:r>
+      <w:r>
+        <w:rPr>
+          <w:rStyle w:val="NormalTok"/>
+        </w:rPr>
+        <w:t xml:space="preserve">                   </w:t>
+      </w:r>
+      <w:r>
+        <w:rPr>
+          <w:rStyle w:val="AttributeTok"/>
+        </w:rPr>
+        <w:t xml:space="preserve">by =</w:t>
+      </w:r>
+      <w:r>
+        <w:rPr>
+          <w:rStyle w:val="NormalTok"/>
+        </w:rPr>
+        <w:t xml:space="preserve"> </w:t>
+      </w:r>
+      <w:r>
+        <w:rPr>
+          <w:rStyle w:val="FunctionTok"/>
+        </w:rPr>
+        <w:t xml:space="preserve">c</w:t>
+      </w:r>
+      <w:r>
+        <w:rPr>
+          <w:rStyle w:val="NormalTok"/>
+        </w:rPr>
+        <w:t xml:space="preserve">(</w:t>
+      </w:r>
+      <w:r>
+        <w:rPr>
+          <w:rStyle w:val="StringTok"/>
+        </w:rPr>
+        <w:t xml:space="preserve">"animal_id"</w:t>
+      </w:r>
+      <w:r>
+        <w:rPr>
+          <w:rStyle w:val="NormalTok"/>
+        </w:rPr>
+        <w:t xml:space="preserve"> </w:t>
+      </w:r>
+      <w:r>
+        <w:rPr>
+          <w:rStyle w:val="OtherTok"/>
+        </w:rPr>
+        <w:t xml:space="preserve">=</w:t>
+      </w:r>
+      <w:r>
+        <w:rPr>
+          <w:rStyle w:val="NormalTok"/>
+        </w:rPr>
+        <w:t xml:space="preserve"> </w:t>
+      </w:r>
+      <w:r>
+        <w:rPr>
+          <w:rStyle w:val="StringTok"/>
+        </w:rPr>
+        <w:t xml:space="preserve">"fisher_id"</w:t>
+      </w:r>
+      <w:r>
+        <w:rPr>
+          <w:rStyle w:val="NormalTok"/>
+        </w:rPr>
+        <w:t xml:space="preserve">))</w:t>
+      </w:r>
+      <w:r>
+        <w:br/>
+      </w:r>
+      <w:r>
+        <w:rPr>
+          <w:rStyle w:val="DecValTok"/>
+        </w:rPr>
+        <w:t xml:space="preserve">100</w:t>
+      </w:r>
+      <w:r>
+        <w:rPr>
+          <w:rStyle w:val="NormalTok"/>
+        </w:rPr>
+        <w:t xml:space="preserve"> </w:t>
+      </w:r>
+      <w:r>
+        <w:rPr>
+          <w:rStyle w:val="SpecialCharTok"/>
+        </w:rPr>
+        <w:t xml:space="preserve">*</w:t>
+      </w:r>
+      <w:r>
+        <w:rPr>
+          <w:rStyle w:val="NormalTok"/>
+        </w:rPr>
+        <w:t xml:space="preserve"> (</w:t>
+      </w:r>
+      <w:r>
+        <w:rPr>
+          <w:rStyle w:val="DecValTok"/>
+        </w:rPr>
+        <w:t xml:space="preserve">1</w:t>
+      </w:r>
+      <w:r>
+        <w:rPr>
+          <w:rStyle w:val="NormalTok"/>
+        </w:rPr>
+        <w:t xml:space="preserve"> </w:t>
+      </w:r>
+      <w:r>
+        <w:rPr>
+          <w:rStyle w:val="SpecialCharTok"/>
+        </w:rPr>
+        <w:t xml:space="preserve">-</w:t>
+      </w:r>
+      <w:r>
+        <w:rPr>
+          <w:rStyle w:val="NormalTok"/>
+        </w:rPr>
+        <w:t xml:space="preserve"> </w:t>
+      </w:r>
+      <w:r>
+        <w:rPr>
+          <w:rStyle w:val="FunctionTok"/>
+        </w:rPr>
+        <w:t xml:space="preserve">nrow</w:t>
+      </w:r>
+      <w:r>
+        <w:rPr>
+          <w:rStyle w:val="NormalTok"/>
+        </w:rPr>
+        <w:t xml:space="preserve">(no_id) </w:t>
+      </w:r>
+      <w:r>
+        <w:rPr>
+          <w:rStyle w:val="SpecialCharTok"/>
+        </w:rPr>
+        <w:t xml:space="preserve">/</w:t>
+      </w:r>
+      <w:r>
+        <w:rPr>
+          <w:rStyle w:val="NormalTok"/>
+        </w:rPr>
+        <w:t xml:space="preserve"> </w:t>
+      </w:r>
+      <w:r>
+        <w:rPr>
+          <w:rStyle w:val="FunctionTok"/>
+        </w:rPr>
+        <w:t xml:space="preserve">nrow</w:t>
+      </w:r>
+      <w:r>
+        <w:rPr>
+          <w:rStyle w:val="NormalTok"/>
+        </w:rPr>
+        <w:t xml:space="preserve">(captures_df))   </w:t>
+      </w:r>
+      <w:r>
+        <w:rPr>
+          <w:rStyle w:val="CommentTok"/>
+        </w:rPr>
+        <w:t xml:space="preserve"># % of events we can attribute</w:t>
+      </w:r>
+      <w:r>
+        <w:br/>
+      </w:r>
+      <w:r>
+        <w:br/>
+      </w:r>
+      <w:r>
+        <w:rPr>
+          <w:rStyle w:val="CommentTok"/>
+        </w:rPr>
+        <w:t xml:space="preserve"># Released fishers never recaptured</w:t>
+      </w:r>
+      <w:r>
+        <w:br/>
+      </w:r>
+      <w:r>
+        <w:rPr>
+          <w:rStyle w:val="FunctionTok"/>
+        </w:rPr>
+        <w:t xml:space="preserve">anti_join</w:t>
+      </w:r>
+      <w:r>
+        <w:rPr>
+          <w:rStyle w:val="NormalTok"/>
+        </w:rPr>
+        <w:t xml:space="preserve">(individuals_df, captures_df, </w:t>
+      </w:r>
+      <w:r>
+        <w:rPr>
+          <w:rStyle w:val="AttributeTok"/>
+        </w:rPr>
+        <w:t xml:space="preserve">by =</w:t>
+      </w:r>
+      <w:r>
+        <w:rPr>
+          <w:rStyle w:val="NormalTok"/>
+        </w:rPr>
+        <w:t xml:space="preserve"> </w:t>
+      </w:r>
+      <w:r>
+        <w:rPr>
+          <w:rStyle w:val="FunctionTok"/>
+        </w:rPr>
+        <w:t xml:space="preserve">c</w:t>
+      </w:r>
+      <w:r>
+        <w:rPr>
+          <w:rStyle w:val="NormalTok"/>
+        </w:rPr>
+        <w:t xml:space="preserve">(</w:t>
+      </w:r>
+      <w:r>
+        <w:rPr>
+          <w:rStyle w:val="StringTok"/>
+        </w:rPr>
+        <w:t xml:space="preserve">"fisher_id"</w:t>
+      </w:r>
+      <w:r>
+        <w:rPr>
+          <w:rStyle w:val="NormalTok"/>
+        </w:rPr>
+        <w:t xml:space="preserve"> </w:t>
+      </w:r>
+      <w:r>
+        <w:rPr>
+          <w:rStyle w:val="OtherTok"/>
+        </w:rPr>
+        <w:t xml:space="preserve">=</w:t>
+      </w:r>
+      <w:r>
+        <w:rPr>
+          <w:rStyle w:val="NormalTok"/>
+        </w:rPr>
+        <w:t xml:space="preserve"> </w:t>
+      </w:r>
+      <w:r>
+        <w:rPr>
+          <w:rStyle w:val="StringTok"/>
+        </w:rPr>
+        <w:t xml:space="preserve">"animal_id"</w:t>
+      </w:r>
+      <w:r>
+        <w:rPr>
+          <w:rStyle w:val="NormalTok"/>
+        </w:rPr>
+        <w:t xml:space="preserve">))</w:t>
+      </w:r>
+      <w:r>
+        <w:br/>
+      </w:r>
+      <w:r>
+        <w:br/>
+      </w:r>
+      <w:r>
+        <w:rPr>
+          <w:rStyle w:val="CommentTok"/>
+        </w:rPr>
+        <w:t xml:space="preserve"># The wrong join: no `by =` at all</w:t>
+      </w:r>
+      <w:r>
+        <w:br/>
+      </w:r>
+      <w:r>
+        <w:rPr>
+          <w:rStyle w:val="FunctionTok"/>
+        </w:rPr>
+        <w:t xml:space="preserve">left_join</w:t>
+      </w:r>
+      <w:r>
+        <w:rPr>
+          <w:rStyle w:val="NormalTok"/>
+        </w:rPr>
+        <w:t xml:space="preserve">(captures_df, individuals_df)        </w:t>
+      </w:r>
+      <w:r>
+        <w:rPr>
+          <w:rStyle w:val="CommentTok"/>
+        </w:rPr>
+        <w:t xml:space="preserve"># what does dplyr say it joined on?</w:t>
+      </w:r>
+    </w:p>
+    <w:p>
+      <w:pPr>
+        <w:pStyle w:val="FirstParagraph"/>
+      </w:pPr>
+      <w:r>
+        <w:t xml:space="preserve">Note the attributable percentage, how many fishers were never seen again, and</w:t>
+      </w:r>
+      <w:r>
+        <w:t xml:space="preserve"> </w:t>
+      </w:r>
+      <w:r>
+        <w:t xml:space="preserve">what column dplyr picks when you leave</w:t>
+      </w:r>
+      <w:r>
+        <w:t xml:space="preserve"> </w:t>
+      </w:r>
+      <w:r>
+        <w:rPr>
+          <w:rStyle w:val="VerbatimChar"/>
+        </w:rPr>
+        <w:t xml:space="preserve">by =</w:t>
+      </w:r>
+      <w:r>
+        <w:t xml:space="preserve"> </w:t>
+      </w:r>
+      <w:r>
+        <w:t xml:space="preserve">out (and why that answer is wrong).</w:t>
+      </w:r>
+    </w:p>
+    <w:bookmarkEnd w:id="41"/>
+    <w:bookmarkStart w:id="42" w:name="Xc7dec93bf055d0027ae609827f349a65e255b85"/>
+    <w:p>
+      <w:pPr>
+        <w:pStyle w:val="Heading2"/>
+      </w:pPr>
+      <w:r>
+        <w:t xml:space="preserve">E2 · One more join, your choice (not graded — do it anyway)</w:t>
+      </w:r>
+    </w:p>
+    <w:p>
+      <w:pPr>
+        <w:pStyle w:val="FirstParagraph"/>
+      </w:pPr>
+      <w:r>
+        <w:t xml:space="preserve">Either: summarize the joined table a new way (mean</w:t>
+      </w:r>
+      <w:r>
+        <w:t xml:space="preserve"> </w:t>
+      </w:r>
+      <w:r>
+        <w:rPr>
+          <w:rStyle w:val="VerbatimChar"/>
+        </w:rPr>
+        <w:t xml:space="preserve">mass_kg</w:t>
+      </w:r>
+      <w:r>
+        <w:t xml:space="preserve"> </w:t>
+      </w:r>
+      <w:r>
+        <w:t xml:space="preserve">by sex; capture</w:t>
+      </w:r>
+      <w:r>
+        <w:t xml:space="preserve"> </w:t>
+      </w:r>
+      <w:r>
+        <w:t xml:space="preserve">count by month),</w:t>
+      </w:r>
+      <w:r>
+        <w:t xml:space="preserve"> </w:t>
+      </w:r>
+      <w:r>
+        <w:rPr>
+          <w:b/>
+          <w:bCs/>
+        </w:rPr>
+        <w:t xml:space="preserve">or</w:t>
+      </w:r>
+      <w:r>
+        <w:t xml:space="preserve"> </w:t>
+      </w:r>
+      <w:r>
+        <w:t xml:space="preserve">bring in a small table of your own (even 3–4 rows you</w:t>
+      </w:r>
+      <w:r>
+        <w:t xml:space="preserve"> </w:t>
+      </w:r>
+      <w:r>
+        <w:t xml:space="preserve">type with</w:t>
+      </w:r>
+      <w:r>
+        <w:t xml:space="preserve"> </w:t>
+      </w:r>
+      <w:r>
+        <w:rPr>
+          <w:rStyle w:val="VerbatimChar"/>
+        </w:rPr>
+        <w:t xml:space="preserve">tibble()</w:t>
+      </w:r>
+      <w:r>
+        <w:t xml:space="preserve"> </w:t>
+      </w:r>
+      <w:r>
+        <w:t xml:space="preserve">— e.g. a home-range size per</w:t>
+      </w:r>
+      <w:r>
+        <w:t xml:space="preserve"> </w:t>
+      </w:r>
+      <w:r>
+        <w:rPr>
+          <w:rStyle w:val="VerbatimChar"/>
+        </w:rPr>
+        <w:t xml:space="preserve">fisher_id</w:t>
+      </w:r>
+      <w:r>
+        <w:t xml:space="preserve">) and join it on</w:t>
+      </w:r>
+      <w:r>
+        <w:t xml:space="preserve"> </w:t>
+      </w:r>
+      <w:r>
+        <w:t xml:space="preserve">the key. Keep it small.</w:t>
+      </w:r>
+    </w:p>
+    <w:bookmarkEnd w:id="42"/>
+    <w:bookmarkStart w:id="43" w:name="X0962ae03f159922c892437f00643ab13873edaf"/>
+    <w:p>
+      <w:pPr>
+        <w:pStyle w:val="Heading2"/>
+      </w:pPr>
+      <w:r>
+        <w:t xml:space="preserve">E3 · The most surprising thing — ✍️ by hand (graded)</w:t>
+      </w:r>
+    </w:p>
+    <w:p>
+      <w:pPr>
+        <w:pStyle w:val="FirstParagraph"/>
+      </w:pPr>
+      <w:r>
+        <w:t xml:space="preserve">In a short paragraph, hand-written: across everything you did in this worksheet</w:t>
+      </w:r>
+      <w:r>
+        <w:t xml:space="preserve"> </w:t>
+      </w:r>
+      <w:r>
+        <w:t xml:space="preserve">and E1–E2,</w:t>
+      </w:r>
+      <w:r>
+        <w:t xml:space="preserve"> </w:t>
+      </w:r>
+      <w:r>
+        <w:rPr>
+          <w:b/>
+          <w:bCs/>
+        </w:rPr>
+        <w:t xml:space="preserve">what surprised you most about joining these two tables?</w:t>
+      </w:r>
+      <w:r>
+        <w:t xml:space="preserve"> </w:t>
+      </w:r>
+      <w:r>
+        <w:t xml:space="preserve">Be specific —</w:t>
+      </w:r>
+      <w:r>
+        <w:t xml:space="preserve"> </w:t>
+      </w:r>
+      <w:r>
+        <w:t xml:space="preserve">name the numbers or the rows that surprised you, and say why you expected</w:t>
+      </w:r>
+      <w:r>
+        <w:t xml:space="preserve"> </w:t>
+      </w:r>
+      <w:r>
+        <w:t xml:space="preserve">something different.</w:t>
+      </w:r>
+      <w:r>
+        <w:t xml:space="preserve"> </w:t>
+      </w:r>
+      <w:r>
+        <w:t xml:space="preserve">“Nothing surprised me”</w:t>
+      </w:r>
+      <w:r>
+        <w:t xml:space="preserve"> </w:t>
+      </w:r>
+      <w:r>
+        <w:t xml:space="preserve">is not an answer; if the joins went smoothly, the</w:t>
+      </w:r>
+      <w:r>
+        <w:t xml:space="preserve"> </w:t>
+      </w:r>
+      <w:r>
+        <w:t xml:space="preserve">surprise might be how many capture events could not be tied to a known animal,</w:t>
+      </w:r>
+      <w:r>
+        <w:t xml:space="preserve"> </w:t>
+      </w:r>
+      <w:r>
+        <w:t xml:space="preserve">or how many released fishers were never seen again.</w:t>
+      </w:r>
+    </w:p>
+    <w:p>
+      <w:r>
+        <w:pict>
+          <v:rect style="width:0;height:1.5pt" o:hralign="center" o:hrstd="t" o:hr="t"/>
+        </w:pict>
+      </w:r>
+    </w:p>
+    <w:bookmarkEnd w:id="43"/>
+    <w:bookmarkEnd w:id="44"/>
+    <w:bookmarkStart w:id="46" w:name="getting-unstuck"/>
     <w:p>
       <w:pPr>
         <w:pStyle w:val="Heading1"/>
@@ -4435,7 +6055,7 @@
         <w:rPr>
           <w:rStyle w:val="VerbatimChar"/>
         </w:rPr>
-        <w:t xml:space="preserve">by = c("REPORT_NUMBER" = "number")</w:t>
+        <w:t xml:space="preserve">by = c("animal_id" = "fisher_id")</w:t>
       </w:r>
       <w:r>
         <w:t xml:space="preserve">.</w:t>
@@ -4470,7 +6090,7 @@
           <w:b/>
           <w:bCs/>
         </w:rPr>
-        <w:t xml:space="preserve">type</w:t>
+        <w:t xml:space="preserve">case</w:t>
       </w:r>
       <w:r>
         <w:t xml:space="preserve"> </w:t>
@@ -4482,7 +6102,7 @@
         <w:rPr>
           <w:rStyle w:val="VerbatimChar"/>
         </w:rPr>
-        <w:t xml:space="preserve">as.integer()</w:t>
+        <w:t xml:space="preserve">str_to_upper()</w:t>
       </w:r>
       <w:r>
         <w:t xml:space="preserve"> </w:t>
@@ -4497,10 +6117,37 @@
         <w:rPr>
           <w:rStyle w:val="VerbatimChar"/>
         </w:rPr>
-        <w:t xml:space="preserve">REPORT_NUMBER</w:t>
-      </w:r>
-      <w:r>
-        <w:t xml:space="preserve">) — text won’t match a number.</w:t>
+        <w:t xml:space="preserve">animal_id</w:t>
+      </w:r>
+      <w:r>
+        <w:t xml:space="preserve">) —</w:t>
+      </w:r>
+      <w:r>
+        <w:t xml:space="preserve"> </w:t>
+      </w:r>
+      <w:r>
+        <w:rPr>
+          <w:rStyle w:val="VerbatimChar"/>
+        </w:rPr>
+        <w:t xml:space="preserve">"f07"</w:t>
+      </w:r>
+      <w:r>
+        <w:t xml:space="preserve"> </w:t>
+      </w:r>
+      <w:r>
+        <w:t xml:space="preserve">won’t match</w:t>
+      </w:r>
+      <w:r>
+        <w:t xml:space="preserve"> </w:t>
+      </w:r>
+      <w:r>
+        <w:rPr>
+          <w:rStyle w:val="VerbatimChar"/>
+        </w:rPr>
+        <w:t xml:space="preserve">"F07"</w:t>
+      </w:r>
+      <w:r>
+        <w:t xml:space="preserve">.</w:t>
       </w:r>
     </w:p>
     <w:p>
@@ -4522,22 +6169,22 @@
         <w:t xml:space="preserve"> </w:t>
       </w:r>
       <w:r>
-        <w:t xml:space="preserve">→ a duplicated key fans out the rows;</w:t>
-      </w:r>
-      <w:r>
-        <w:t xml:space="preserve"> </w:t>
-      </w:r>
-      <w:r>
-        <w:rPr>
-          <w:rStyle w:val="VerbatimChar"/>
-        </w:rPr>
-        <w:t xml:space="preserve">distinct()</w:t>
-      </w:r>
-      <w:r>
-        <w:t xml:space="preserve"> </w:t>
-      </w:r>
-      <w:r>
-        <w:t xml:space="preserve">the lookup key first.</w:t>
+        <w:t xml:space="preserve">→ you joined on</w:t>
+      </w:r>
+      <w:r>
+        <w:t xml:space="preserve"> </w:t>
+      </w:r>
+      <w:r>
+        <w:rPr>
+          <w:rStyle w:val="VerbatimChar"/>
+        </w:rPr>
+        <w:t xml:space="preserve">site</w:t>
+      </w:r>
+      <w:r>
+        <w:t xml:space="preserve"> </w:t>
+      </w:r>
+      <w:r>
+        <w:t xml:space="preserve">by accident; a shared key that isn’t unique fans the rows out. Always name the real key.</w:t>
       </w:r>
     </w:p>
     <w:p>
@@ -4568,28 +6215,28 @@
           <w:b/>
           <w:bCs/>
         </w:rPr>
-        <w:t xml:space="preserve">by = join_by(index)</w:t>
-      </w:r>
-      <w:r>
-        <w:t xml:space="preserve"> </w:t>
-      </w:r>
-      <w:r>
-        <w:t xml:space="preserve">→ you forgot to name your key; both tables share an</w:t>
-      </w:r>
-      <w:r>
-        <w:t xml:space="preserve"> </w:t>
-      </w:r>
-      <w:r>
-        <w:rPr>
-          <w:rStyle w:val="VerbatimChar"/>
-        </w:rPr>
-        <w:t xml:space="preserve">index</w:t>
-      </w:r>
-      <w:r>
-        <w:t xml:space="preserve"> </w:t>
-      </w:r>
-      <w:r>
-        <w:t xml:space="preserve">column.</w:t>
+        <w:t xml:space="preserve">by = join_by(site)</w:t>
+      </w:r>
+      <w:r>
+        <w:t xml:space="preserve"> </w:t>
+      </w:r>
+      <w:r>
+        <w:t xml:space="preserve">→ you forgot to name your key; both tables share a</w:t>
+      </w:r>
+      <w:r>
+        <w:t xml:space="preserve"> </w:t>
+      </w:r>
+      <w:r>
+        <w:rPr>
+          <w:rStyle w:val="VerbatimChar"/>
+        </w:rPr>
+        <w:t xml:space="preserve">site</w:t>
+      </w:r>
+      <w:r>
+        <w:t xml:space="preserve"> </w:t>
+      </w:r>
+      <w:r>
+        <w:t xml:space="preserve">column that means different things.</w:t>
       </w:r>
     </w:p>
     <w:p>
@@ -4616,7 +6263,7 @@
       <w:r>
         <w:t xml:space="preserve"> </w:t>
       </w:r>
-      <w:hyperlink r:id="rId36">
+      <w:hyperlink r:id="rId45">
         <w:r>
           <w:rPr>
             <w:rStyle w:val="Hyperlink"/>
@@ -4649,7 +6296,7 @@
         <w:rPr>
           <w:rStyle w:val="VerbatimChar"/>
         </w:rPr>
-        <w:t xml:space="preserve">bfro_reports.csv</w:t>
+        <w:t xml:space="preserve">fisher_individuals.csv</w:t>
       </w:r>
       <w:r>
         <w:t xml:space="preserve"> </w:t>
@@ -4664,28 +6311,28 @@
         <w:rPr>
           <w:rStyle w:val="VerbatimChar"/>
         </w:rPr>
-        <w:t xml:space="preserve">bfro_locations.csv</w:t>
-      </w:r>
-      <w:r>
-        <w:t xml:space="preserve"> </w:t>
-      </w:r>
-      <w:r>
-        <w:t xml:space="preserve">were each incomplete on their own — one had no coordinates, the other had no context.</w:t>
-      </w:r>
-      <w:r>
-        <w:t xml:space="preserve"> </w:t>
-      </w:r>
-      <w:r>
-        <w:rPr>
-          <w:rStyle w:val="VerbatimChar"/>
-        </w:rPr>
-        <w:t xml:space="preserve">bigfoot_joined.csv</w:t>
-      </w:r>
-      <w:r>
-        <w:t xml:space="preserve"> </w:t>
-      </w:r>
-      <w:r>
-        <w:t xml:space="preserve">is what you get once a shared key ties them together, and it’s what you’ll load for the mapping worksheet.</w:t>
+        <w:t xml:space="preserve">fisher_captures.csv</w:t>
+      </w:r>
+      <w:r>
+        <w:t xml:space="preserve"> </w:t>
+      </w:r>
+      <w:r>
+        <w:t xml:space="preserve">were each incomplete on their own — one had no field history, the other had no animal attributes.</w:t>
+      </w:r>
+      <w:r>
+        <w:t xml:space="preserve"> </w:t>
+      </w:r>
+      <w:r>
+        <w:rPr>
+          <w:rStyle w:val="VerbatimChar"/>
+        </w:rPr>
+        <w:t xml:space="preserve">fisher_joined.csv</w:t>
+      </w:r>
+      <w:r>
+        <w:t xml:space="preserve"> </w:t>
+      </w:r>
+      <w:r>
+        <w:t xml:space="preserve">is what you get once a shared key ties them together.</w:t>
       </w:r>
     </w:p>
     <w:p>
@@ -4704,10 +6351,10 @@
           <w:i/>
           <w:iCs/>
         </w:rPr>
-        <w:t xml:space="preserve">End of Worksheet 12. Next: Worksheet 13 — mapping the sightings you just assembled.</w:t>
-      </w:r>
-    </w:p>
-    <w:bookmarkEnd w:id="37"/>
+        <w:t xml:space="preserve">End of the Joins worksheet.</w:t>
+      </w:r>
+    </w:p>
+    <w:bookmarkEnd w:id="46"/>
     <w:sectPr>
       <w:pgSz w:h="15840" w:w="12240"/>
       <w:pgMar w:bottom="1440" w:footer="720" w:gutter="0" w:header="720" w:left="1440" w:right="1440" w:top="1440"/>

--- a/docs/content/joins/joins_activity.docx
+++ b/docs/content/joins/joins_activity.docx
@@ -31,7 +31,7 @@
         <w:pStyle w:val="Date"/>
       </w:pPr>
       <w:r>
-        <w:t xml:space="preserve">2026-08-27</w:t>
+        <w:t xml:space="preserve">2026-09-01</w:t>
       </w:r>
     </w:p>
     <w:bookmarkStart w:id="18" w:name="X1c2b58abee6d690e999cc454d2d3a3b9f65fd05"/>

--- a/docs/content/joins/joins_activity.docx
+++ b/docs/content/joins/joins_activity.docx
@@ -31,7 +31,7 @@
         <w:pStyle w:val="Date"/>
       </w:pPr>
       <w:r>
-        <w:t xml:space="preserve">2026-09-01</w:t>
+        <w:t xml:space="preserve">2026-09-03</w:t>
       </w:r>
     </w:p>
     <w:bookmarkStart w:id="18" w:name="X1c2b58abee6d690e999cc454d2d3a3b9f65fd05"/>

--- a/docs/content/joins/joins_activity.docx
+++ b/docs/content/joins/joins_activity.docx
@@ -7567,8 +7567,8 @@
       <w:rFonts w:asciiTheme="majorHAnsi" w:cstheme="majorBidi" w:eastAsiaTheme="majorEastAsia" w:hAnsiTheme="majorHAnsi"/>
       <w:spacing w:val="-10"/>
       <w:kern w:val="28"/>
-      <w:sz w:val="56"/>
-      <w:szCs w:val="56"/>
+      <w:sz w:val="40"/>
+      <w:szCs w:val="40"/>
     </w:rPr>
   </w:style>
   <w:style w:customStyle="1" w:styleId="TitleChar" w:type="character">
@@ -7581,8 +7581,8 @@
       <w:rFonts w:asciiTheme="majorHAnsi" w:cstheme="majorBidi" w:eastAsiaTheme="majorEastAsia" w:hAnsiTheme="majorHAnsi"/>
       <w:spacing w:val="-10"/>
       <w:kern w:val="28"/>
-      <w:sz w:val="56"/>
-      <w:szCs w:val="56"/>
+      <w:sz w:val="40"/>
+      <w:szCs w:val="40"/>
     </w:rPr>
   </w:style>
   <w:style w:styleId="Subtitle" w:type="paragraph">

--- a/docs/content/joins/joins_activity.docx
+++ b/docs/content/joins/joins_activity.docx
@@ -31,7 +31,7 @@
         <w:pStyle w:val="Date"/>
       </w:pPr>
       <w:r>
-        <w:t xml:space="preserve">2026-09-03</w:t>
+        <w:t xml:space="preserve">2026-09-04</w:t>
       </w:r>
     </w:p>
     <w:bookmarkStart w:id="18" w:name="X1c2b58abee6d690e999cc454d2d3a3b9f65fd05"/>
